--- a/documentation/04 Website/Website Server (BFF).docx
+++ b/documentation/04 Website/Website Server (BFF).docx
@@ -289,7 +289,7 @@
                 <w:sz w:val="20"/>
                 <w:szCs w:val="20"/>
               </w:rPr>
-              <w:t>20 October 2026</w:t>
+              <w:t>23 October 2026</w:t>
             </w:r>
           </w:p>
         </w:tc>
@@ -1249,6 +1249,74 @@
           </w:p>
         </w:tc>
       </w:tr>
+      <w:tr>
+        <w:tblPrEx>
+          <w:tblCellMar>
+            <w:top w:w="0" w:type="dxa"/>
+            <w:bottom w:w="0" w:type="dxa"/>
+          </w:tblCellMar>
+        </w:tblPrEx>
+        <w:tc>
+          <w:tcPr>
+            <w:tcW w:w="1300" w:type="dxa"/>
+            <w:tcMar>
+              <w:top w:w="50" w:type="dxa"/>
+              <w:left w:w="90" w:type="dxa"/>
+              <w:bottom w:w="50" w:type="dxa"/>
+              <w:right w:w="90" w:type="dxa"/>
+            </w:tcMar>
+          </w:tcPr>
+          <w:p>
+            <w:r>
+              <w:rPr>
+                <w:sz w:val="19"/>
+                <w:szCs w:val="19"/>
+              </w:rPr>
+              <w:t>1.1</w:t>
+            </w:r>
+          </w:p>
+        </w:tc>
+        <w:tc>
+          <w:tcPr>
+            <w:tcW w:w="1900" w:type="dxa"/>
+            <w:tcMar>
+              <w:top w:w="50" w:type="dxa"/>
+              <w:left w:w="90" w:type="dxa"/>
+              <w:bottom w:w="50" w:type="dxa"/>
+              <w:right w:w="90" w:type="dxa"/>
+            </w:tcMar>
+          </w:tcPr>
+          <w:p>
+            <w:r>
+              <w:rPr>
+                <w:sz w:val="19"/>
+                <w:szCs w:val="19"/>
+              </w:rPr>
+              <w:t>23 October 2026</w:t>
+            </w:r>
+          </w:p>
+        </w:tc>
+        <w:tc>
+          <w:tcPr>
+            <w:tcW w:w="6438" w:type="dxa"/>
+            <w:tcMar>
+              <w:top w:w="50" w:type="dxa"/>
+              <w:left w:w="90" w:type="dxa"/>
+              <w:bottom w:w="50" w:type="dxa"/>
+              <w:right w:w="90" w:type="dxa"/>
+            </w:tcMar>
+          </w:tcPr>
+          <w:p>
+            <w:r>
+              <w:rPr>
+                <w:sz w:val="19"/>
+                <w:szCs w:val="19"/>
+              </w:rPr>
+              <w:t>Route for Track my order without signing in (GET /orders/track).</w:t>
+            </w:r>
+          </w:p>
+        </w:tc>
+      </w:tr>
     </w:tbl>
     <w:p>
       <w:pPr>
@@ -1281,7 +1349,7 @@
     <w:sdt>
       <w:sdtPr>
         <w:alias w:val="Contents"/>
-        <w:id w:val="-1365131718"/>
+        <w:id w:val="1857611164"/>
       </w:sdtPr>
       <w:sdtEndPr/>
       <w:sdtContent>
@@ -1308,7 +1376,7 @@
           <w:r>
             <w:fldChar w:fldCharType="separate"/>
           </w:r>
-          <w:hyperlink w:anchor="_Toc243418120" w:history="1">
+          <w:hyperlink w:anchor="_Toc243679742" w:history="1">
             <w:r>
               <w:rPr>
                 <w:rStyle w:val="Hyperlink"/>
@@ -1332,7 +1400,7 @@
               <w:rPr>
                 <w:noProof/>
               </w:rPr>
-              <w:instrText xml:space="preserve"> PAGEREF _Toc243418120 \h </w:instrText>
+              <w:instrText xml:space="preserve"> PAGEREF _Toc243679742 \h </w:instrText>
             </w:r>
             <w:r>
               <w:rPr>
@@ -1373,7 +1441,7 @@
               <w:szCs w:val="22"/>
             </w:rPr>
           </w:pPr>
-          <w:hyperlink w:anchor="_Toc243418121" w:history="1">
+          <w:hyperlink w:anchor="_Toc243679743" w:history="1">
             <w:r>
               <w:rPr>
                 <w:rStyle w:val="Hyperlink"/>
@@ -1397,7 +1465,7 @@
               <w:rPr>
                 <w:noProof/>
               </w:rPr>
-              <w:instrText xml:space="preserve"> PAGEREF _Toc243418121 \h </w:instrText>
+              <w:instrText xml:space="preserve"> PAGEREF _Toc243679743 \h </w:instrText>
             </w:r>
             <w:r>
               <w:rPr>
@@ -1438,7 +1506,7 @@
               <w:szCs w:val="22"/>
             </w:rPr>
           </w:pPr>
-          <w:hyperlink w:anchor="_Toc243418122" w:history="1">
+          <w:hyperlink w:anchor="_Toc243679744" w:history="1">
             <w:r>
               <w:rPr>
                 <w:rStyle w:val="Hyperlink"/>
@@ -1462,7 +1530,7 @@
               <w:rPr>
                 <w:noProof/>
               </w:rPr>
-              <w:instrText xml:space="preserve"> PAGEREF _Toc243418122 \h </w:instrText>
+              <w:instrText xml:space="preserve"> PAGEREF _Toc243679744 \h </w:instrText>
             </w:r>
             <w:r>
               <w:rPr>
@@ -1503,7 +1571,7 @@
               <w:szCs w:val="22"/>
             </w:rPr>
           </w:pPr>
-          <w:hyperlink w:anchor="_Toc243418123" w:history="1">
+          <w:hyperlink w:anchor="_Toc243679745" w:history="1">
             <w:r>
               <w:rPr>
                 <w:rStyle w:val="Hyperlink"/>
@@ -1527,7 +1595,7 @@
               <w:rPr>
                 <w:noProof/>
               </w:rPr>
-              <w:instrText xml:space="preserve"> PAGEREF _Toc243418123 \h </w:instrText>
+              <w:instrText xml:space="preserve"> PAGEREF _Toc243679745 \h </w:instrText>
             </w:r>
             <w:r>
               <w:rPr>
@@ -1568,7 +1636,7 @@
               <w:szCs w:val="22"/>
             </w:rPr>
           </w:pPr>
-          <w:hyperlink w:anchor="_Toc243418124" w:history="1">
+          <w:hyperlink w:anchor="_Toc243679746" w:history="1">
             <w:r>
               <w:rPr>
                 <w:rStyle w:val="Hyperlink"/>
@@ -1592,7 +1660,7 @@
               <w:rPr>
                 <w:noProof/>
               </w:rPr>
-              <w:instrText xml:space="preserve"> PAGEREF _Toc243418124 \h </w:instrText>
+              <w:instrText xml:space="preserve"> PAGEREF _Toc243679746 \h </w:instrText>
             </w:r>
             <w:r>
               <w:rPr>
@@ -1633,7 +1701,7 @@
               <w:szCs w:val="22"/>
             </w:rPr>
           </w:pPr>
-          <w:hyperlink w:anchor="_Toc243418125" w:history="1">
+          <w:hyperlink w:anchor="_Toc243679747" w:history="1">
             <w:r>
               <w:rPr>
                 <w:rStyle w:val="Hyperlink"/>
@@ -1657,7 +1725,7 @@
               <w:rPr>
                 <w:noProof/>
               </w:rPr>
-              <w:instrText xml:space="preserve"> PAGEREF _Toc243418125 \h </w:instrText>
+              <w:instrText xml:space="preserve"> PAGEREF _Toc243679747 \h </w:instrText>
             </w:r>
             <w:r>
               <w:rPr>
@@ -1698,7 +1766,7 @@
               <w:szCs w:val="22"/>
             </w:rPr>
           </w:pPr>
-          <w:hyperlink w:anchor="_Toc243418126" w:history="1">
+          <w:hyperlink w:anchor="_Toc243679748" w:history="1">
             <w:r>
               <w:rPr>
                 <w:rStyle w:val="Hyperlink"/>
@@ -1722,7 +1790,7 @@
               <w:rPr>
                 <w:noProof/>
               </w:rPr>
-              <w:instrText xml:space="preserve"> PAGEREF _Toc243418126 \h </w:instrText>
+              <w:instrText xml:space="preserve"> PAGEREF _Toc243679748 \h </w:instrText>
             </w:r>
             <w:r>
               <w:rPr>
@@ -1763,7 +1831,7 @@
               <w:szCs w:val="22"/>
             </w:rPr>
           </w:pPr>
-          <w:hyperlink w:anchor="_Toc243418127" w:history="1">
+          <w:hyperlink w:anchor="_Toc243679749" w:history="1">
             <w:r>
               <w:rPr>
                 <w:rStyle w:val="Hyperlink"/>
@@ -1787,7 +1855,7 @@
               <w:rPr>
                 <w:noProof/>
               </w:rPr>
-              <w:instrText xml:space="preserve"> PAGEREF _Toc243418127 \h </w:instrText>
+              <w:instrText xml:space="preserve"> PAGEREF _Toc243679749 \h </w:instrText>
             </w:r>
             <w:r>
               <w:rPr>
@@ -1828,7 +1896,7 @@
               <w:szCs w:val="22"/>
             </w:rPr>
           </w:pPr>
-          <w:hyperlink w:anchor="_Toc243418128" w:history="1">
+          <w:hyperlink w:anchor="_Toc243679750" w:history="1">
             <w:r>
               <w:rPr>
                 <w:rStyle w:val="Hyperlink"/>
@@ -1852,7 +1920,7 @@
               <w:rPr>
                 <w:noProof/>
               </w:rPr>
-              <w:instrText xml:space="preserve"> PAGEREF _Toc243418128 \h </w:instrText>
+              <w:instrText xml:space="preserve"> PAGEREF _Toc243679750 \h </w:instrText>
             </w:r>
             <w:r>
               <w:rPr>
@@ -1893,7 +1961,7 @@
               <w:szCs w:val="22"/>
             </w:rPr>
           </w:pPr>
-          <w:hyperlink w:anchor="_Toc243418129" w:history="1">
+          <w:hyperlink w:anchor="_Toc243679751" w:history="1">
             <w:r>
               <w:rPr>
                 <w:rStyle w:val="Hyperlink"/>
@@ -1917,7 +1985,7 @@
               <w:rPr>
                 <w:noProof/>
               </w:rPr>
-              <w:instrText xml:space="preserve"> PAGEREF _Toc243418129 \h </w:instrText>
+              <w:instrText xml:space="preserve"> PAGEREF _Toc243679751 \h </w:instrText>
             </w:r>
             <w:r>
               <w:rPr>
@@ -1958,7 +2026,7 @@
               <w:szCs w:val="22"/>
             </w:rPr>
           </w:pPr>
-          <w:hyperlink w:anchor="_Toc243418130" w:history="1">
+          <w:hyperlink w:anchor="_Toc243679752" w:history="1">
             <w:r>
               <w:rPr>
                 <w:rStyle w:val="Hyperlink"/>
@@ -1982,7 +2050,7 @@
               <w:rPr>
                 <w:noProof/>
               </w:rPr>
-              <w:instrText xml:space="preserve"> PAGEREF _Toc243418130 \h </w:instrText>
+              <w:instrText xml:space="preserve"> PAGEREF _Toc243679752 \h </w:instrText>
             </w:r>
             <w:r>
               <w:rPr>
@@ -2025,7 +2093,7 @@
       <w:pPr>
         <w:pStyle w:val="Heading1"/>
       </w:pPr>
-      <w:bookmarkStart w:id="1" w:name="_Toc243418120"/>
+      <w:bookmarkStart w:id="1" w:name="_Toc243679742"/>
       <w:r>
         <w:lastRenderedPageBreak/>
         <w:t>1  Introduction</w:t>
@@ -2037,7 +2105,10 @@
         <w:spacing w:after="120" w:line="276" w:lineRule="auto"/>
       </w:pPr>
       <w:r>
-        <w:t xml:space="preserve">The website server is a small Python service that stands between the customer website and the Java backend - a "backend for frontend" (BFF). The browser never calls the backend directly; it calls this server under the </w:t>
+        <w:t>The website server is a small Python service that stands between th</w:t>
+      </w:r>
+      <w:r>
+        <w:t xml:space="preserve">e customer website and the Java backend - a "backend for frontend" (BFF). The browser never calls the backend directly; it calls this server under the </w:t>
       </w:r>
       <w:r>
         <w:rPr>
@@ -2049,10 +2120,10 @@
         <w:t>/svc</w:t>
       </w:r>
       <w:r>
-        <w:t xml:space="preserve"> prefix, and this server calls the</w:t>
-      </w:r>
-      <w:r>
-        <w:t xml:space="preserve"> backend on the same computer. It also serves product and campaign photos and videos from the shared media folder.</w:t>
+        <w:t xml:space="preserve"> prefix, and this server calls the backend on the same computer. It also serves product and campaign </w:t>
+      </w:r>
+      <w:r>
+        <w:t>photos and videos from the shared media folder.</w:t>
       </w:r>
     </w:p>
     <w:p>
@@ -2131,7 +2202,7 @@
       <w:pPr>
         <w:pStyle w:val="Heading1"/>
       </w:pPr>
-      <w:bookmarkStart w:id="2" w:name="_Toc243418121"/>
+      <w:bookmarkStart w:id="2" w:name="_Toc243679743"/>
       <w:r>
         <w:lastRenderedPageBreak/>
         <w:t>2  Facts at a glance</w:t>
@@ -2662,7 +2733,7 @@
       <w:pPr>
         <w:pStyle w:val="Heading1"/>
       </w:pPr>
-      <w:bookmarkStart w:id="3" w:name="_Toc243418122"/>
+      <w:bookmarkStart w:id="3" w:name="_Toc243679744"/>
       <w:r>
         <w:lastRenderedPageBreak/>
         <w:t>3  What it adds on top of the backend</w:t>
@@ -2844,10 +2915,7 @@
         <w:t>Sign-in boundary</w:t>
       </w:r>
       <w:r>
-        <w:t xml:space="preserve"> - checkout, order and review routes refuse requests without a token; the backend derives the customer from the token, never from the request bod</w:t>
-      </w:r>
-      <w:r>
-        <w:t>y.</w:t>
+        <w:t xml:space="preserve"> - checkout, order and review routes refuse requests without a token; the backend derives the customer from the token, never from the request body.</w:t>
       </w:r>
     </w:p>
     <w:p>
@@ -2879,7 +2947,10 @@
         <w:t>routers/help.py</w:t>
       </w:r>
       <w:r>
-        <w:t xml:space="preserve"> answers simple product and delivery questions from the catalogue and the customer's latest order when the AI assistant cannot be reached.</w:t>
+        <w:t xml:space="preserve"> answers simple product and delivery questions from the catalogue and the c</w:t>
+      </w:r>
+      <w:r>
+        <w:t>ustomer's latest order when the AI assistant cannot be reached.</w:t>
       </w:r>
     </w:p>
     <w:p>
@@ -2911,10 +2982,13 @@
         <w:t>routers/marketing.py</w:t>
       </w:r>
       <w:r>
-        <w:t xml:space="preserve"> passes on only campaigns that are running: status Active, today (Kenya time) within their start and end dates, and at least one linked product that is not in the bin. Each one carries its id, name, media, media type, end date and its products by name; sta</w:t>
-      </w:r>
-      <w:r>
-        <w:t>ff-only fields (status, channel, start date) and every other campaign stay on the server. The website builds the Featured page, the Products banner and tags, and the product-page card from this one list.</w:t>
+        <w:t xml:space="preserve"> passes on only campaigns that are running: status Active, today (Kenya time) within their start and end dates, and at least one linked product that is</w:t>
+      </w:r>
+      <w:r>
+        <w:t xml:space="preserve"> not in the bin. Each one carries its id, name, media, media type, end date and its products by name; staff-only fields (status, channel, start date) and every other campaign stay on the server. The website builds the Featured page, the Products banner and</w:t>
+      </w:r>
+      <w:r>
+        <w:t xml:space="preserve"> tags, and the product-page card from this one list.</w:t>
       </w:r>
     </w:p>
     <w:p>
@@ -2988,7 +3062,7 @@
       <w:pPr>
         <w:pStyle w:val="Heading1"/>
       </w:pPr>
-      <w:bookmarkStart w:id="4" w:name="_Toc243418123"/>
+      <w:bookmarkStart w:id="4" w:name="_Toc243679745"/>
       <w:r>
         <w:lastRenderedPageBreak/>
         <w:t>4  Routes</w:t>
@@ -3021,16 +3095,7 @@
           <w:sz w:val="19"/>
           <w:szCs w:val="19"/>
         </w:rPr>
-        <w:t>/svc/produ</w:t>
-      </w:r>
-      <w:r>
-        <w:rPr>
-          <w:rFonts w:ascii="Consolas" w:eastAsia="Consolas" w:hAnsi="Consolas" w:cs="Consolas"/>
-          <w:color w:val="3B3F3D"/>
-          <w:sz w:val="19"/>
-          <w:szCs w:val="19"/>
-        </w:rPr>
-        <w:t>cts</w:t>
+        <w:t>/svc/products</w:t>
       </w:r>
       <w:r>
         <w:t>).</w:t>
@@ -3054,7 +3119,10 @@
         <w:t xml:space="preserve">Note: </w:t>
       </w:r>
       <w:r>
-        <w:t>Since 9 October 2026 the automatic API description pages (/docs, /redoc, /openapi.json) are off: this server faces the internet and those pages listed every route. The product routes leave retired products out.</w:t>
+        <w:t>Since 9 October 2026 the automatic API description pages (/docs, /redoc, /openapi.json) are off: this server faces the internet and those</w:t>
+      </w:r>
+      <w:r>
+        <w:t xml:space="preserve"> pages listed every route. The product routes leave retired products out.</w:t>
       </w:r>
     </w:p>
     <w:tbl>
@@ -4723,7 +4791,7 @@
                 <w:sz w:val="19"/>
                 <w:szCs w:val="19"/>
               </w:rPr>
-              <w:t>/orders/{id}</w:t>
+              <w:t>/orders/track</w:t>
             </w:r>
           </w:p>
         </w:tc>
@@ -4746,7 +4814,7 @@
                 <w:sz w:val="19"/>
                 <w:szCs w:val="19"/>
               </w:rPr>
-              <w:t>One order; also settles a pending payment</w:t>
+              <w:t>Track my order without signing in: the ticket and the last 3 digits of the phone (the backend checks both and limits wrong tries)</w:t>
             </w:r>
           </w:p>
         </w:tc>
@@ -4769,7 +4837,7 @@
                 <w:sz w:val="19"/>
                 <w:szCs w:val="19"/>
               </w:rPr>
-              <w:t>GET /api/orders/{id}</w:t>
+              <w:t>GET /api/orders/track</w:t>
             </w:r>
           </w:p>
         </w:tc>
@@ -4828,7 +4896,7 @@
                 <w:sz w:val="19"/>
                 <w:szCs w:val="19"/>
               </w:rPr>
-              <w:t>/reviews/summary</w:t>
+              <w:t>/orders/{id}</w:t>
             </w:r>
           </w:p>
         </w:tc>
@@ -4852,7 +4920,7 @@
                 <w:sz w:val="19"/>
                 <w:szCs w:val="19"/>
               </w:rPr>
-              <w:t>Average rating and count per product</w:t>
+              <w:t>One order; also settles a pending payment</w:t>
             </w:r>
           </w:p>
         </w:tc>
@@ -4876,7 +4944,7 @@
                 <w:sz w:val="19"/>
                 <w:szCs w:val="19"/>
               </w:rPr>
-              <w:t>GET /api/reviews/summary</w:t>
+              <w:t>GET /api/orders/{id}</w:t>
             </w:r>
           </w:p>
         </w:tc>
@@ -4933,7 +5001,7 @@
                 <w:sz w:val="19"/>
                 <w:szCs w:val="19"/>
               </w:rPr>
-              <w:t>/reviews/product/{id}</w:t>
+              <w:t>/reviews/summary</w:t>
             </w:r>
           </w:p>
         </w:tc>
@@ -4956,7 +5024,7 @@
                 <w:sz w:val="19"/>
                 <w:szCs w:val="19"/>
               </w:rPr>
-              <w:t>Public reviews of a product</w:t>
+              <w:t>Average rating and count per product</w:t>
             </w:r>
           </w:p>
         </w:tc>
@@ -4979,7 +5047,7 @@
                 <w:sz w:val="19"/>
                 <w:szCs w:val="19"/>
               </w:rPr>
-              <w:t>GET /api/reviews/product/{id}</w:t>
+              <w:t>GET /api/reviews/summary</w:t>
             </w:r>
           </w:p>
         </w:tc>
@@ -5038,7 +5106,7 @@
                 <w:sz w:val="19"/>
                 <w:szCs w:val="19"/>
               </w:rPr>
-              <w:t>/reviews/mine</w:t>
+              <w:t>/reviews/product/{id}</w:t>
             </w:r>
           </w:p>
         </w:tc>
@@ -5062,7 +5130,7 @@
                 <w:sz w:val="19"/>
                 <w:szCs w:val="19"/>
               </w:rPr>
-              <w:t>Delivered products to rate and own ratings</w:t>
+              <w:t>Public reviews of a product</w:t>
             </w:r>
           </w:p>
         </w:tc>
@@ -5086,7 +5154,7 @@
                 <w:sz w:val="19"/>
                 <w:szCs w:val="19"/>
               </w:rPr>
-              <w:t>GET /api/reviews/mine</w:t>
+              <w:t>GET /api/reviews/product/{id}</w:t>
             </w:r>
           </w:p>
         </w:tc>
@@ -5120,7 +5188,7 @@
                 <w:sz w:val="19"/>
                 <w:szCs w:val="19"/>
               </w:rPr>
-              <w:t>PUT</w:t>
+              <w:t>GET</w:t>
             </w:r>
           </w:p>
         </w:tc>
@@ -5143,7 +5211,7 @@
                 <w:sz w:val="19"/>
                 <w:szCs w:val="19"/>
               </w:rPr>
-              <w:t>/reviews/product/{id}</w:t>
+              <w:t>/reviews/mine</w:t>
             </w:r>
           </w:p>
         </w:tc>
@@ -5166,7 +5234,7 @@
                 <w:sz w:val="19"/>
                 <w:szCs w:val="19"/>
               </w:rPr>
-              <w:t>Save own rating</w:t>
+              <w:t>Delivered products to rate and own ratings</w:t>
             </w:r>
           </w:p>
         </w:tc>
@@ -5189,7 +5257,7 @@
                 <w:sz w:val="19"/>
                 <w:szCs w:val="19"/>
               </w:rPr>
-              <w:t>PUT /api/reviews/product/{id}</w:t>
+              <w:t>GET /api/reviews/mine</w:t>
             </w:r>
           </w:p>
         </w:tc>
@@ -5224,7 +5292,7 @@
                 <w:sz w:val="19"/>
                 <w:szCs w:val="19"/>
               </w:rPr>
-              <w:t>DELETE</w:t>
+              <w:t>PUT</w:t>
             </w:r>
           </w:p>
         </w:tc>
@@ -5272,7 +5340,7 @@
                 <w:sz w:val="19"/>
                 <w:szCs w:val="19"/>
               </w:rPr>
-              <w:t>Remove own rating</w:t>
+              <w:t>Save own rating</w:t>
             </w:r>
           </w:p>
         </w:tc>
@@ -5296,7 +5364,7 @@
                 <w:sz w:val="19"/>
                 <w:szCs w:val="19"/>
               </w:rPr>
-              <w:t>DELETE /api/reviews/product/{id}</w:t>
+              <w:t>PUT /api/reviews/product/{id}</w:t>
             </w:r>
           </w:p>
         </w:tc>
@@ -5330,7 +5398,7 @@
                 <w:sz w:val="19"/>
                 <w:szCs w:val="19"/>
               </w:rPr>
-              <w:t>POST</w:t>
+              <w:t>DELETE</w:t>
             </w:r>
           </w:p>
         </w:tc>
@@ -5353,7 +5421,7 @@
                 <w:sz w:val="19"/>
                 <w:szCs w:val="19"/>
               </w:rPr>
-              <w:t>/ai/chat</w:t>
+              <w:t>/reviews/product/{id}</w:t>
             </w:r>
           </w:p>
         </w:tc>
@@ -5376,7 +5444,7 @@
                 <w:sz w:val="19"/>
                 <w:szCs w:val="19"/>
               </w:rPr>
-              <w:t>Ask the AI assistant (guest or signed in, with page context)</w:t>
+              <w:t>Remove own rating</w:t>
             </w:r>
           </w:p>
         </w:tc>
@@ -5399,7 +5467,7 @@
                 <w:sz w:val="19"/>
                 <w:szCs w:val="19"/>
               </w:rPr>
-              <w:t>POST /api/ai/chat</w:t>
+              <w:t>DELETE /api/reviews/product/{id}</w:t>
             </w:r>
           </w:p>
         </w:tc>
@@ -5434,7 +5502,7 @@
                 <w:sz w:val="19"/>
                 <w:szCs w:val="19"/>
               </w:rPr>
-              <w:t>GET</w:t>
+              <w:t>POST</w:t>
             </w:r>
           </w:p>
         </w:tc>
@@ -5458,7 +5526,7 @@
                 <w:sz w:val="19"/>
                 <w:szCs w:val="19"/>
               </w:rPr>
-              <w:t>/ai/chat/status</w:t>
+              <w:t>/ai/chat</w:t>
             </w:r>
           </w:p>
         </w:tc>
@@ -5482,7 +5550,7 @@
                 <w:sz w:val="19"/>
                 <w:szCs w:val="19"/>
               </w:rPr>
-              <w:t>Is the assistant available right now</w:t>
+              <w:t>Ask the AI assistant (guest or signed in, with page context)</w:t>
             </w:r>
           </w:p>
         </w:tc>
@@ -5506,7 +5574,7 @@
                 <w:sz w:val="19"/>
                 <w:szCs w:val="19"/>
               </w:rPr>
-              <w:t>GET /api/ai/chat/status</w:t>
+              <w:t>POST /api/ai/chat</w:t>
             </w:r>
           </w:p>
         </w:tc>
@@ -5563,7 +5631,7 @@
                 <w:sz w:val="19"/>
                 <w:szCs w:val="19"/>
               </w:rPr>
-              <w:t>/ai/chat/history</w:t>
+              <w:t>/ai/chat/status</w:t>
             </w:r>
           </w:p>
         </w:tc>
@@ -5586,7 +5654,7 @@
                 <w:sz w:val="19"/>
                 <w:szCs w:val="19"/>
               </w:rPr>
-              <w:t>Signed-in user's saved chat</w:t>
+              <w:t>Is the assistant available right now</w:t>
             </w:r>
           </w:p>
         </w:tc>
@@ -5609,7 +5677,7 @@
                 <w:sz w:val="19"/>
                 <w:szCs w:val="19"/>
               </w:rPr>
-              <w:t>GET /api/ai/chat/history</w:t>
+              <w:t>GET /api/ai/chat/status</w:t>
             </w:r>
           </w:p>
         </w:tc>
@@ -5644,7 +5712,8 @@
                 <w:sz w:val="19"/>
                 <w:szCs w:val="19"/>
               </w:rPr>
-              <w:t>POST</w:t>
+              <w:lastRenderedPageBreak/>
+              <w:t>GET</w:t>
             </w:r>
           </w:p>
         </w:tc>
@@ -5668,7 +5737,7 @@
                 <w:sz w:val="19"/>
                 <w:szCs w:val="19"/>
               </w:rPr>
-              <w:t>/help/chat</w:t>
+              <w:t>/ai/chat/history</w:t>
             </w:r>
           </w:p>
         </w:tc>
@@ -5692,7 +5761,7 @@
                 <w:sz w:val="19"/>
                 <w:szCs w:val="19"/>
               </w:rPr>
-              <w:t>Keyword fallback helper used only when the assistant cannot be reached</w:t>
+              <w:t>Signed-in user's saved chat</w:t>
             </w:r>
           </w:p>
         </w:tc>
@@ -5716,7 +5785,7 @@
                 <w:sz w:val="19"/>
                 <w:szCs w:val="19"/>
               </w:rPr>
-              <w:t>GET /api/orders/mine, GET /api/products</w:t>
+              <w:t>GET /api/ai/chat/history</w:t>
             </w:r>
           </w:p>
         </w:tc>
@@ -5750,8 +5819,7 @@
                 <w:sz w:val="19"/>
                 <w:szCs w:val="19"/>
               </w:rPr>
-              <w:lastRenderedPageBreak/>
-              <w:t>GET</w:t>
+              <w:t>POST</w:t>
             </w:r>
           </w:p>
         </w:tc>
@@ -5774,7 +5842,7 @@
                 <w:sz w:val="19"/>
                 <w:szCs w:val="19"/>
               </w:rPr>
-              <w:t>/help/contact</w:t>
+              <w:t>/help/chat</w:t>
             </w:r>
           </w:p>
         </w:tc>
@@ -5797,7 +5865,7 @@
                 <w:sz w:val="19"/>
                 <w:szCs w:val="19"/>
               </w:rPr>
-              <w:t>Support name, email, phone and WhatsApp, TikTok and Instagram links (empty when not set), whether the email window can send</w:t>
+              <w:t>Keyword fallback helper used only when the assistant cannot be reached</w:t>
             </w:r>
           </w:p>
         </w:tc>
@@ -5820,7 +5888,7 @@
                 <w:sz w:val="19"/>
                 <w:szCs w:val="19"/>
               </w:rPr>
-              <w:t>- (from settings)</w:t>
+              <w:t>GET /api/orders/mine, GET /api/products</w:t>
             </w:r>
           </w:p>
         </w:tc>
@@ -5879,7 +5947,7 @@
                 <w:sz w:val="19"/>
                 <w:szCs w:val="19"/>
               </w:rPr>
-              <w:t>/help/faqs</w:t>
+              <w:t>/help/contact</w:t>
             </w:r>
           </w:p>
         </w:tc>
@@ -5903,7 +5971,7 @@
                 <w:sz w:val="19"/>
                 <w:szCs w:val="19"/>
               </w:rPr>
-              <w:t>The Help page's published questions, in display order</w:t>
+              <w:t>Support name, email, phone and WhatsApp, TikTok and Instagram links (empty when not set), whether the email window can send</w:t>
             </w:r>
           </w:p>
         </w:tc>
@@ -5927,7 +5995,7 @@
                 <w:sz w:val="19"/>
                 <w:szCs w:val="19"/>
               </w:rPr>
-              <w:t>GET /api/faqs</w:t>
+              <w:t>- (from settings)</w:t>
             </w:r>
           </w:p>
         </w:tc>
@@ -5961,7 +6029,7 @@
                 <w:sz w:val="19"/>
                 <w:szCs w:val="19"/>
               </w:rPr>
-              <w:t>POST</w:t>
+              <w:t>GET</w:t>
             </w:r>
           </w:p>
         </w:tc>
@@ -5984,7 +6052,7 @@
                 <w:sz w:val="19"/>
                 <w:szCs w:val="19"/>
               </w:rPr>
-              <w:t>/help/email</w:t>
+              <w:t>/help/faqs</w:t>
             </w:r>
           </w:p>
         </w:tc>
@@ -6007,7 +6075,7 @@
                 <w:sz w:val="19"/>
                 <w:szCs w:val="19"/>
               </w:rPr>
-              <w:t>Send us an email: checks the form and sends it to the support inbox through Gmail (signed-in customers' name and email from their account)</w:t>
+              <w:t>The Help page's published questions, in display order</w:t>
             </w:r>
           </w:p>
         </w:tc>
@@ -6030,7 +6098,7 @@
                 <w:sz w:val="19"/>
                 <w:szCs w:val="19"/>
               </w:rPr>
-              <w:t>GET /api/auth/me (signed in only)</w:t>
+              <w:t>GET /api/faqs</w:t>
             </w:r>
           </w:p>
         </w:tc>
@@ -6065,7 +6133,7 @@
                 <w:sz w:val="19"/>
                 <w:szCs w:val="19"/>
               </w:rPr>
-              <w:t>GET</w:t>
+              <w:t>POST</w:t>
             </w:r>
           </w:p>
         </w:tc>
@@ -6089,7 +6157,7 @@
                 <w:sz w:val="19"/>
                 <w:szCs w:val="19"/>
               </w:rPr>
-              <w:t>/heavy-orders/contact</w:t>
+              <w:t>/help/email</w:t>
             </w:r>
           </w:p>
         </w:tc>
@@ -6113,7 +6181,7 @@
                 <w:sz w:val="19"/>
                 <w:szCs w:val="19"/>
               </w:rPr>
-              <w:t>Contact for bulk orders (name, email, phone, WhatsApp and its wa.me link; emailForm says whether the Send us an email window can send)</w:t>
+              <w:t>Send us an email: checks the form and sends it to the support inbox through Gmail (signed-in customers' name and email from their account)</w:t>
             </w:r>
           </w:p>
         </w:tc>
@@ -6137,7 +6205,7 @@
                 <w:sz w:val="19"/>
                 <w:szCs w:val="19"/>
               </w:rPr>
-              <w:t>- (from settings)</w:t>
+              <w:t>GET /api/auth/me (signed in only)</w:t>
             </w:r>
           </w:p>
         </w:tc>
@@ -6194,6 +6262,111 @@
                 <w:sz w:val="19"/>
                 <w:szCs w:val="19"/>
               </w:rPr>
+              <w:t>/heavy-orders/contact</w:t>
+            </w:r>
+          </w:p>
+        </w:tc>
+        <w:tc>
+          <w:tcPr>
+            <w:tcW w:w="3367" w:type="dxa"/>
+            <w:tcMar>
+              <w:top w:w="50" w:type="dxa"/>
+              <w:left w:w="90" w:type="dxa"/>
+              <w:bottom w:w="50" w:type="dxa"/>
+              <w:right w:w="90" w:type="dxa"/>
+            </w:tcMar>
+          </w:tcPr>
+          <w:p>
+            <w:pPr>
+              <w:spacing w:after="20" w:line="252" w:lineRule="auto"/>
+            </w:pPr>
+            <w:r>
+              <w:rPr>
+                <w:sz w:val="19"/>
+                <w:szCs w:val="19"/>
+              </w:rPr>
+              <w:t>Contact for bulk orders (name, email, phone, WhatsApp and its wa.me link; emailForm says whether the Send us an email window can send)</w:t>
+            </w:r>
+          </w:p>
+        </w:tc>
+        <w:tc>
+          <w:tcPr>
+            <w:tcW w:w="3021" w:type="dxa"/>
+            <w:tcMar>
+              <w:top w:w="50" w:type="dxa"/>
+              <w:left w:w="90" w:type="dxa"/>
+              <w:bottom w:w="50" w:type="dxa"/>
+              <w:right w:w="90" w:type="dxa"/>
+            </w:tcMar>
+          </w:tcPr>
+          <w:p>
+            <w:pPr>
+              <w:spacing w:after="20" w:line="252" w:lineRule="auto"/>
+            </w:pPr>
+            <w:r>
+              <w:rPr>
+                <w:sz w:val="19"/>
+                <w:szCs w:val="19"/>
+              </w:rPr>
+              <w:t>- (from settings)</w:t>
+            </w:r>
+          </w:p>
+        </w:tc>
+      </w:tr>
+      <w:tr>
+        <w:tblPrEx>
+          <w:tblCellMar>
+            <w:top w:w="0" w:type="dxa"/>
+            <w:bottom w:w="0" w:type="dxa"/>
+          </w:tblCellMar>
+        </w:tblPrEx>
+        <w:trPr>
+          <w:cantSplit/>
+        </w:trPr>
+        <w:tc>
+          <w:tcPr>
+            <w:tcW w:w="928" w:type="dxa"/>
+            <w:shd w:val="clear" w:color="auto" w:fill="F4F5F3"/>
+            <w:tcMar>
+              <w:top w:w="50" w:type="dxa"/>
+              <w:left w:w="90" w:type="dxa"/>
+              <w:bottom w:w="50" w:type="dxa"/>
+              <w:right w:w="90" w:type="dxa"/>
+            </w:tcMar>
+          </w:tcPr>
+          <w:p>
+            <w:pPr>
+              <w:spacing w:after="20" w:line="252" w:lineRule="auto"/>
+            </w:pPr>
+            <w:r>
+              <w:rPr>
+                <w:sz w:val="19"/>
+                <w:szCs w:val="19"/>
+              </w:rPr>
+              <w:t>GET</w:t>
+            </w:r>
+          </w:p>
+        </w:tc>
+        <w:tc>
+          <w:tcPr>
+            <w:tcW w:w="2322" w:type="dxa"/>
+            <w:shd w:val="clear" w:color="auto" w:fill="F4F5F3"/>
+            <w:tcMar>
+              <w:top w:w="50" w:type="dxa"/>
+              <w:left w:w="90" w:type="dxa"/>
+              <w:bottom w:w="50" w:type="dxa"/>
+              <w:right w:w="90" w:type="dxa"/>
+            </w:tcMar>
+          </w:tcPr>
+          <w:p>
+            <w:pPr>
+              <w:spacing w:after="20" w:line="252" w:lineRule="auto"/>
+            </w:pPr>
+            <w:r>
+              <w:rPr>
+                <w:sz w:val="19"/>
+                <w:szCs w:val="19"/>
+              </w:rPr>
               <w:t>/heavy-orders/showcase</w:t>
             </w:r>
           </w:p>
@@ -6201,6 +6374,7 @@
         <w:tc>
           <w:tcPr>
             <w:tcW w:w="3367" w:type="dxa"/>
+            <w:shd w:val="clear" w:color="auto" w:fill="F4F5F3"/>
             <w:tcMar>
               <w:top w:w="50" w:type="dxa"/>
               <w:left w:w="90" w:type="dxa"/>
@@ -6224,6 +6398,7 @@
         <w:tc>
           <w:tcPr>
             <w:tcW w:w="3021" w:type="dxa"/>
+            <w:shd w:val="clear" w:color="auto" w:fill="F4F5F3"/>
             <w:tcMar>
               <w:top w:w="50" w:type="dxa"/>
               <w:left w:w="90" w:type="dxa"/>
@@ -6270,7 +6445,7 @@
       <w:pPr>
         <w:pStyle w:val="Heading1"/>
       </w:pPr>
-      <w:bookmarkStart w:id="5" w:name="_Toc243418124"/>
+      <w:bookmarkStart w:id="5" w:name="_Toc243679746"/>
       <w:r>
         <w:lastRenderedPageBreak/>
         <w:t>5  Source files</w:t>
@@ -6740,7 +6915,7 @@
       <w:pPr>
         <w:pStyle w:val="Heading1"/>
       </w:pPr>
-      <w:bookmarkStart w:id="6" w:name="_Toc243418125"/>
+      <w:bookmarkStart w:id="6" w:name="_Toc243679747"/>
       <w:r>
         <w:lastRenderedPageBreak/>
         <w:t>6  Send us an email</w:t>
@@ -7006,7 +7181,7 @@
       <w:pPr>
         <w:pStyle w:val="Heading1"/>
       </w:pPr>
-      <w:bookmarkStart w:id="7" w:name="_Toc243418126"/>
+      <w:bookmarkStart w:id="7" w:name="_Toc243679748"/>
       <w:r>
         <w:lastRenderedPageBreak/>
         <w:t>7  Phone codes</w:t>
@@ -7177,7 +7352,7 @@
       <w:pPr>
         <w:pStyle w:val="Heading1"/>
       </w:pPr>
-      <w:bookmarkStart w:id="8" w:name="_Toc243418127"/>
+      <w:bookmarkStart w:id="8" w:name="_Toc243679749"/>
       <w:r>
         <w:lastRenderedPageBreak/>
         <w:t>8  Errors</w:t>
@@ -7240,7 +7415,7 @@
       <w:pPr>
         <w:pStyle w:val="Heading1"/>
       </w:pPr>
-      <w:bookmarkStart w:id="9" w:name="_Toc243418128"/>
+      <w:bookmarkStart w:id="9" w:name="_Toc243679750"/>
       <w:r>
         <w:lastRenderedPageBreak/>
         <w:t>9  Configuration</w:t>
@@ -8455,7 +8630,7 @@
       <w:pPr>
         <w:pStyle w:val="Heading1"/>
       </w:pPr>
-      <w:bookmarkStart w:id="10" w:name="_Toc243418129"/>
+      <w:bookmarkStart w:id="10" w:name="_Toc243679751"/>
       <w:r>
         <w:lastRenderedPageBreak/>
         <w:t>10  Running and checking</w:t>
@@ -8607,7 +8782,7 @@
       <w:pPr>
         <w:pStyle w:val="Heading1"/>
       </w:pPr>
-      <w:bookmarkStart w:id="11" w:name="_Toc243418130"/>
+      <w:bookmarkStart w:id="11" w:name="_Toc243679752"/>
       <w:r>
         <w:lastRenderedPageBreak/>
         <w:t>11  Known limitations</w:t>
@@ -8624,7 +8799,10 @@
         <w:spacing w:after="60" w:line="264" w:lineRule="auto"/>
       </w:pPr>
       <w:r>
-        <w:t>No caching: if the backend is down, every request returns 503. A cache (Redis is already configured) is listed as future work in backend_client.py.</w:t>
+        <w:t>No caching: if the backend is down</w:t>
+      </w:r>
+      <w:r>
+        <w:t>, every request returns 503. A cache (Redis is already configured) is listed as future work in backend_client.py.</w:t>
       </w:r>
     </w:p>
     <w:p>
@@ -8870,10 +9048,72 @@
 <file path=word/numbering.xml><?xml version="1.0" encoding="utf-8"?>
 <w:numbering xmlns:wpc="http://schemas.microsoft.com/office/word/2010/wordprocessingCanvas" xmlns:cx="http://schemas.microsoft.com/office/drawing/2014/chartex" xmlns:cx1="http://schemas.microsoft.com/office/drawing/2015/9/8/chartex" xmlns:mc="http://schemas.openxmlformats.org/markup-compatibility/2006" xmlns:o="urn:schemas-microsoft-com:office:office" xmlns:r="http://schemas.openxmlformats.org/officeDocument/2006/relationships" xmlns:m="http://schemas.openxmlformats.org/officeDocument/2006/math" xmlns:v="urn:schemas-microsoft-com:vml" xmlns:wp14="http://schemas.microsoft.com/office/word/2010/wordprocessingDrawing" xmlns:wp="http://schemas.openxmlformats.org/drawingml/2006/wordprocessingDrawing" xmlns:w10="urn:schemas-microsoft-com:office:word" xmlns:w="http://schemas.openxmlformats.org/wordprocessingml/2006/main" xmlns:w14="http://schemas.microsoft.com/office/word/2010/wordml" xmlns:w15="http://schemas.microsoft.com/office/word/2012/wordml" xmlns:w16se="http://schemas.microsoft.com/office/word/2015/wordml/symex" xmlns:wpg="http://schemas.microsoft.com/office/word/2010/wordprocessingGroup" xmlns:wpi="http://schemas.microsoft.com/office/word/2010/wordprocessingInk" xmlns:wne="http://schemas.microsoft.com/office/word/2006/wordml" xmlns:wps="http://schemas.microsoft.com/office/word/2010/wordprocessingShape" mc:Ignorable="w14 w15 w16se wp14">
   <w:abstractNum w:abstractNumId="0" w15:restartNumberingAfterBreak="0">
-    <w:nsid w:val="188568DF"/>
+    <w:nsid w:val="27E5340F"/>
     <w:multiLevelType w:val="hybridMultilevel"/>
-    <w:tmpl w:val="248EBC1E"/>
-    <w:lvl w:ilvl="0" w:tplc="5F223A24" w:tentative="1">
+    <w:tmpl w:val="B56C8A26"/>
+    <w:lvl w:ilvl="0" w:tplc="55089550" w:tentative="1">
+      <w:start w:val="1"/>
+      <w:numFmt w:val="decimal"/>
+      <w:lvlText w:val="%1."/>
+      <w:lvlJc w:val="left"/>
+      <w:pPr>
+        <w:ind w:left="540" w:hanging="300"/>
+      </w:pPr>
+    </w:lvl>
+    <w:lvl w:ilvl="1" w:tplc="B3E49ED2" w:tentative="1">
+      <w:start w:val="1"/>
+      <w:numFmt w:val="lowerLetter"/>
+      <w:lvlText w:val="%2."/>
+      <w:lvlJc w:val="left"/>
+      <w:pPr>
+        <w:ind w:left="940" w:hanging="300"/>
+      </w:pPr>
+    </w:lvl>
+    <w:lvl w:ilvl="2" w:tplc="61AC7F1C" w:tentative="1">
+      <w:start w:val="1"/>
+      <w:numFmt w:val="lowerRoman"/>
+      <w:lvlText w:val="%3."/>
+      <w:lvlJc w:val="left"/>
+      <w:pPr>
+        <w:ind w:left="1340" w:hanging="300"/>
+      </w:pPr>
+    </w:lvl>
+    <w:lvl w:ilvl="3" w:tplc="B1E04D06">
+      <w:numFmt w:val="decimal"/>
+      <w:lvlText w:val=""/>
+      <w:lvlJc w:val="left"/>
+    </w:lvl>
+    <w:lvl w:ilvl="4" w:tplc="5E0089F6">
+      <w:numFmt w:val="decimal"/>
+      <w:lvlText w:val=""/>
+      <w:lvlJc w:val="left"/>
+    </w:lvl>
+    <w:lvl w:ilvl="5" w:tplc="4CD4BF9A">
+      <w:numFmt w:val="decimal"/>
+      <w:lvlText w:val=""/>
+      <w:lvlJc w:val="left"/>
+    </w:lvl>
+    <w:lvl w:ilvl="6" w:tplc="F80EE90A">
+      <w:numFmt w:val="decimal"/>
+      <w:lvlText w:val=""/>
+      <w:lvlJc w:val="left"/>
+    </w:lvl>
+    <w:lvl w:ilvl="7" w:tplc="C6F40434">
+      <w:numFmt w:val="decimal"/>
+      <w:lvlText w:val=""/>
+      <w:lvlJc w:val="left"/>
+    </w:lvl>
+    <w:lvl w:ilvl="8" w:tplc="B5504610">
+      <w:numFmt w:val="decimal"/>
+      <w:lvlText w:val=""/>
+      <w:lvlJc w:val="left"/>
+    </w:lvl>
+  </w:abstractNum>
+  <w:abstractNum w:abstractNumId="1" w15:restartNumberingAfterBreak="0">
+    <w:nsid w:val="4F292BF1"/>
+    <w:multiLevelType w:val="hybridMultilevel"/>
+    <w:tmpl w:val="16308606"/>
+    <w:lvl w:ilvl="0" w:tplc="1BBC7B94" w:tentative="1">
       <w:start w:val="1"/>
       <w:numFmt w:val="bullet"/>
       <w:lvlText w:val="●"/>
@@ -8882,7 +9122,7 @@
         <w:ind w:left="720" w:hanging="360"/>
       </w:pPr>
     </w:lvl>
-    <w:lvl w:ilvl="1" w:tplc="02BC5DAE" w:tentative="1">
+    <w:lvl w:ilvl="1" w:tplc="49DE3388" w:tentative="1">
       <w:start w:val="1"/>
       <w:numFmt w:val="bullet"/>
       <w:lvlText w:val="○"/>
@@ -8891,7 +9131,7 @@
         <w:ind w:left="1440" w:hanging="360"/>
       </w:pPr>
     </w:lvl>
-    <w:lvl w:ilvl="2" w:tplc="56F0B080" w:tentative="1">
+    <w:lvl w:ilvl="2" w:tplc="79DEBF32" w:tentative="1">
       <w:start w:val="1"/>
       <w:numFmt w:val="bullet"/>
       <w:lvlText w:val="■"/>
@@ -8900,7 +9140,7 @@
         <w:ind w:left="2160" w:hanging="360"/>
       </w:pPr>
     </w:lvl>
-    <w:lvl w:ilvl="3" w:tplc="94806D4A" w:tentative="1">
+    <w:lvl w:ilvl="3" w:tplc="8D20A934" w:tentative="1">
       <w:start w:val="1"/>
       <w:numFmt w:val="bullet"/>
       <w:lvlText w:val="●"/>
@@ -8909,7 +9149,7 @@
         <w:ind w:left="2880" w:hanging="360"/>
       </w:pPr>
     </w:lvl>
-    <w:lvl w:ilvl="4" w:tplc="266080F2" w:tentative="1">
+    <w:lvl w:ilvl="4" w:tplc="B3A43F40" w:tentative="1">
       <w:start w:val="1"/>
       <w:numFmt w:val="bullet"/>
       <w:lvlText w:val="○"/>
@@ -8918,7 +9158,7 @@
         <w:ind w:left="3600" w:hanging="360"/>
       </w:pPr>
     </w:lvl>
-    <w:lvl w:ilvl="5" w:tplc="29FCEE02" w:tentative="1">
+    <w:lvl w:ilvl="5" w:tplc="D37CE04A" w:tentative="1">
       <w:start w:val="1"/>
       <w:numFmt w:val="bullet"/>
       <w:lvlText w:val="■"/>
@@ -8927,7 +9167,7 @@
         <w:ind w:left="4320" w:hanging="360"/>
       </w:pPr>
     </w:lvl>
-    <w:lvl w:ilvl="6" w:tplc="77DE0816" w:tentative="1">
+    <w:lvl w:ilvl="6" w:tplc="002A8404" w:tentative="1">
       <w:start w:val="1"/>
       <w:numFmt w:val="bullet"/>
       <w:lvlText w:val="●"/>
@@ -8936,7 +9176,7 @@
         <w:ind w:left="5040" w:hanging="360"/>
       </w:pPr>
     </w:lvl>
-    <w:lvl w:ilvl="7" w:tplc="71D80ECC" w:tentative="1">
+    <w:lvl w:ilvl="7" w:tplc="2D847508" w:tentative="1">
       <w:start w:val="1"/>
       <w:numFmt w:val="bullet"/>
       <w:lvlText w:val="●"/>
@@ -8945,7 +9185,7 @@
         <w:ind w:left="5760" w:hanging="360"/>
       </w:pPr>
     </w:lvl>
-    <w:lvl w:ilvl="8" w:tplc="1EE82E66" w:tentative="1">
+    <w:lvl w:ilvl="8" w:tplc="324CDDFE" w:tentative="1">
       <w:start w:val="1"/>
       <w:numFmt w:val="bullet"/>
       <w:lvlText w:val="●"/>
@@ -8955,11 +9195,11 @@
       </w:pPr>
     </w:lvl>
   </w:abstractNum>
-  <w:abstractNum w:abstractNumId="1" w15:restartNumberingAfterBreak="0">
-    <w:nsid w:val="2E5B0E56"/>
+  <w:abstractNum w:abstractNumId="2" w15:restartNumberingAfterBreak="0">
+    <w:nsid w:val="6E807409"/>
     <w:multiLevelType w:val="hybridMultilevel"/>
-    <w:tmpl w:val="7C7ACEEE"/>
-    <w:lvl w:ilvl="0" w:tplc="267CECEE">
+    <w:tmpl w:val="87DEB9BE"/>
+    <w:lvl w:ilvl="0" w:tplc="66FC3B10">
       <w:start w:val="1"/>
       <w:numFmt w:val="bullet"/>
       <w:lvlText w:val="•"/>
@@ -8968,7 +9208,7 @@
         <w:ind w:left="540" w:hanging="300"/>
       </w:pPr>
     </w:lvl>
-    <w:lvl w:ilvl="1" w:tplc="E8D4A8A4" w:tentative="1">
+    <w:lvl w:ilvl="1" w:tplc="63E011D2" w:tentative="1">
       <w:start w:val="1"/>
       <w:numFmt w:val="bullet"/>
       <w:lvlText w:val="–"/>
@@ -8977,7 +9217,7 @@
         <w:ind w:left="940" w:hanging="300"/>
       </w:pPr>
     </w:lvl>
-    <w:lvl w:ilvl="2" w:tplc="0E286CA8" w:tentative="1">
+    <w:lvl w:ilvl="2" w:tplc="116CB71A" w:tentative="1">
       <w:start w:val="1"/>
       <w:numFmt w:val="bullet"/>
       <w:lvlText w:val="◦"/>
@@ -8986,107 +9226,45 @@
         <w:ind w:left="1340" w:hanging="300"/>
       </w:pPr>
     </w:lvl>
-    <w:lvl w:ilvl="3" w:tplc="E58810F8">
+    <w:lvl w:ilvl="3" w:tplc="0408F914">
       <w:numFmt w:val="decimal"/>
       <w:lvlText w:val=""/>
       <w:lvlJc w:val="left"/>
     </w:lvl>
-    <w:lvl w:ilvl="4" w:tplc="6CB8532C">
+    <w:lvl w:ilvl="4" w:tplc="0AE08B48">
       <w:numFmt w:val="decimal"/>
       <w:lvlText w:val=""/>
       <w:lvlJc w:val="left"/>
     </w:lvl>
-    <w:lvl w:ilvl="5" w:tplc="46F8F4E8">
+    <w:lvl w:ilvl="5" w:tplc="C0424E98">
       <w:numFmt w:val="decimal"/>
       <w:lvlText w:val=""/>
       <w:lvlJc w:val="left"/>
     </w:lvl>
-    <w:lvl w:ilvl="6" w:tplc="2B282172">
+    <w:lvl w:ilvl="6" w:tplc="A69C1DEE">
       <w:numFmt w:val="decimal"/>
       <w:lvlText w:val=""/>
       <w:lvlJc w:val="left"/>
     </w:lvl>
-    <w:lvl w:ilvl="7" w:tplc="5442E5D4">
+    <w:lvl w:ilvl="7" w:tplc="98D00676">
       <w:numFmt w:val="decimal"/>
       <w:lvlText w:val=""/>
       <w:lvlJc w:val="left"/>
     </w:lvl>
-    <w:lvl w:ilvl="8" w:tplc="753602B2">
-      <w:numFmt w:val="decimal"/>
-      <w:lvlText w:val=""/>
-      <w:lvlJc w:val="left"/>
-    </w:lvl>
-  </w:abstractNum>
-  <w:abstractNum w:abstractNumId="2" w15:restartNumberingAfterBreak="0">
-    <w:nsid w:val="71260049"/>
-    <w:multiLevelType w:val="hybridMultilevel"/>
-    <w:tmpl w:val="22B02DEA"/>
-    <w:lvl w:ilvl="0" w:tplc="AF70E394" w:tentative="1">
-      <w:start w:val="1"/>
-      <w:numFmt w:val="decimal"/>
-      <w:lvlText w:val="%1."/>
-      <w:lvlJc w:val="left"/>
-      <w:pPr>
-        <w:ind w:left="540" w:hanging="300"/>
-      </w:pPr>
-    </w:lvl>
-    <w:lvl w:ilvl="1" w:tplc="46601C84" w:tentative="1">
-      <w:start w:val="1"/>
-      <w:numFmt w:val="lowerLetter"/>
-      <w:lvlText w:val="%2."/>
-      <w:lvlJc w:val="left"/>
-      <w:pPr>
-        <w:ind w:left="940" w:hanging="300"/>
-      </w:pPr>
-    </w:lvl>
-    <w:lvl w:ilvl="2" w:tplc="4D1ED4BC" w:tentative="1">
-      <w:start w:val="1"/>
-      <w:numFmt w:val="lowerRoman"/>
-      <w:lvlText w:val="%3."/>
-      <w:lvlJc w:val="left"/>
-      <w:pPr>
-        <w:ind w:left="1340" w:hanging="300"/>
-      </w:pPr>
-    </w:lvl>
-    <w:lvl w:ilvl="3" w:tplc="CDEA4A26">
-      <w:numFmt w:val="decimal"/>
-      <w:lvlText w:val=""/>
-      <w:lvlJc w:val="left"/>
-    </w:lvl>
-    <w:lvl w:ilvl="4" w:tplc="FF3081AC">
-      <w:numFmt w:val="decimal"/>
-      <w:lvlText w:val=""/>
-      <w:lvlJc w:val="left"/>
-    </w:lvl>
-    <w:lvl w:ilvl="5" w:tplc="27D20B4E">
-      <w:numFmt w:val="decimal"/>
-      <w:lvlText w:val=""/>
-      <w:lvlJc w:val="left"/>
-    </w:lvl>
-    <w:lvl w:ilvl="6" w:tplc="020CCC94">
-      <w:numFmt w:val="decimal"/>
-      <w:lvlText w:val=""/>
-      <w:lvlJc w:val="left"/>
-    </w:lvl>
-    <w:lvl w:ilvl="7" w:tplc="EBACE84E">
-      <w:numFmt w:val="decimal"/>
-      <w:lvlText w:val=""/>
-      <w:lvlJc w:val="left"/>
-    </w:lvl>
-    <w:lvl w:ilvl="8" w:tplc="79D20654">
+    <w:lvl w:ilvl="8" w:tplc="23E6B2FE">
       <w:numFmt w:val="decimal"/>
       <w:lvlText w:val=""/>
       <w:lvlJc w:val="left"/>
     </w:lvl>
   </w:abstractNum>
   <w:num w:numId="1">
-    <w:abstractNumId w:val="0"/>
+    <w:abstractNumId w:val="1"/>
     <w:lvlOverride w:ilvl="0">
       <w:startOverride w:val="1"/>
     </w:lvlOverride>
   </w:num>
   <w:num w:numId="2">
-    <w:abstractNumId w:val="1"/>
+    <w:abstractNumId w:val="2"/>
     <w:lvlOverride w:ilvl="0">
       <w:startOverride w:val="1"/>
     </w:lvlOverride>
@@ -9715,7 +9893,7 @@
     <w:autoRedefine/>
     <w:uiPriority w:val="39"/>
     <w:unhideWhenUsed/>
-    <w:rsid w:val="0068518D"/>
+    <w:rsid w:val="004E464B"/>
     <w:pPr>
       <w:spacing w:after="100"/>
     </w:pPr>

--- a/documentation/04 Website/Website Server (BFF).docx
+++ b/documentation/04 Website/Website Server (BFF).docx
@@ -80,7 +80,7 @@
           <w:left w:w="10" w:type="dxa"/>
           <w:right w:w="10" w:type="dxa"/>
         </w:tblCellMar>
-        <w:tblLook w:val="0000" w:firstRow="0" w:lastRow="0" w:firstColumn="0" w:lastColumn="0" w:noHBand="0" w:noVBand="0"/>
+        <w:tblLook w:val="04A0" w:firstRow="1" w:lastRow="0" w:firstColumn="1" w:lastColumn="0" w:noHBand="0" w:noVBand="1"/>
       </w:tblPr>
       <w:tblGrid>
         <w:gridCol w:w="2600"/>
@@ -289,7 +289,7 @@
                 <w:sz w:val="20"/>
                 <w:szCs w:val="20"/>
               </w:rPr>
-              <w:t>23 October 2026</w:t>
+              <w:t>24 October 2026</w:t>
             </w:r>
           </w:p>
         </w:tc>
@@ -461,7 +461,7 @@
           <w:left w:w="10" w:type="dxa"/>
           <w:right w:w="10" w:type="dxa"/>
         </w:tblCellMar>
-        <w:tblLook w:val="0000" w:firstRow="0" w:lastRow="0" w:firstColumn="0" w:lastColumn="0" w:noHBand="0" w:noVBand="0"/>
+        <w:tblLook w:val="04A0" w:firstRow="1" w:lastRow="0" w:firstColumn="1" w:lastColumn="0" w:noHBand="0" w:noVBand="1"/>
       </w:tblPr>
       <w:tblGrid>
         <w:gridCol w:w="1300"/>
@@ -1237,14 +1237,7 @@
                 <w:sz w:val="19"/>
                 <w:szCs w:val="19"/>
               </w:rPr>
-              <w:t>Route to</w:t>
-            </w:r>
-            <w:r>
-              <w:rPr>
-                <w:sz w:val="19"/>
-                <w:szCs w:val="19"/>
-              </w:rPr>
-              <w:t xml:space="preserve"> save a signed-in customer's colour theme (PUT /auth/me/theme).</w:t>
+              <w:t>Route to save a signed-in customer's colour theme (PUT /auth/me/theme).</w:t>
             </w:r>
           </w:p>
         </w:tc>
@@ -1317,6 +1310,81 @@
           </w:p>
         </w:tc>
       </w:tr>
+      <w:tr>
+        <w:tblPrEx>
+          <w:tblCellMar>
+            <w:top w:w="0" w:type="dxa"/>
+            <w:bottom w:w="0" w:type="dxa"/>
+          </w:tblCellMar>
+        </w:tblPrEx>
+        <w:tc>
+          <w:tcPr>
+            <w:tcW w:w="1300" w:type="dxa"/>
+            <w:tcMar>
+              <w:top w:w="50" w:type="dxa"/>
+              <w:left w:w="90" w:type="dxa"/>
+              <w:bottom w:w="50" w:type="dxa"/>
+              <w:right w:w="90" w:type="dxa"/>
+            </w:tcMar>
+          </w:tcPr>
+          <w:p>
+            <w:r>
+              <w:rPr>
+                <w:sz w:val="19"/>
+                <w:szCs w:val="19"/>
+              </w:rPr>
+              <w:t>1.1</w:t>
+            </w:r>
+          </w:p>
+        </w:tc>
+        <w:tc>
+          <w:tcPr>
+            <w:tcW w:w="1900" w:type="dxa"/>
+            <w:tcMar>
+              <w:top w:w="50" w:type="dxa"/>
+              <w:left w:w="90" w:type="dxa"/>
+              <w:bottom w:w="50" w:type="dxa"/>
+              <w:right w:w="90" w:type="dxa"/>
+            </w:tcMar>
+          </w:tcPr>
+          <w:p>
+            <w:r>
+              <w:rPr>
+                <w:sz w:val="19"/>
+                <w:szCs w:val="19"/>
+              </w:rPr>
+              <w:t>24 October 2026</w:t>
+            </w:r>
+          </w:p>
+        </w:tc>
+        <w:tc>
+          <w:tcPr>
+            <w:tcW w:w="6438" w:type="dxa"/>
+            <w:tcMar>
+              <w:top w:w="50" w:type="dxa"/>
+              <w:left w:w="90" w:type="dxa"/>
+              <w:bottom w:w="50" w:type="dxa"/>
+              <w:right w:w="90" w:type="dxa"/>
+            </w:tcMar>
+          </w:tcPr>
+          <w:p>
+            <w:r>
+              <w:rPr>
+                <w:sz w:val="19"/>
+                <w:szCs w:val="19"/>
+              </w:rPr>
+              <w:t>Routes for My profile: PUT /auth/me/profile, POST /auth/me/password, POST and</w:t>
+            </w:r>
+            <w:r>
+              <w:rPr>
+                <w:sz w:val="19"/>
+                <w:szCs w:val="19"/>
+              </w:rPr>
+              <w:t xml:space="preserve"> DELETE /auth/me/photo (the photo as the request body, a square JPEG the browser made; saved in media/profiles).</w:t>
+            </w:r>
+          </w:p>
+        </w:tc>
+      </w:tr>
     </w:tbl>
     <w:p>
       <w:pPr>
@@ -1343,13 +1411,23 @@
           <w:sz w:val="28"/>
           <w:szCs w:val="28"/>
         </w:rPr>
-        <w:t>Contents</w:t>
+        <w:t>Co</w:t>
+      </w:r>
+      <w:r>
+        <w:rPr>
+          <w:b/>
+          <w:bCs/>
+          <w:color w:val="1F4D3A"/>
+          <w:sz w:val="28"/>
+          <w:szCs w:val="28"/>
+        </w:rPr>
+        <w:t>ntents</w:t>
       </w:r>
     </w:p>
     <w:sdt>
       <w:sdtPr>
         <w:alias w:val="Contents"/>
-        <w:id w:val="1857611164"/>
+        <w:id w:val="1196045214"/>
       </w:sdtPr>
       <w:sdtEndPr/>
       <w:sdtContent>
@@ -1376,7 +1454,7 @@
           <w:r>
             <w:fldChar w:fldCharType="separate"/>
           </w:r>
-          <w:hyperlink w:anchor="_Toc243679742" w:history="1">
+          <w:hyperlink w:anchor="_Toc243693209" w:history="1">
             <w:r>
               <w:rPr>
                 <w:rStyle w:val="Hyperlink"/>
@@ -1400,7 +1478,7 @@
               <w:rPr>
                 <w:noProof/>
               </w:rPr>
-              <w:instrText xml:space="preserve"> PAGEREF _Toc243679742 \h </w:instrText>
+              <w:instrText xml:space="preserve"> PAGEREF _Toc243693209 \h </w:instrText>
             </w:r>
             <w:r>
               <w:rPr>
@@ -1441,7 +1519,7 @@
               <w:szCs w:val="22"/>
             </w:rPr>
           </w:pPr>
-          <w:hyperlink w:anchor="_Toc243679743" w:history="1">
+          <w:hyperlink w:anchor="_Toc243693210" w:history="1">
             <w:r>
               <w:rPr>
                 <w:rStyle w:val="Hyperlink"/>
@@ -1465,7 +1543,7 @@
               <w:rPr>
                 <w:noProof/>
               </w:rPr>
-              <w:instrText xml:space="preserve"> PAGEREF _Toc243679743 \h </w:instrText>
+              <w:instrText xml:space="preserve"> PAGEREF _Toc243693210 \h </w:instrText>
             </w:r>
             <w:r>
               <w:rPr>
@@ -1506,7 +1584,7 @@
               <w:szCs w:val="22"/>
             </w:rPr>
           </w:pPr>
-          <w:hyperlink w:anchor="_Toc243679744" w:history="1">
+          <w:hyperlink w:anchor="_Toc243693211" w:history="1">
             <w:r>
               <w:rPr>
                 <w:rStyle w:val="Hyperlink"/>
@@ -1530,7 +1608,7 @@
               <w:rPr>
                 <w:noProof/>
               </w:rPr>
-              <w:instrText xml:space="preserve"> PAGEREF _Toc243679744 \h </w:instrText>
+              <w:instrText xml:space="preserve"> PAGEREF _Toc243693211 \h </w:instrText>
             </w:r>
             <w:r>
               <w:rPr>
@@ -1571,7 +1649,7 @@
               <w:szCs w:val="22"/>
             </w:rPr>
           </w:pPr>
-          <w:hyperlink w:anchor="_Toc243679745" w:history="1">
+          <w:hyperlink w:anchor="_Toc243693212" w:history="1">
             <w:r>
               <w:rPr>
                 <w:rStyle w:val="Hyperlink"/>
@@ -1595,7 +1673,7 @@
               <w:rPr>
                 <w:noProof/>
               </w:rPr>
-              <w:instrText xml:space="preserve"> PAGEREF _Toc243679745 \h </w:instrText>
+              <w:instrText xml:space="preserve"> PAGEREF _Toc243693212 \h </w:instrText>
             </w:r>
             <w:r>
               <w:rPr>
@@ -1636,7 +1714,7 @@
               <w:szCs w:val="22"/>
             </w:rPr>
           </w:pPr>
-          <w:hyperlink w:anchor="_Toc243679746" w:history="1">
+          <w:hyperlink w:anchor="_Toc243693213" w:history="1">
             <w:r>
               <w:rPr>
                 <w:rStyle w:val="Hyperlink"/>
@@ -1660,7 +1738,7 @@
               <w:rPr>
                 <w:noProof/>
               </w:rPr>
-              <w:instrText xml:space="preserve"> PAGEREF _Toc243679746 \h </w:instrText>
+              <w:instrText xml:space="preserve"> PAGEREF _Toc243693213 \h </w:instrText>
             </w:r>
             <w:r>
               <w:rPr>
@@ -1701,7 +1779,7 @@
               <w:szCs w:val="22"/>
             </w:rPr>
           </w:pPr>
-          <w:hyperlink w:anchor="_Toc243679747" w:history="1">
+          <w:hyperlink w:anchor="_Toc243693214" w:history="1">
             <w:r>
               <w:rPr>
                 <w:rStyle w:val="Hyperlink"/>
@@ -1725,7 +1803,7 @@
               <w:rPr>
                 <w:noProof/>
               </w:rPr>
-              <w:instrText xml:space="preserve"> PAGEREF _Toc243679747 \h </w:instrText>
+              <w:instrText xml:space="preserve"> PAGEREF _Toc243693214 \h </w:instrText>
             </w:r>
             <w:r>
               <w:rPr>
@@ -1766,7 +1844,7 @@
               <w:szCs w:val="22"/>
             </w:rPr>
           </w:pPr>
-          <w:hyperlink w:anchor="_Toc243679748" w:history="1">
+          <w:hyperlink w:anchor="_Toc243693215" w:history="1">
             <w:r>
               <w:rPr>
                 <w:rStyle w:val="Hyperlink"/>
@@ -1790,7 +1868,7 @@
               <w:rPr>
                 <w:noProof/>
               </w:rPr>
-              <w:instrText xml:space="preserve"> PAGEREF _Toc243679748 \h </w:instrText>
+              <w:instrText xml:space="preserve"> PAGEREF _Toc243693215 \h </w:instrText>
             </w:r>
             <w:r>
               <w:rPr>
@@ -1831,7 +1909,7 @@
               <w:szCs w:val="22"/>
             </w:rPr>
           </w:pPr>
-          <w:hyperlink w:anchor="_Toc243679749" w:history="1">
+          <w:hyperlink w:anchor="_Toc243693216" w:history="1">
             <w:r>
               <w:rPr>
                 <w:rStyle w:val="Hyperlink"/>
@@ -1855,7 +1933,7 @@
               <w:rPr>
                 <w:noProof/>
               </w:rPr>
-              <w:instrText xml:space="preserve"> PAGEREF _Toc243679749 \h </w:instrText>
+              <w:instrText xml:space="preserve"> PAGEREF _Toc243693216 \h </w:instrText>
             </w:r>
             <w:r>
               <w:rPr>
@@ -1896,7 +1974,7 @@
               <w:szCs w:val="22"/>
             </w:rPr>
           </w:pPr>
-          <w:hyperlink w:anchor="_Toc243679750" w:history="1">
+          <w:hyperlink w:anchor="_Toc243693217" w:history="1">
             <w:r>
               <w:rPr>
                 <w:rStyle w:val="Hyperlink"/>
@@ -1920,7 +1998,7 @@
               <w:rPr>
                 <w:noProof/>
               </w:rPr>
-              <w:instrText xml:space="preserve"> PAGEREF _Toc243679750 \h </w:instrText>
+              <w:instrText xml:space="preserve"> PAGEREF _Toc243693217 \h </w:instrText>
             </w:r>
             <w:r>
               <w:rPr>
@@ -1961,7 +2039,7 @@
               <w:szCs w:val="22"/>
             </w:rPr>
           </w:pPr>
-          <w:hyperlink w:anchor="_Toc243679751" w:history="1">
+          <w:hyperlink w:anchor="_Toc243693218" w:history="1">
             <w:r>
               <w:rPr>
                 <w:rStyle w:val="Hyperlink"/>
@@ -1985,7 +2063,7 @@
               <w:rPr>
                 <w:noProof/>
               </w:rPr>
-              <w:instrText xml:space="preserve"> PAGEREF _Toc243679751 \h </w:instrText>
+              <w:instrText xml:space="preserve"> PAGEREF _Toc243693218 \h </w:instrText>
             </w:r>
             <w:r>
               <w:rPr>
@@ -2026,7 +2104,7 @@
               <w:szCs w:val="22"/>
             </w:rPr>
           </w:pPr>
-          <w:hyperlink w:anchor="_Toc243679752" w:history="1">
+          <w:hyperlink w:anchor="_Toc243693219" w:history="1">
             <w:r>
               <w:rPr>
                 <w:rStyle w:val="Hyperlink"/>
@@ -2050,7 +2128,7 @@
               <w:rPr>
                 <w:noProof/>
               </w:rPr>
-              <w:instrText xml:space="preserve"> PAGEREF _Toc243679752 \h </w:instrText>
+              <w:instrText xml:space="preserve"> PAGEREF _Toc243693219 \h </w:instrText>
             </w:r>
             <w:r>
               <w:rPr>
@@ -2093,7 +2171,7 @@
       <w:pPr>
         <w:pStyle w:val="Heading1"/>
       </w:pPr>
-      <w:bookmarkStart w:id="1" w:name="_Toc243679742"/>
+      <w:bookmarkStart w:id="1" w:name="_Toc243693209"/>
       <w:r>
         <w:lastRenderedPageBreak/>
         <w:t>1  Introduction</w:t>
@@ -2105,10 +2183,7 @@
         <w:spacing w:after="120" w:line="276" w:lineRule="auto"/>
       </w:pPr>
       <w:r>
-        <w:t>The website server is a small Python service that stands between th</w:t>
-      </w:r>
-      <w:r>
-        <w:t xml:space="preserve">e customer website and the Java backend - a "backend for frontend" (BFF). The browser never calls the backend directly; it calls this server under the </w:t>
+        <w:t xml:space="preserve">The website server is a small Python service that stands between the customer website and the Java backend - a "backend for frontend" (BFF). The browser never calls the backend directly; it calls this server under the </w:t>
       </w:r>
       <w:r>
         <w:rPr>
@@ -2120,10 +2195,7 @@
         <w:t>/svc</w:t>
       </w:r>
       <w:r>
-        <w:t xml:space="preserve"> prefix, and this server calls the backend on the same computer. It also serves product and campaign </w:t>
-      </w:r>
-      <w:r>
-        <w:t>photos and videos from the shared media folder.</w:t>
+        <w:t xml:space="preserve"> prefix, and this server calls the backend on the same computer. It also serves product and campaign photos and videos from the shared media folder.</w:t>
       </w:r>
     </w:p>
     <w:p>
@@ -2202,7 +2274,7 @@
       <w:pPr>
         <w:pStyle w:val="Heading1"/>
       </w:pPr>
-      <w:bookmarkStart w:id="2" w:name="_Toc243679743"/>
+      <w:bookmarkStart w:id="2" w:name="_Toc243693210"/>
       <w:r>
         <w:lastRenderedPageBreak/>
         <w:t>2  Facts at a glance</w:t>
@@ -2225,7 +2297,7 @@
           <w:left w:w="10" w:type="dxa"/>
           <w:right w:w="10" w:type="dxa"/>
         </w:tblCellMar>
-        <w:tblLook w:val="0000" w:firstRow="0" w:lastRow="0" w:firstColumn="0" w:lastColumn="0" w:noHBand="0" w:noVBand="0"/>
+        <w:tblLook w:val="04A0" w:firstRow="1" w:lastRow="0" w:firstColumn="1" w:lastColumn="0" w:noHBand="0" w:noVBand="1"/>
       </w:tblPr>
       <w:tblGrid>
         <w:gridCol w:w="2551"/>
@@ -2351,7 +2423,14 @@
                 <w:sz w:val="19"/>
                 <w:szCs w:val="19"/>
               </w:rPr>
-              <w:t>/root/fathersProject/frontend/app (virtual environment in /root/fathersProject/frontend/venv)</w:t>
+              <w:t>/root/fath</w:t>
+            </w:r>
+            <w:r>
+              <w:rPr>
+                <w:sz w:val="19"/>
+                <w:szCs w:val="19"/>
+              </w:rPr>
+              <w:t>ersProject/frontend/app (virtual environment in /root/fathersProject/frontend/venv)</w:t>
             </w:r>
           </w:p>
         </w:tc>
@@ -2733,7 +2812,7 @@
       <w:pPr>
         <w:pStyle w:val="Heading1"/>
       </w:pPr>
-      <w:bookmarkStart w:id="3" w:name="_Toc243679744"/>
+      <w:bookmarkStart w:id="3" w:name="_Toc243693211"/>
       <w:r>
         <w:lastRenderedPageBreak/>
         <w:t>3  What it adds on top of the backend</w:t>
@@ -2872,10 +2951,7 @@
         <w:t>Clean error messages</w:t>
       </w:r>
       <w:r>
-        <w:t xml:space="preserve"> - backend errors are reduced to their message (for example "Not enough stock: ..."); a backend that cannot be reached becomes HT</w:t>
-      </w:r>
-      <w:r>
-        <w:t>TP 503 "Backend unavailable".</w:t>
+        <w:t xml:space="preserve"> - backend errors are reduced to their message (for example "Not enough stock: ..."); a backend that cannot be reached becomes HTTP 503 "Backend unavailable".</w:t>
       </w:r>
     </w:p>
     <w:p>
@@ -2915,7 +2991,10 @@
         <w:t>Sign-in boundary</w:t>
       </w:r>
       <w:r>
-        <w:t xml:space="preserve"> - checkout, order and review routes refuse requests without a token; the backend derives the customer from the token, never from the request body.</w:t>
+        <w:t xml:space="preserve"> - checkout, ord</w:t>
+      </w:r>
+      <w:r>
+        <w:t>er and review routes refuse requests without a token; the backend derives the customer from the token, never from the request body.</w:t>
       </w:r>
     </w:p>
     <w:p>
@@ -2947,10 +3026,10 @@
         <w:t>routers/help.py</w:t>
       </w:r>
       <w:r>
-        <w:t xml:space="preserve"> answers simple product and delivery questions from the catalogue and the c</w:t>
-      </w:r>
-      <w:r>
-        <w:t>ustomer's latest order when the AI assistant cannot be reached.</w:t>
+        <w:t xml:space="preserve"> answers simple product and delivery questions from the catalogue and the customer's latest</w:t>
+      </w:r>
+      <w:r>
+        <w:t xml:space="preserve"> order when the AI assistant cannot be reached.</w:t>
       </w:r>
     </w:p>
     <w:p>
@@ -2982,13 +3061,13 @@
         <w:t>routers/marketing.py</w:t>
       </w:r>
       <w:r>
-        <w:t xml:space="preserve"> passes on only campaigns that are running: status Active, today (Kenya time) within their start and end dates, and at least one linked product that is</w:t>
-      </w:r>
-      <w:r>
-        <w:t xml:space="preserve"> not in the bin. Each one carries its id, name, media, media type, end date and its products by name; staff-only fields (status, channel, start date) and every other campaign stay on the server. The website builds the Featured page, the Products banner and</w:t>
-      </w:r>
-      <w:r>
-        <w:t xml:space="preserve"> tags, and the product-page card from this one list.</w:t>
+        <w:t xml:space="preserve"> passes on only campaigns that are running: status Active, today (Kenya time) within their start and end dates, and at least one linked product that is not in the bin.</w:t>
+      </w:r>
+      <w:r>
+        <w:t xml:space="preserve"> Each one carries its id, name, media, media type, end date and its products by name; staff-only fields (status, channel, start date) and every other campaign stay on the server. The website builds the Featured page, the Products banner and tags, and the p</w:t>
+      </w:r>
+      <w:r>
+        <w:t>roduct-page card from this one list.</w:t>
       </w:r>
     </w:p>
     <w:p>
@@ -3062,7 +3141,7 @@
       <w:pPr>
         <w:pStyle w:val="Heading1"/>
       </w:pPr>
-      <w:bookmarkStart w:id="4" w:name="_Toc243679745"/>
+      <w:bookmarkStart w:id="4" w:name="_Toc243693212"/>
       <w:r>
         <w:lastRenderedPageBreak/>
         <w:t>4  Routes</w:t>
@@ -3074,7 +3153,10 @@
         <w:spacing w:after="120" w:line="276" w:lineRule="auto"/>
       </w:pPr>
       <w:r>
-        <w:t xml:space="preserve">Paths as seen by this server. The website calls them with the </w:t>
+        <w:t>Paths as</w:t>
+      </w:r>
+      <w:r>
+        <w:t xml:space="preserve"> seen by this server. The website calls them with the </w:t>
       </w:r>
       <w:r>
         <w:rPr>
@@ -3119,10 +3201,10 @@
         <w:t xml:space="preserve">Note: </w:t>
       </w:r>
       <w:r>
-        <w:t>Since 9 October 2026 the automatic API description pages (/docs, /redoc, /openapi.json) are off: this server faces the internet and those</w:t>
-      </w:r>
-      <w:r>
-        <w:t xml:space="preserve"> pages listed every route. The product routes leave retired products out.</w:t>
+        <w:t>Since 9 October 2026 the automatic API description pages (/docs, /redoc, /openapi.json) are off: this server faces the internet and those pages listed ever</w:t>
+      </w:r>
+      <w:r>
+        <w:t>y route. The product routes leave retired products out.</w:t>
       </w:r>
     </w:p>
     <w:tbl>
@@ -3141,7 +3223,7 @@
           <w:left w:w="10" w:type="dxa"/>
           <w:right w:w="10" w:type="dxa"/>
         </w:tblCellMar>
-        <w:tblLook w:val="0000" w:firstRow="0" w:lastRow="0" w:firstColumn="0" w:lastColumn="0" w:noHBand="0" w:noVBand="0"/>
+        <w:tblLook w:val="04A0" w:firstRow="1" w:lastRow="0" w:firstColumn="1" w:lastColumn="0" w:noHBand="0" w:noVBand="1"/>
       </w:tblPr>
       <w:tblGrid>
         <w:gridCol w:w="928"/>
@@ -4032,7 +4114,7 @@
                 <w:sz w:val="19"/>
                 <w:szCs w:val="19"/>
               </w:rPr>
-              <w:t>GET</w:t>
+              <w:t>PUT</w:t>
             </w:r>
           </w:p>
         </w:tc>
@@ -4056,7 +4138,7 @@
                 <w:sz w:val="19"/>
                 <w:szCs w:val="19"/>
               </w:rPr>
-              <w:t>/products</w:t>
+              <w:t>/auth/me/profile</w:t>
             </w:r>
           </w:p>
         </w:tc>
@@ -4080,7 +4162,7 @@
                 <w:sz w:val="19"/>
                 <w:szCs w:val="19"/>
               </w:rPr>
-              <w:t>Catalogue</w:t>
+              <w:t>The signed-in customer's name and email (the current password when the email changes)</w:t>
             </w:r>
           </w:p>
         </w:tc>
@@ -4104,7 +4186,7 @@
                 <w:sz w:val="19"/>
                 <w:szCs w:val="19"/>
               </w:rPr>
-              <w:t>GET /api/products</w:t>
+              <w:t>PUT /api/auth/me/profile</w:t>
             </w:r>
           </w:p>
         </w:tc>
@@ -4138,7 +4220,7 @@
                 <w:sz w:val="19"/>
                 <w:szCs w:val="19"/>
               </w:rPr>
-              <w:t>GET</w:t>
+              <w:t>POST</w:t>
             </w:r>
           </w:p>
         </w:tc>
@@ -4161,7 +4243,7 @@
                 <w:sz w:val="19"/>
                 <w:szCs w:val="19"/>
               </w:rPr>
-              <w:t>/products/popular</w:t>
+              <w:t>/auth/me/password</w:t>
             </w:r>
           </w:p>
         </w:tc>
@@ -4184,7 +4266,7 @@
                 <w:sz w:val="19"/>
                 <w:szCs w:val="19"/>
               </w:rPr>
-              <w:t>Most ordered products</w:t>
+              <w:t>Change the password; answers a new token - every other sign-in ends</w:t>
             </w:r>
           </w:p>
         </w:tc>
@@ -4207,7 +4289,7 @@
                 <w:sz w:val="19"/>
                 <w:szCs w:val="19"/>
               </w:rPr>
-              <w:t>GET /api/products/popular</w:t>
+              <w:t>POST /api/auth/me/password</w:t>
             </w:r>
           </w:p>
         </w:tc>
@@ -4242,7 +4324,7 @@
                 <w:sz w:val="19"/>
                 <w:szCs w:val="19"/>
               </w:rPr>
-              <w:t>GET</w:t>
+              <w:t>POST</w:t>
             </w:r>
           </w:p>
         </w:tc>
@@ -4266,7 +4348,7 @@
                 <w:sz w:val="19"/>
                 <w:szCs w:val="19"/>
               </w:rPr>
-              <w:t>/products/{id}</w:t>
+              <w:t>/auth/me/photo</w:t>
             </w:r>
           </w:p>
         </w:tc>
@@ -4290,7 +4372,7 @@
                 <w:sz w:val="19"/>
                 <w:szCs w:val="19"/>
               </w:rPr>
-              <w:t>One product</w:t>
+              <w:t>The profile photo as the request body (a square JPEG made in the browser, at most 1 MB); saved as media/profiles/u&lt;id&gt;-&lt;random&gt;.jpg, the old one deleted</w:t>
             </w:r>
           </w:p>
         </w:tc>
@@ -4314,7 +4396,7 @@
                 <w:sz w:val="19"/>
                 <w:szCs w:val="19"/>
               </w:rPr>
-              <w:t>GET /api/products/{id}</w:t>
+              <w:t>PUT /api/auth/me/photo</w:t>
             </w:r>
           </w:p>
         </w:tc>
@@ -4348,7 +4430,7 @@
                 <w:sz w:val="19"/>
                 <w:szCs w:val="19"/>
               </w:rPr>
-              <w:t>GET</w:t>
+              <w:t>DELETE</w:t>
             </w:r>
           </w:p>
         </w:tc>
@@ -4371,7 +4453,7 @@
                 <w:sz w:val="19"/>
                 <w:szCs w:val="19"/>
               </w:rPr>
-              <w:t>/marketing/campaigns</w:t>
+              <w:t>/auth/me/photo</w:t>
             </w:r>
           </w:p>
         </w:tc>
@@ -4394,7 +4476,7 @@
                 <w:sz w:val="19"/>
                 <w:szCs w:val="19"/>
               </w:rPr>
-              <w:t>Campaigns running now (Featured page, Products banner, product pages), each with its products by name</w:t>
+              <w:t>Remove the profile photo (and its file)</w:t>
             </w:r>
           </w:p>
         </w:tc>
@@ -4417,7 +4499,7 @@
                 <w:sz w:val="19"/>
                 <w:szCs w:val="19"/>
               </w:rPr>
-              <w:t>GET /api/marketing/campaigns, GET /api/products, then .../{id}/products per running campaign</w:t>
+              <w:t>PUT /api/auth/me/photo</w:t>
             </w:r>
           </w:p>
         </w:tc>
@@ -4476,7 +4558,7 @@
                 <w:sz w:val="19"/>
                 <w:szCs w:val="19"/>
               </w:rPr>
-              <w:t>/shipping/areas</w:t>
+              <w:t>/products</w:t>
             </w:r>
           </w:p>
         </w:tc>
@@ -4500,7 +4582,7 @@
                 <w:sz w:val="19"/>
                 <w:szCs w:val="19"/>
               </w:rPr>
-              <w:t>Active delivery and pickup areas</w:t>
+              <w:t>Catalogue</w:t>
             </w:r>
           </w:p>
         </w:tc>
@@ -4524,7 +4606,7 @@
                 <w:sz w:val="19"/>
                 <w:szCs w:val="19"/>
               </w:rPr>
-              <w:t>GET /api/shipping/areas</w:t>
+              <w:t>GET /api/products</w:t>
             </w:r>
           </w:p>
         </w:tc>
@@ -4558,7 +4640,7 @@
                 <w:sz w:val="19"/>
                 <w:szCs w:val="19"/>
               </w:rPr>
-              <w:t>POST</w:t>
+              <w:t>GET</w:t>
             </w:r>
           </w:p>
         </w:tc>
@@ -4581,7 +4663,7 @@
                 <w:sz w:val="19"/>
                 <w:szCs w:val="19"/>
               </w:rPr>
-              <w:t>/orders/checkout</w:t>
+              <w:t>/products/popular</w:t>
             </w:r>
           </w:p>
         </w:tc>
@@ -4604,7 +4686,7 @@
                 <w:sz w:val="19"/>
                 <w:szCs w:val="19"/>
               </w:rPr>
-              <w:t>Place an order (sign-in required) and send the STK push</w:t>
+              <w:t>Most ordered products</w:t>
             </w:r>
           </w:p>
         </w:tc>
@@ -4627,7 +4709,7 @@
                 <w:sz w:val="19"/>
                 <w:szCs w:val="19"/>
               </w:rPr>
-              <w:t>POST /api/orders</w:t>
+              <w:t>GET /api/products/popular</w:t>
             </w:r>
           </w:p>
         </w:tc>
@@ -4686,7 +4768,7 @@
                 <w:sz w:val="19"/>
                 <w:szCs w:val="19"/>
               </w:rPr>
-              <w:t>/orders/mine</w:t>
+              <w:t>/products/{id}</w:t>
             </w:r>
           </w:p>
         </w:tc>
@@ -4710,7 +4792,7 @@
                 <w:sz w:val="19"/>
                 <w:szCs w:val="19"/>
               </w:rPr>
-              <w:t>The customer's orders (Ordered Goods)</w:t>
+              <w:t>One product</w:t>
             </w:r>
           </w:p>
         </w:tc>
@@ -4734,7 +4816,7 @@
                 <w:sz w:val="19"/>
                 <w:szCs w:val="19"/>
               </w:rPr>
-              <w:t>GET /api/orders/mine</w:t>
+              <w:t>GET /api/products/{id}</w:t>
             </w:r>
           </w:p>
         </w:tc>
@@ -4791,7 +4873,7 @@
                 <w:sz w:val="19"/>
                 <w:szCs w:val="19"/>
               </w:rPr>
-              <w:t>/orders/track</w:t>
+              <w:t>/marketing/campaigns</w:t>
             </w:r>
           </w:p>
         </w:tc>
@@ -4814,7 +4896,7 @@
                 <w:sz w:val="19"/>
                 <w:szCs w:val="19"/>
               </w:rPr>
-              <w:t>Track my order without signing in: the ticket and the last 3 digits of the phone (the backend checks both and limits wrong tries)</w:t>
+              <w:t>Campaigns running now (Featured page, Products banner, product pages), each with its products by name</w:t>
             </w:r>
           </w:p>
         </w:tc>
@@ -4837,7 +4919,7 @@
                 <w:sz w:val="19"/>
                 <w:szCs w:val="19"/>
               </w:rPr>
-              <w:t>GET /api/orders/track</w:t>
+              <w:t>GET /api/marketing/campaigns, GET /api/products, then .../{id}/products per running campaign</w:t>
             </w:r>
           </w:p>
         </w:tc>
@@ -4896,7 +4978,7 @@
                 <w:sz w:val="19"/>
                 <w:szCs w:val="19"/>
               </w:rPr>
-              <w:t>/orders/{id}</w:t>
+              <w:t>/shipping/areas</w:t>
             </w:r>
           </w:p>
         </w:tc>
@@ -4920,7 +5002,7 @@
                 <w:sz w:val="19"/>
                 <w:szCs w:val="19"/>
               </w:rPr>
-              <w:t>One order; also settles a pending payment</w:t>
+              <w:t>Active delivery and pickup areas</w:t>
             </w:r>
           </w:p>
         </w:tc>
@@ -4944,7 +5026,7 @@
                 <w:sz w:val="19"/>
                 <w:szCs w:val="19"/>
               </w:rPr>
-              <w:t>GET /api/orders/{id}</w:t>
+              <w:t>GET /api/shipping/areas</w:t>
             </w:r>
           </w:p>
         </w:tc>
@@ -4978,7 +5060,7 @@
                 <w:sz w:val="19"/>
                 <w:szCs w:val="19"/>
               </w:rPr>
-              <w:t>GET</w:t>
+              <w:t>POST</w:t>
             </w:r>
           </w:p>
         </w:tc>
@@ -5001,7 +5083,7 @@
                 <w:sz w:val="19"/>
                 <w:szCs w:val="19"/>
               </w:rPr>
-              <w:t>/reviews/summary</w:t>
+              <w:t>/orders/checkout</w:t>
             </w:r>
           </w:p>
         </w:tc>
@@ -5024,7 +5106,7 @@
                 <w:sz w:val="19"/>
                 <w:szCs w:val="19"/>
               </w:rPr>
-              <w:t>Average rating and count per product</w:t>
+              <w:t>Place an order (sign-in required) and send the STK push</w:t>
             </w:r>
           </w:p>
         </w:tc>
@@ -5047,7 +5129,7 @@
                 <w:sz w:val="19"/>
                 <w:szCs w:val="19"/>
               </w:rPr>
-              <w:t>GET /api/reviews/summary</w:t>
+              <w:t>POST /api/orders</w:t>
             </w:r>
           </w:p>
         </w:tc>
@@ -5106,7 +5188,7 @@
                 <w:sz w:val="19"/>
                 <w:szCs w:val="19"/>
               </w:rPr>
-              <w:t>/reviews/product/{id}</w:t>
+              <w:t>/orders/mine</w:t>
             </w:r>
           </w:p>
         </w:tc>
@@ -5130,7 +5212,7 @@
                 <w:sz w:val="19"/>
                 <w:szCs w:val="19"/>
               </w:rPr>
-              <w:t>Public reviews of a product</w:t>
+              <w:t>The customer's orders (Ordered Goods)</w:t>
             </w:r>
           </w:p>
         </w:tc>
@@ -5154,7 +5236,7 @@
                 <w:sz w:val="19"/>
                 <w:szCs w:val="19"/>
               </w:rPr>
-              <w:t>GET /api/reviews/product/{id}</w:t>
+              <w:t>GET /api/orders/mine</w:t>
             </w:r>
           </w:p>
         </w:tc>
@@ -5211,7 +5293,7 @@
                 <w:sz w:val="19"/>
                 <w:szCs w:val="19"/>
               </w:rPr>
-              <w:t>/reviews/mine</w:t>
+              <w:t>/orders/track</w:t>
             </w:r>
           </w:p>
         </w:tc>
@@ -5234,7 +5316,7 @@
                 <w:sz w:val="19"/>
                 <w:szCs w:val="19"/>
               </w:rPr>
-              <w:t>Delivered products to rate and own ratings</w:t>
+              <w:t>Track my order without signing in: the ticket and the last 3 digits of the phone (the backend checks both and limits wrong tries)</w:t>
             </w:r>
           </w:p>
         </w:tc>
@@ -5257,7 +5339,7 @@
                 <w:sz w:val="19"/>
                 <w:szCs w:val="19"/>
               </w:rPr>
-              <w:t>GET /api/reviews/mine</w:t>
+              <w:t>GET /api/orders/track</w:t>
             </w:r>
           </w:p>
         </w:tc>
@@ -5292,7 +5374,7 @@
                 <w:sz w:val="19"/>
                 <w:szCs w:val="19"/>
               </w:rPr>
-              <w:t>PUT</w:t>
+              <w:t>GET</w:t>
             </w:r>
           </w:p>
         </w:tc>
@@ -5316,7 +5398,7 @@
                 <w:sz w:val="19"/>
                 <w:szCs w:val="19"/>
               </w:rPr>
-              <w:t>/reviews/product/{id}</w:t>
+              <w:t>/orders/{id}</w:t>
             </w:r>
           </w:p>
         </w:tc>
@@ -5340,7 +5422,7 @@
                 <w:sz w:val="19"/>
                 <w:szCs w:val="19"/>
               </w:rPr>
-              <w:t>Save own rating</w:t>
+              <w:t>One order; also settles a pending payment</w:t>
             </w:r>
           </w:p>
         </w:tc>
@@ -5364,7 +5446,7 @@
                 <w:sz w:val="19"/>
                 <w:szCs w:val="19"/>
               </w:rPr>
-              <w:t>PUT /api/reviews/product/{id}</w:t>
+              <w:t>GET /api/orders/{id}</w:t>
             </w:r>
           </w:p>
         </w:tc>
@@ -5398,7 +5480,8 @@
                 <w:sz w:val="19"/>
                 <w:szCs w:val="19"/>
               </w:rPr>
-              <w:t>DELETE</w:t>
+              <w:lastRenderedPageBreak/>
+              <w:t>GET</w:t>
             </w:r>
           </w:p>
         </w:tc>
@@ -5421,7 +5504,7 @@
                 <w:sz w:val="19"/>
                 <w:szCs w:val="19"/>
               </w:rPr>
-              <w:t>/reviews/product/{id}</w:t>
+              <w:t>/reviews/summary</w:t>
             </w:r>
           </w:p>
         </w:tc>
@@ -5444,7 +5527,7 @@
                 <w:sz w:val="19"/>
                 <w:szCs w:val="19"/>
               </w:rPr>
-              <w:t>Remove own rating</w:t>
+              <w:t>Average rating and count per product</w:t>
             </w:r>
           </w:p>
         </w:tc>
@@ -5467,7 +5550,7 @@
                 <w:sz w:val="19"/>
                 <w:szCs w:val="19"/>
               </w:rPr>
-              <w:t>DELETE /api/reviews/product/{id}</w:t>
+              <w:t>GET /api/reviews/summary</w:t>
             </w:r>
           </w:p>
         </w:tc>
@@ -5502,7 +5585,7 @@
                 <w:sz w:val="19"/>
                 <w:szCs w:val="19"/>
               </w:rPr>
-              <w:t>POST</w:t>
+              <w:t>GET</w:t>
             </w:r>
           </w:p>
         </w:tc>
@@ -5526,7 +5609,7 @@
                 <w:sz w:val="19"/>
                 <w:szCs w:val="19"/>
               </w:rPr>
-              <w:t>/ai/chat</w:t>
+              <w:t>/reviews/product/{id}</w:t>
             </w:r>
           </w:p>
         </w:tc>
@@ -5550,7 +5633,7 @@
                 <w:sz w:val="19"/>
                 <w:szCs w:val="19"/>
               </w:rPr>
-              <w:t>Ask the AI assistant (guest or signed in, with page context)</w:t>
+              <w:t>Public reviews of a product</w:t>
             </w:r>
           </w:p>
         </w:tc>
@@ -5574,7 +5657,7 @@
                 <w:sz w:val="19"/>
                 <w:szCs w:val="19"/>
               </w:rPr>
-              <w:t>POST /api/ai/chat</w:t>
+              <w:t>GET /api/reviews/product/{id}</w:t>
             </w:r>
           </w:p>
         </w:tc>
@@ -5631,7 +5714,7 @@
                 <w:sz w:val="19"/>
                 <w:szCs w:val="19"/>
               </w:rPr>
-              <w:t>/ai/chat/status</w:t>
+              <w:t>/reviews/mine</w:t>
             </w:r>
           </w:p>
         </w:tc>
@@ -5654,7 +5737,7 @@
                 <w:sz w:val="19"/>
                 <w:szCs w:val="19"/>
               </w:rPr>
-              <w:t>Is the assistant available right now</w:t>
+              <w:t>Delivered products to rate and own ratings</w:t>
             </w:r>
           </w:p>
         </w:tc>
@@ -5677,7 +5760,7 @@
                 <w:sz w:val="19"/>
                 <w:szCs w:val="19"/>
               </w:rPr>
-              <w:t>GET /api/ai/chat/status</w:t>
+              <w:t>GET /api/reviews/mine</w:t>
             </w:r>
           </w:p>
         </w:tc>
@@ -5712,8 +5795,7 @@
                 <w:sz w:val="19"/>
                 <w:szCs w:val="19"/>
               </w:rPr>
-              <w:lastRenderedPageBreak/>
-              <w:t>GET</w:t>
+              <w:t>PUT</w:t>
             </w:r>
           </w:p>
         </w:tc>
@@ -5737,7 +5819,7 @@
                 <w:sz w:val="19"/>
                 <w:szCs w:val="19"/>
               </w:rPr>
-              <w:t>/ai/chat/history</w:t>
+              <w:t>/reviews/product/{id}</w:t>
             </w:r>
           </w:p>
         </w:tc>
@@ -5761,7 +5843,7 @@
                 <w:sz w:val="19"/>
                 <w:szCs w:val="19"/>
               </w:rPr>
-              <w:t>Signed-in user's saved chat</w:t>
+              <w:t>Save own rating</w:t>
             </w:r>
           </w:p>
         </w:tc>
@@ -5785,7 +5867,7 @@
                 <w:sz w:val="19"/>
                 <w:szCs w:val="19"/>
               </w:rPr>
-              <w:t>GET /api/ai/chat/history</w:t>
+              <w:t>PUT /api/reviews/product/{id}</w:t>
             </w:r>
           </w:p>
         </w:tc>
@@ -5819,7 +5901,7 @@
                 <w:sz w:val="19"/>
                 <w:szCs w:val="19"/>
               </w:rPr>
-              <w:t>POST</w:t>
+              <w:t>DELETE</w:t>
             </w:r>
           </w:p>
         </w:tc>
@@ -5842,7 +5924,7 @@
                 <w:sz w:val="19"/>
                 <w:szCs w:val="19"/>
               </w:rPr>
-              <w:t>/help/chat</w:t>
+              <w:t>/reviews/product/{id}</w:t>
             </w:r>
           </w:p>
         </w:tc>
@@ -5865,7 +5947,7 @@
                 <w:sz w:val="19"/>
                 <w:szCs w:val="19"/>
               </w:rPr>
-              <w:t>Keyword fallback helper used only when the assistant cannot be reached</w:t>
+              <w:t>Remove own rating</w:t>
             </w:r>
           </w:p>
         </w:tc>
@@ -5888,7 +5970,7 @@
                 <w:sz w:val="19"/>
                 <w:szCs w:val="19"/>
               </w:rPr>
-              <w:t>GET /api/orders/mine, GET /api/products</w:t>
+              <w:t>DELETE /api/reviews/product/{id}</w:t>
             </w:r>
           </w:p>
         </w:tc>
@@ -5923,7 +6005,7 @@
                 <w:sz w:val="19"/>
                 <w:szCs w:val="19"/>
               </w:rPr>
-              <w:t>GET</w:t>
+              <w:t>POST</w:t>
             </w:r>
           </w:p>
         </w:tc>
@@ -5947,7 +6029,7 @@
                 <w:sz w:val="19"/>
                 <w:szCs w:val="19"/>
               </w:rPr>
-              <w:t>/help/contact</w:t>
+              <w:t>/ai/chat</w:t>
             </w:r>
           </w:p>
         </w:tc>
@@ -5971,7 +6053,7 @@
                 <w:sz w:val="19"/>
                 <w:szCs w:val="19"/>
               </w:rPr>
-              <w:t>Support name, email, phone and WhatsApp, TikTok and Instagram links (empty when not set), whether the email window can send</w:t>
+              <w:t>Ask the AI assistant (guest or signed in, with page context)</w:t>
             </w:r>
           </w:p>
         </w:tc>
@@ -5995,7 +6077,7 @@
                 <w:sz w:val="19"/>
                 <w:szCs w:val="19"/>
               </w:rPr>
-              <w:t>- (from settings)</w:t>
+              <w:t>POST /api/ai/chat</w:t>
             </w:r>
           </w:p>
         </w:tc>
@@ -6052,7 +6134,7 @@
                 <w:sz w:val="19"/>
                 <w:szCs w:val="19"/>
               </w:rPr>
-              <w:t>/help/faqs</w:t>
+              <w:t>/ai/chat/status</w:t>
             </w:r>
           </w:p>
         </w:tc>
@@ -6075,7 +6157,7 @@
                 <w:sz w:val="19"/>
                 <w:szCs w:val="19"/>
               </w:rPr>
-              <w:t>The Help page's published questions, in display order</w:t>
+              <w:t>Is the assistant available right now</w:t>
             </w:r>
           </w:p>
         </w:tc>
@@ -6098,7 +6180,7 @@
                 <w:sz w:val="19"/>
                 <w:szCs w:val="19"/>
               </w:rPr>
-              <w:t>GET /api/faqs</w:t>
+              <w:t>GET /api/ai/chat/status</w:t>
             </w:r>
           </w:p>
         </w:tc>
@@ -6133,7 +6215,7 @@
                 <w:sz w:val="19"/>
                 <w:szCs w:val="19"/>
               </w:rPr>
-              <w:t>POST</w:t>
+              <w:t>GET</w:t>
             </w:r>
           </w:p>
         </w:tc>
@@ -6157,7 +6239,7 @@
                 <w:sz w:val="19"/>
                 <w:szCs w:val="19"/>
               </w:rPr>
-              <w:t>/help/email</w:t>
+              <w:t>/ai/chat/history</w:t>
             </w:r>
           </w:p>
         </w:tc>
@@ -6181,7 +6263,7 @@
                 <w:sz w:val="19"/>
                 <w:szCs w:val="19"/>
               </w:rPr>
-              <w:t>Send us an email: checks the form and sends it to the support inbox through Gmail (signed-in customers' name and email from their account)</w:t>
+              <w:t>Signed-in user's saved chat</w:t>
             </w:r>
           </w:p>
         </w:tc>
@@ -6205,7 +6287,7 @@
                 <w:sz w:val="19"/>
                 <w:szCs w:val="19"/>
               </w:rPr>
-              <w:t>GET /api/auth/me (signed in only)</w:t>
+              <w:t>GET /api/ai/chat/history</w:t>
             </w:r>
           </w:p>
         </w:tc>
@@ -6239,7 +6321,7 @@
                 <w:sz w:val="19"/>
                 <w:szCs w:val="19"/>
               </w:rPr>
-              <w:t>GET</w:t>
+              <w:t>POST</w:t>
             </w:r>
           </w:p>
         </w:tc>
@@ -6262,7 +6344,7 @@
                 <w:sz w:val="19"/>
                 <w:szCs w:val="19"/>
               </w:rPr>
-              <w:t>/heavy-orders/contact</w:t>
+              <w:t>/help/chat</w:t>
             </w:r>
           </w:p>
         </w:tc>
@@ -6285,7 +6367,7 @@
                 <w:sz w:val="19"/>
                 <w:szCs w:val="19"/>
               </w:rPr>
-              <w:t>Contact for bulk orders (name, email, phone, WhatsApp and its wa.me link; emailForm says whether the Send us an email window can send)</w:t>
+              <w:t>Keyword fallback helper used only when the assistant cannot be reached</w:t>
             </w:r>
           </w:p>
         </w:tc>
@@ -6308,7 +6390,7 @@
                 <w:sz w:val="19"/>
                 <w:szCs w:val="19"/>
               </w:rPr>
-              <w:t>- (from settings)</w:t>
+              <w:t>GET /api/orders/mine, GET /api/products</w:t>
             </w:r>
           </w:p>
         </w:tc>
@@ -6367,6 +6449,426 @@
                 <w:sz w:val="19"/>
                 <w:szCs w:val="19"/>
               </w:rPr>
+              <w:t>/help/contact</w:t>
+            </w:r>
+          </w:p>
+        </w:tc>
+        <w:tc>
+          <w:tcPr>
+            <w:tcW w:w="3367" w:type="dxa"/>
+            <w:shd w:val="clear" w:color="auto" w:fill="F4F5F3"/>
+            <w:tcMar>
+              <w:top w:w="50" w:type="dxa"/>
+              <w:left w:w="90" w:type="dxa"/>
+              <w:bottom w:w="50" w:type="dxa"/>
+              <w:right w:w="90" w:type="dxa"/>
+            </w:tcMar>
+          </w:tcPr>
+          <w:p>
+            <w:pPr>
+              <w:spacing w:after="20" w:line="252" w:lineRule="auto"/>
+            </w:pPr>
+            <w:r>
+              <w:rPr>
+                <w:sz w:val="19"/>
+                <w:szCs w:val="19"/>
+              </w:rPr>
+              <w:t>Support name, email, phone and WhatsApp, TikTok and Instagram links (empty when not set), whether the email window can send</w:t>
+            </w:r>
+          </w:p>
+        </w:tc>
+        <w:tc>
+          <w:tcPr>
+            <w:tcW w:w="3021" w:type="dxa"/>
+            <w:shd w:val="clear" w:color="auto" w:fill="F4F5F3"/>
+            <w:tcMar>
+              <w:top w:w="50" w:type="dxa"/>
+              <w:left w:w="90" w:type="dxa"/>
+              <w:bottom w:w="50" w:type="dxa"/>
+              <w:right w:w="90" w:type="dxa"/>
+            </w:tcMar>
+          </w:tcPr>
+          <w:p>
+            <w:pPr>
+              <w:spacing w:after="20" w:line="252" w:lineRule="auto"/>
+            </w:pPr>
+            <w:r>
+              <w:rPr>
+                <w:sz w:val="19"/>
+                <w:szCs w:val="19"/>
+              </w:rPr>
+              <w:t>- (from settings)</w:t>
+            </w:r>
+          </w:p>
+        </w:tc>
+      </w:tr>
+      <w:tr>
+        <w:tblPrEx>
+          <w:tblCellMar>
+            <w:top w:w="0" w:type="dxa"/>
+            <w:bottom w:w="0" w:type="dxa"/>
+          </w:tblCellMar>
+        </w:tblPrEx>
+        <w:trPr>
+          <w:cantSplit/>
+        </w:trPr>
+        <w:tc>
+          <w:tcPr>
+            <w:tcW w:w="928" w:type="dxa"/>
+            <w:tcMar>
+              <w:top w:w="50" w:type="dxa"/>
+              <w:left w:w="90" w:type="dxa"/>
+              <w:bottom w:w="50" w:type="dxa"/>
+              <w:right w:w="90" w:type="dxa"/>
+            </w:tcMar>
+          </w:tcPr>
+          <w:p>
+            <w:pPr>
+              <w:spacing w:after="20" w:line="252" w:lineRule="auto"/>
+            </w:pPr>
+            <w:r>
+              <w:rPr>
+                <w:sz w:val="19"/>
+                <w:szCs w:val="19"/>
+              </w:rPr>
+              <w:t>GET</w:t>
+            </w:r>
+          </w:p>
+        </w:tc>
+        <w:tc>
+          <w:tcPr>
+            <w:tcW w:w="2322" w:type="dxa"/>
+            <w:tcMar>
+              <w:top w:w="50" w:type="dxa"/>
+              <w:left w:w="90" w:type="dxa"/>
+              <w:bottom w:w="50" w:type="dxa"/>
+              <w:right w:w="90" w:type="dxa"/>
+            </w:tcMar>
+          </w:tcPr>
+          <w:p>
+            <w:pPr>
+              <w:spacing w:after="20" w:line="252" w:lineRule="auto"/>
+            </w:pPr>
+            <w:r>
+              <w:rPr>
+                <w:sz w:val="19"/>
+                <w:szCs w:val="19"/>
+              </w:rPr>
+              <w:t>/help/faqs</w:t>
+            </w:r>
+          </w:p>
+        </w:tc>
+        <w:tc>
+          <w:tcPr>
+            <w:tcW w:w="3367" w:type="dxa"/>
+            <w:tcMar>
+              <w:top w:w="50" w:type="dxa"/>
+              <w:left w:w="90" w:type="dxa"/>
+              <w:bottom w:w="50" w:type="dxa"/>
+              <w:right w:w="90" w:type="dxa"/>
+            </w:tcMar>
+          </w:tcPr>
+          <w:p>
+            <w:pPr>
+              <w:spacing w:after="20" w:line="252" w:lineRule="auto"/>
+            </w:pPr>
+            <w:r>
+              <w:rPr>
+                <w:sz w:val="19"/>
+                <w:szCs w:val="19"/>
+              </w:rPr>
+              <w:t>The Help page's published questions, in display order</w:t>
+            </w:r>
+          </w:p>
+        </w:tc>
+        <w:tc>
+          <w:tcPr>
+            <w:tcW w:w="3021" w:type="dxa"/>
+            <w:tcMar>
+              <w:top w:w="50" w:type="dxa"/>
+              <w:left w:w="90" w:type="dxa"/>
+              <w:bottom w:w="50" w:type="dxa"/>
+              <w:right w:w="90" w:type="dxa"/>
+            </w:tcMar>
+          </w:tcPr>
+          <w:p>
+            <w:pPr>
+              <w:spacing w:after="20" w:line="252" w:lineRule="auto"/>
+            </w:pPr>
+            <w:r>
+              <w:rPr>
+                <w:sz w:val="19"/>
+                <w:szCs w:val="19"/>
+              </w:rPr>
+              <w:t>GET /api/faqs</w:t>
+            </w:r>
+          </w:p>
+        </w:tc>
+      </w:tr>
+      <w:tr>
+        <w:tblPrEx>
+          <w:tblCellMar>
+            <w:top w:w="0" w:type="dxa"/>
+            <w:bottom w:w="0" w:type="dxa"/>
+          </w:tblCellMar>
+        </w:tblPrEx>
+        <w:trPr>
+          <w:cantSplit/>
+        </w:trPr>
+        <w:tc>
+          <w:tcPr>
+            <w:tcW w:w="928" w:type="dxa"/>
+            <w:shd w:val="clear" w:color="auto" w:fill="F4F5F3"/>
+            <w:tcMar>
+              <w:top w:w="50" w:type="dxa"/>
+              <w:left w:w="90" w:type="dxa"/>
+              <w:bottom w:w="50" w:type="dxa"/>
+              <w:right w:w="90" w:type="dxa"/>
+            </w:tcMar>
+          </w:tcPr>
+          <w:p>
+            <w:pPr>
+              <w:spacing w:after="20" w:line="252" w:lineRule="auto"/>
+            </w:pPr>
+            <w:r>
+              <w:rPr>
+                <w:sz w:val="19"/>
+                <w:szCs w:val="19"/>
+              </w:rPr>
+              <w:t>POST</w:t>
+            </w:r>
+          </w:p>
+        </w:tc>
+        <w:tc>
+          <w:tcPr>
+            <w:tcW w:w="2322" w:type="dxa"/>
+            <w:shd w:val="clear" w:color="auto" w:fill="F4F5F3"/>
+            <w:tcMar>
+              <w:top w:w="50" w:type="dxa"/>
+              <w:left w:w="90" w:type="dxa"/>
+              <w:bottom w:w="50" w:type="dxa"/>
+              <w:right w:w="90" w:type="dxa"/>
+            </w:tcMar>
+          </w:tcPr>
+          <w:p>
+            <w:pPr>
+              <w:spacing w:after="20" w:line="252" w:lineRule="auto"/>
+            </w:pPr>
+            <w:r>
+              <w:rPr>
+                <w:sz w:val="19"/>
+                <w:szCs w:val="19"/>
+              </w:rPr>
+              <w:t>/help/email</w:t>
+            </w:r>
+          </w:p>
+        </w:tc>
+        <w:tc>
+          <w:tcPr>
+            <w:tcW w:w="3367" w:type="dxa"/>
+            <w:shd w:val="clear" w:color="auto" w:fill="F4F5F3"/>
+            <w:tcMar>
+              <w:top w:w="50" w:type="dxa"/>
+              <w:left w:w="90" w:type="dxa"/>
+              <w:bottom w:w="50" w:type="dxa"/>
+              <w:right w:w="90" w:type="dxa"/>
+            </w:tcMar>
+          </w:tcPr>
+          <w:p>
+            <w:pPr>
+              <w:spacing w:after="20" w:line="252" w:lineRule="auto"/>
+            </w:pPr>
+            <w:r>
+              <w:rPr>
+                <w:sz w:val="19"/>
+                <w:szCs w:val="19"/>
+              </w:rPr>
+              <w:t>Send us an email: checks the form and sends it to the support inbox through Gmail (signed-in customers' name and email from their account)</w:t>
+            </w:r>
+          </w:p>
+        </w:tc>
+        <w:tc>
+          <w:tcPr>
+            <w:tcW w:w="3021" w:type="dxa"/>
+            <w:shd w:val="clear" w:color="auto" w:fill="F4F5F3"/>
+            <w:tcMar>
+              <w:top w:w="50" w:type="dxa"/>
+              <w:left w:w="90" w:type="dxa"/>
+              <w:bottom w:w="50" w:type="dxa"/>
+              <w:right w:w="90" w:type="dxa"/>
+            </w:tcMar>
+          </w:tcPr>
+          <w:p>
+            <w:pPr>
+              <w:spacing w:after="20" w:line="252" w:lineRule="auto"/>
+            </w:pPr>
+            <w:r>
+              <w:rPr>
+                <w:sz w:val="19"/>
+                <w:szCs w:val="19"/>
+              </w:rPr>
+              <w:t>GET /api/auth/me (signed in only)</w:t>
+            </w:r>
+          </w:p>
+        </w:tc>
+      </w:tr>
+      <w:tr>
+        <w:tblPrEx>
+          <w:tblCellMar>
+            <w:top w:w="0" w:type="dxa"/>
+            <w:bottom w:w="0" w:type="dxa"/>
+          </w:tblCellMar>
+        </w:tblPrEx>
+        <w:trPr>
+          <w:cantSplit/>
+        </w:trPr>
+        <w:tc>
+          <w:tcPr>
+            <w:tcW w:w="928" w:type="dxa"/>
+            <w:tcMar>
+              <w:top w:w="50" w:type="dxa"/>
+              <w:left w:w="90" w:type="dxa"/>
+              <w:bottom w:w="50" w:type="dxa"/>
+              <w:right w:w="90" w:type="dxa"/>
+            </w:tcMar>
+          </w:tcPr>
+          <w:p>
+            <w:pPr>
+              <w:spacing w:after="20" w:line="252" w:lineRule="auto"/>
+            </w:pPr>
+            <w:r>
+              <w:rPr>
+                <w:sz w:val="19"/>
+                <w:szCs w:val="19"/>
+              </w:rPr>
+              <w:t>GET</w:t>
+            </w:r>
+          </w:p>
+        </w:tc>
+        <w:tc>
+          <w:tcPr>
+            <w:tcW w:w="2322" w:type="dxa"/>
+            <w:tcMar>
+              <w:top w:w="50" w:type="dxa"/>
+              <w:left w:w="90" w:type="dxa"/>
+              <w:bottom w:w="50" w:type="dxa"/>
+              <w:right w:w="90" w:type="dxa"/>
+            </w:tcMar>
+          </w:tcPr>
+          <w:p>
+            <w:pPr>
+              <w:spacing w:after="20" w:line="252" w:lineRule="auto"/>
+            </w:pPr>
+            <w:r>
+              <w:rPr>
+                <w:sz w:val="19"/>
+                <w:szCs w:val="19"/>
+              </w:rPr>
+              <w:t>/heavy-orders/contact</w:t>
+            </w:r>
+          </w:p>
+        </w:tc>
+        <w:tc>
+          <w:tcPr>
+            <w:tcW w:w="3367" w:type="dxa"/>
+            <w:tcMar>
+              <w:top w:w="50" w:type="dxa"/>
+              <w:left w:w="90" w:type="dxa"/>
+              <w:bottom w:w="50" w:type="dxa"/>
+              <w:right w:w="90" w:type="dxa"/>
+            </w:tcMar>
+          </w:tcPr>
+          <w:p>
+            <w:pPr>
+              <w:spacing w:after="20" w:line="252" w:lineRule="auto"/>
+            </w:pPr>
+            <w:r>
+              <w:rPr>
+                <w:sz w:val="19"/>
+                <w:szCs w:val="19"/>
+              </w:rPr>
+              <w:t>Contact for bulk orders (name, email, phone, WhatsApp and its wa.me link; emailForm says whether the Send us an email window can send)</w:t>
+            </w:r>
+          </w:p>
+        </w:tc>
+        <w:tc>
+          <w:tcPr>
+            <w:tcW w:w="3021" w:type="dxa"/>
+            <w:tcMar>
+              <w:top w:w="50" w:type="dxa"/>
+              <w:left w:w="90" w:type="dxa"/>
+              <w:bottom w:w="50" w:type="dxa"/>
+              <w:right w:w="90" w:type="dxa"/>
+            </w:tcMar>
+          </w:tcPr>
+          <w:p>
+            <w:pPr>
+              <w:spacing w:after="20" w:line="252" w:lineRule="auto"/>
+            </w:pPr>
+            <w:r>
+              <w:rPr>
+                <w:sz w:val="19"/>
+                <w:szCs w:val="19"/>
+              </w:rPr>
+              <w:t>- (from settings)</w:t>
+            </w:r>
+          </w:p>
+        </w:tc>
+      </w:tr>
+      <w:tr>
+        <w:tblPrEx>
+          <w:tblCellMar>
+            <w:top w:w="0" w:type="dxa"/>
+            <w:bottom w:w="0" w:type="dxa"/>
+          </w:tblCellMar>
+        </w:tblPrEx>
+        <w:trPr>
+          <w:cantSplit/>
+        </w:trPr>
+        <w:tc>
+          <w:tcPr>
+            <w:tcW w:w="928" w:type="dxa"/>
+            <w:shd w:val="clear" w:color="auto" w:fill="F4F5F3"/>
+            <w:tcMar>
+              <w:top w:w="50" w:type="dxa"/>
+              <w:left w:w="90" w:type="dxa"/>
+              <w:bottom w:w="50" w:type="dxa"/>
+              <w:right w:w="90" w:type="dxa"/>
+            </w:tcMar>
+          </w:tcPr>
+          <w:p>
+            <w:pPr>
+              <w:spacing w:after="20" w:line="252" w:lineRule="auto"/>
+            </w:pPr>
+            <w:r>
+              <w:rPr>
+                <w:sz w:val="19"/>
+                <w:szCs w:val="19"/>
+              </w:rPr>
+              <w:t>GET</w:t>
+            </w:r>
+          </w:p>
+        </w:tc>
+        <w:tc>
+          <w:tcPr>
+            <w:tcW w:w="2322" w:type="dxa"/>
+            <w:shd w:val="clear" w:color="auto" w:fill="F4F5F3"/>
+            <w:tcMar>
+              <w:top w:w="50" w:type="dxa"/>
+              <w:left w:w="90" w:type="dxa"/>
+              <w:bottom w:w="50" w:type="dxa"/>
+              <w:right w:w="90" w:type="dxa"/>
+            </w:tcMar>
+          </w:tcPr>
+          <w:p>
+            <w:pPr>
+              <w:spacing w:after="20" w:line="252" w:lineRule="auto"/>
+            </w:pPr>
+            <w:r>
+              <w:rPr>
+                <w:sz w:val="19"/>
+                <w:szCs w:val="19"/>
+              </w:rPr>
               <w:t>/heavy-orders/showcase</w:t>
             </w:r>
           </w:p>
@@ -6445,7 +6947,7 @@
       <w:pPr>
         <w:pStyle w:val="Heading1"/>
       </w:pPr>
-      <w:bookmarkStart w:id="5" w:name="_Toc243679746"/>
+      <w:bookmarkStart w:id="5" w:name="_Toc243693213"/>
       <w:r>
         <w:lastRenderedPageBreak/>
         <w:t>5  Source files</w:t>
@@ -6468,7 +6970,7 @@
           <w:left w:w="10" w:type="dxa"/>
           <w:right w:w="10" w:type="dxa"/>
         </w:tblCellMar>
-        <w:tblLook w:val="0000" w:firstRow="0" w:lastRow="0" w:firstColumn="0" w:lastColumn="0" w:noHBand="0" w:noVBand="0"/>
+        <w:tblLook w:val="04A0" w:firstRow="1" w:lastRow="0" w:firstColumn="1" w:lastColumn="0" w:noHBand="0" w:noVBand="1"/>
       </w:tblPr>
       <w:tblGrid>
         <w:gridCol w:w="3125"/>
@@ -6915,7 +7417,7 @@
       <w:pPr>
         <w:pStyle w:val="Heading1"/>
       </w:pPr>
-      <w:bookmarkStart w:id="6" w:name="_Toc243679747"/>
+      <w:bookmarkStart w:id="6" w:name="_Toc243693214"/>
       <w:r>
         <w:lastRenderedPageBreak/>
         <w:t>6  Send us an email</w:t>
@@ -7181,7 +7683,7 @@
       <w:pPr>
         <w:pStyle w:val="Heading1"/>
       </w:pPr>
-      <w:bookmarkStart w:id="7" w:name="_Toc243679748"/>
+      <w:bookmarkStart w:id="7" w:name="_Toc243693215"/>
       <w:r>
         <w:lastRenderedPageBreak/>
         <w:t>7  Phone codes</w:t>
@@ -7193,7 +7695,10 @@
         <w:spacing w:after="120" w:line="276" w:lineRule="auto"/>
       </w:pPr>
       <w:r>
-        <w:t xml:space="preserve">Since 17 October 2026: </w:t>
+        <w:t>Since 17 O</w:t>
+      </w:r>
+      <w:r>
+        <w:t xml:space="preserve">ctober 2026: </w:t>
       </w:r>
       <w:r>
         <w:rPr>
@@ -7289,10 +7794,7 @@
         <w:t>/auth/register</w:t>
       </w:r>
       <w:r>
-        <w:t xml:space="preserve"> and</w:t>
-      </w:r>
-      <w:r>
-        <w:t xml:space="preserve"> </w:t>
+        <w:t xml:space="preserve"> and </w:t>
       </w:r>
       <w:r>
         <w:rPr>
@@ -7301,7 +7803,16 @@
           <w:sz w:val="19"/>
           <w:szCs w:val="19"/>
         </w:rPr>
-        <w:t>/auth/google</w:t>
+        <w:t>/auth/goo</w:t>
+      </w:r>
+      <w:r>
+        <w:rPr>
+          <w:rFonts w:ascii="Consolas" w:eastAsia="Consolas" w:hAnsi="Consolas" w:cs="Consolas"/>
+          <w:color w:val="3B3F3D"/>
+          <w:sz w:val="19"/>
+          <w:szCs w:val="19"/>
+        </w:rPr>
+        <w:t>gle</w:t>
       </w:r>
       <w:r>
         <w:t xml:space="preserve"> carry </w:t>
@@ -7352,7 +7863,7 @@
       <w:pPr>
         <w:pStyle w:val="Heading1"/>
       </w:pPr>
-      <w:bookmarkStart w:id="8" w:name="_Toc243679749"/>
+      <w:bookmarkStart w:id="8" w:name="_Toc243693216"/>
       <w:r>
         <w:lastRenderedPageBreak/>
         <w:t>8  Errors</w:t>
@@ -7373,22 +7884,16 @@
           <w:sz w:val="19"/>
           <w:szCs w:val="19"/>
         </w:rPr>
-        <w:t>app/core/backend_</w:t>
-      </w:r>
-      <w:r>
-        <w:rPr>
-          <w:rFonts w:ascii="Consolas" w:eastAsia="Consolas" w:hAnsi="Consolas" w:cs="Consolas"/>
-          <w:color w:val="3B3F3D"/>
-          <w:sz w:val="19"/>
-          <w:szCs w:val="19"/>
-        </w:rPr>
-        <w:t>client.py</w:t>
-      </w:r>
-      <w:r>
-        <w:t xml:space="preserve"> never passes on technical details. A backend that can't be reached becomes 503 "We can't reach our server right now ...", a slow one 504, and any backend 500 becomes "Something went wrong on our side ..." - the real error goes to this server's lo</w:t>
-      </w:r>
-      <w:r>
-        <w:t xml:space="preserve">g. A reason the backend wrote for people (any 4xx, or a deliberate 503 such as "Text messages are not set up yet.") passes through; a 4xx without one gets a plain sentence for its status. </w:t>
+        <w:t>app/core/backend_client.py</w:t>
+      </w:r>
+      <w:r>
+        <w:t xml:space="preserve"> </w:t>
+      </w:r>
+      <w:r>
+        <w:t>never passes on technical details. A backend that can't be reached becomes 503 "We can't reach our server right now ...", a slow one 504, and any backend 500 becomes "Something went wrong on our side ..." - the real error goes to this server's log. A reaso</w:t>
+      </w:r>
+      <w:r>
+        <w:t xml:space="preserve">n the backend wrote for people (any 4xx, or a deliberate 503 such as "Text messages are not set up yet.") passes through; a 4xx without one gets a plain sentence for its status. </w:t>
       </w:r>
       <w:r>
         <w:rPr>
@@ -7400,10 +7905,7 @@
         <w:t>app/main.py</w:t>
       </w:r>
       <w:r>
-        <w:t xml:space="preserve"> answers a request with fields that don't fit with one se</w:t>
-      </w:r>
-      <w:r>
-        <w:t>ntence (422) and anything unexpected with the calm 500, logging the trace.</w:t>
+        <w:t xml:space="preserve"> answers a request with fields that don't fit with one sentence (422) and anything unexpected with the calm 500, logging the trace.</w:t>
       </w:r>
     </w:p>
     <w:p>
@@ -7415,7 +7917,7 @@
       <w:pPr>
         <w:pStyle w:val="Heading1"/>
       </w:pPr>
-      <w:bookmarkStart w:id="9" w:name="_Toc243679750"/>
+      <w:bookmarkStart w:id="9" w:name="_Toc243693217"/>
       <w:r>
         <w:lastRenderedPageBreak/>
         <w:t>9  Configuration</w:t>
@@ -7470,7 +7972,7 @@
           <w:left w:w="10" w:type="dxa"/>
           <w:right w:w="10" w:type="dxa"/>
         </w:tblCellMar>
-        <w:tblLook w:val="0000" w:firstRow="0" w:lastRow="0" w:firstColumn="0" w:lastColumn="0" w:noHBand="0" w:noVBand="0"/>
+        <w:tblLook w:val="04A0" w:firstRow="1" w:lastRow="0" w:firstColumn="1" w:lastColumn="0" w:noHBand="0" w:noVBand="1"/>
       </w:tblPr>
       <w:tblGrid>
         <w:gridCol w:w="2536"/>
@@ -7971,7 +8473,14 @@
                 <w:sz w:val="19"/>
                 <w:szCs w:val="19"/>
               </w:rPr>
-              <w:t>Calls and WhatsApp on the Help page, the Bulk Orders page and the footer, and the chat helper's fallback answer; the WhatsApp link is built by app/core/contacts.py. How to change it: DWS-CFG-01, Changing the company phone number</w:t>
+              <w:t>Calls and WhatsApp on the Help page, the Bulk Orders page and the footer, and the chat helper's fallback answer; the WhatsApp link is built by app/core/contacts.py. How</w:t>
+            </w:r>
+            <w:r>
+              <w:rPr>
+                <w:sz w:val="19"/>
+                <w:szCs w:val="19"/>
+              </w:rPr>
+              <w:t xml:space="preserve"> to change it: DWS-CFG-01, Changing the company phone number</w:t>
             </w:r>
           </w:p>
         </w:tc>
@@ -8054,14 +8563,7 @@
                 <w:sz w:val="19"/>
                 <w:szCs w:val="19"/>
               </w:rPr>
-              <w:t>The business TikTok and Instagram pages (set 8 October 2026), shown in every page's footer; an empty one is not shown. Use the plain address</w:t>
-            </w:r>
-            <w:r>
-              <w:rPr>
-                <w:sz w:val="19"/>
-                <w:szCs w:val="19"/>
-              </w:rPr>
-              <w:t>, without the tracking part a Share button adds (?_r=..., ?stkn=...)</w:t>
+              <w:t>The business TikTok and Instagram pages (set 8 October 2026), shown in every page's footer; an empty one is not shown. Use the plain address, without the tracking part a Share button adds (?_r=..., ?stkn=...)</w:t>
             </w:r>
           </w:p>
         </w:tc>
@@ -8141,14 +8643,14 @@
                 <w:sz w:val="19"/>
                 <w:szCs w:val="19"/>
               </w:rPr>
-              <w:t>The business Gmail and an App Password for it, used to send the Send us an email form; while either is empty the email buttons open the visitor's email app instead (emailForm false in /help/contact and /heavy-orders/contact). The password is a secret - see</w:t>
-            </w:r>
-            <w:r>
-              <w:rPr>
-                <w:sz w:val="19"/>
-                <w:szCs w:val="19"/>
-              </w:rPr>
-              <w:t xml:space="preserve"> the Configuration and Secrets Reference</w:t>
+              <w:t>The business Gmail and an App Password for it, used to send the Send us an email form; while either is empty the email buttons open the visitor's email app instead (emailForm false in /help/contact and /heavy-orders/contact). T</w:t>
+            </w:r>
+            <w:r>
+              <w:rPr>
+                <w:sz w:val="19"/>
+                <w:szCs w:val="19"/>
+              </w:rPr>
+              <w:t>he password is a secret - see the Configuration and Secrets Reference</w:t>
             </w:r>
           </w:p>
         </w:tc>
@@ -8587,10 +9089,10 @@
         <w:t>frontend/app/core/config.py</w:t>
       </w:r>
       <w:r>
-        <w:t xml:space="preserve"> (or the matching environment variables). The email is the business Gmail (dateroemwo</w:t>
-      </w:r>
-      <w:r>
-        <w:t>odsales@gmail.com) with a "+support" tag: it arrives in that mailbox, where a Gmail filter files it under the Customers label. Confirm the phone and WhatsApp number before launch.</w:t>
+        <w:t xml:space="preserve"> (or the matching environment variables). The email is the business Gmail (dateroemwoodsales@gmail.com) with a "+support" tag: it arrives in that mailbox, where a Gmail filter files it under the Customers label. Confirm the phone and WhatsApp number before</w:t>
+      </w:r>
+      <w:r>
+        <w:t xml:space="preserve"> launch.</w:t>
       </w:r>
     </w:p>
     <w:p>
@@ -8603,10 +9105,7 @@
         <w:ind w:left="160" w:right="160"/>
       </w:pPr>
       <w:r>
-        <w:t>If the website is served from a real domain that calls this server directly,</w:t>
-      </w:r>
-      <w:r>
-        <w:t xml:space="preserve"> add that origin to </w:t>
+        <w:t xml:space="preserve">If the website is served from a real domain that calls this server directly, add that origin to </w:t>
       </w:r>
       <w:r>
         <w:rPr>
@@ -8630,7 +9129,7 @@
       <w:pPr>
         <w:pStyle w:val="Heading1"/>
       </w:pPr>
-      <w:bookmarkStart w:id="10" w:name="_Toc243679751"/>
+      <w:bookmarkStart w:id="10" w:name="_Toc243693218"/>
       <w:r>
         <w:lastRenderedPageBreak/>
         <w:t>10  Running and checking</w:t>
@@ -8767,7 +9266,16 @@
           <w:sz w:val="19"/>
           <w:szCs w:val="19"/>
         </w:rPr>
-        <w:t>frontend/requirements.txt</w:t>
+        <w:t>frontend/requirements</w:t>
+      </w:r>
+      <w:r>
+        <w:rPr>
+          <w:rFonts w:ascii="Consolas" w:eastAsia="Consolas" w:hAnsi="Consolas" w:cs="Consolas"/>
+          <w:color w:val="3B3F3D"/>
+          <w:sz w:val="19"/>
+          <w:szCs w:val="19"/>
+        </w:rPr>
+        <w:t>.txt</w:t>
       </w:r>
       <w:r>
         <w:t>.</w:t>
@@ -8782,7 +9290,7 @@
       <w:pPr>
         <w:pStyle w:val="Heading1"/>
       </w:pPr>
-      <w:bookmarkStart w:id="11" w:name="_Toc243679752"/>
+      <w:bookmarkStart w:id="11" w:name="_Toc243693219"/>
       <w:r>
         <w:lastRenderedPageBreak/>
         <w:t>11  Known limitations</w:t>
@@ -8799,10 +9307,7 @@
         <w:spacing w:after="60" w:line="264" w:lineRule="auto"/>
       </w:pPr>
       <w:r>
-        <w:t>No caching: if the backend is down</w:t>
-      </w:r>
-      <w:r>
-        <w:t>, every request returns 503. A cache (Redis is already configured) is listed as future work in backend_client.py.</w:t>
+        <w:t>No caching: if the backend is down, every request returns 503. A cache (Redis is already configured) is listed as future work in backend_client.py.</w:t>
       </w:r>
     </w:p>
     <w:p>
@@ -9048,10 +9553,72 @@
 <file path=word/numbering.xml><?xml version="1.0" encoding="utf-8"?>
 <w:numbering xmlns:wpc="http://schemas.microsoft.com/office/word/2010/wordprocessingCanvas" xmlns:cx="http://schemas.microsoft.com/office/drawing/2014/chartex" xmlns:cx1="http://schemas.microsoft.com/office/drawing/2015/9/8/chartex" xmlns:mc="http://schemas.openxmlformats.org/markup-compatibility/2006" xmlns:o="urn:schemas-microsoft-com:office:office" xmlns:r="http://schemas.openxmlformats.org/officeDocument/2006/relationships" xmlns:m="http://schemas.openxmlformats.org/officeDocument/2006/math" xmlns:v="urn:schemas-microsoft-com:vml" xmlns:wp14="http://schemas.microsoft.com/office/word/2010/wordprocessingDrawing" xmlns:wp="http://schemas.openxmlformats.org/drawingml/2006/wordprocessingDrawing" xmlns:w10="urn:schemas-microsoft-com:office:word" xmlns:w="http://schemas.openxmlformats.org/wordprocessingml/2006/main" xmlns:w14="http://schemas.microsoft.com/office/word/2010/wordml" xmlns:w15="http://schemas.microsoft.com/office/word/2012/wordml" xmlns:w16se="http://schemas.microsoft.com/office/word/2015/wordml/symex" xmlns:wpg="http://schemas.microsoft.com/office/word/2010/wordprocessingGroup" xmlns:wpi="http://schemas.microsoft.com/office/word/2010/wordprocessingInk" xmlns:wne="http://schemas.microsoft.com/office/word/2006/wordml" xmlns:wps="http://schemas.microsoft.com/office/word/2010/wordprocessingShape" mc:Ignorable="w14 w15 w16se wp14">
   <w:abstractNum w:abstractNumId="0" w15:restartNumberingAfterBreak="0">
-    <w:nsid w:val="27E5340F"/>
+    <w:nsid w:val="20D657D6"/>
     <w:multiLevelType w:val="hybridMultilevel"/>
-    <w:tmpl w:val="B56C8A26"/>
-    <w:lvl w:ilvl="0" w:tplc="55089550" w:tentative="1">
+    <w:tmpl w:val="C99E3890"/>
+    <w:lvl w:ilvl="0" w:tplc="3EB05D62">
+      <w:start w:val="1"/>
+      <w:numFmt w:val="bullet"/>
+      <w:lvlText w:val="•"/>
+      <w:lvlJc w:val="left"/>
+      <w:pPr>
+        <w:ind w:left="540" w:hanging="300"/>
+      </w:pPr>
+    </w:lvl>
+    <w:lvl w:ilvl="1" w:tplc="E9727248" w:tentative="1">
+      <w:start w:val="1"/>
+      <w:numFmt w:val="bullet"/>
+      <w:lvlText w:val="–"/>
+      <w:lvlJc w:val="left"/>
+      <w:pPr>
+        <w:ind w:left="940" w:hanging="300"/>
+      </w:pPr>
+    </w:lvl>
+    <w:lvl w:ilvl="2" w:tplc="9ECC7CBE" w:tentative="1">
+      <w:start w:val="1"/>
+      <w:numFmt w:val="bullet"/>
+      <w:lvlText w:val="◦"/>
+      <w:lvlJc w:val="left"/>
+      <w:pPr>
+        <w:ind w:left="1340" w:hanging="300"/>
+      </w:pPr>
+    </w:lvl>
+    <w:lvl w:ilvl="3" w:tplc="09F8B914">
+      <w:numFmt w:val="decimal"/>
+      <w:lvlText w:val=""/>
+      <w:lvlJc w:val="left"/>
+    </w:lvl>
+    <w:lvl w:ilvl="4" w:tplc="EA8A2ED8">
+      <w:numFmt w:val="decimal"/>
+      <w:lvlText w:val=""/>
+      <w:lvlJc w:val="left"/>
+    </w:lvl>
+    <w:lvl w:ilvl="5" w:tplc="619AEC4A">
+      <w:numFmt w:val="decimal"/>
+      <w:lvlText w:val=""/>
+      <w:lvlJc w:val="left"/>
+    </w:lvl>
+    <w:lvl w:ilvl="6" w:tplc="83D03626">
+      <w:numFmt w:val="decimal"/>
+      <w:lvlText w:val=""/>
+      <w:lvlJc w:val="left"/>
+    </w:lvl>
+    <w:lvl w:ilvl="7" w:tplc="A32EA7D2">
+      <w:numFmt w:val="decimal"/>
+      <w:lvlText w:val=""/>
+      <w:lvlJc w:val="left"/>
+    </w:lvl>
+    <w:lvl w:ilvl="8" w:tplc="92D0D25A">
+      <w:numFmt w:val="decimal"/>
+      <w:lvlText w:val=""/>
+      <w:lvlJc w:val="left"/>
+    </w:lvl>
+  </w:abstractNum>
+  <w:abstractNum w:abstractNumId="1" w15:restartNumberingAfterBreak="0">
+    <w:nsid w:val="32A64CD9"/>
+    <w:multiLevelType w:val="hybridMultilevel"/>
+    <w:tmpl w:val="B4F497F6"/>
+    <w:lvl w:ilvl="0" w:tplc="2ABCD1DA" w:tentative="1">
       <w:start w:val="1"/>
       <w:numFmt w:val="decimal"/>
       <w:lvlText w:val="%1."/>
@@ -9060,7 +9627,7 @@
         <w:ind w:left="540" w:hanging="300"/>
       </w:pPr>
     </w:lvl>
-    <w:lvl w:ilvl="1" w:tplc="B3E49ED2" w:tentative="1">
+    <w:lvl w:ilvl="1" w:tplc="4BEAA858" w:tentative="1">
       <w:start w:val="1"/>
       <w:numFmt w:val="lowerLetter"/>
       <w:lvlText w:val="%2."/>
@@ -9069,7 +9636,7 @@
         <w:ind w:left="940" w:hanging="300"/>
       </w:pPr>
     </w:lvl>
-    <w:lvl w:ilvl="2" w:tplc="61AC7F1C" w:tentative="1">
+    <w:lvl w:ilvl="2" w:tplc="A2ECD658" w:tentative="1">
       <w:start w:val="1"/>
       <w:numFmt w:val="lowerRoman"/>
       <w:lvlText w:val="%3."/>
@@ -9078,42 +9645,42 @@
         <w:ind w:left="1340" w:hanging="300"/>
       </w:pPr>
     </w:lvl>
-    <w:lvl w:ilvl="3" w:tplc="B1E04D06">
+    <w:lvl w:ilvl="3" w:tplc="AC8272B2">
       <w:numFmt w:val="decimal"/>
       <w:lvlText w:val=""/>
       <w:lvlJc w:val="left"/>
     </w:lvl>
-    <w:lvl w:ilvl="4" w:tplc="5E0089F6">
+    <w:lvl w:ilvl="4" w:tplc="917A9B04">
       <w:numFmt w:val="decimal"/>
       <w:lvlText w:val=""/>
       <w:lvlJc w:val="left"/>
     </w:lvl>
-    <w:lvl w:ilvl="5" w:tplc="4CD4BF9A">
+    <w:lvl w:ilvl="5" w:tplc="72D6F308">
       <w:numFmt w:val="decimal"/>
       <w:lvlText w:val=""/>
       <w:lvlJc w:val="left"/>
     </w:lvl>
-    <w:lvl w:ilvl="6" w:tplc="F80EE90A">
+    <w:lvl w:ilvl="6" w:tplc="FB7C56F8">
       <w:numFmt w:val="decimal"/>
       <w:lvlText w:val=""/>
       <w:lvlJc w:val="left"/>
     </w:lvl>
-    <w:lvl w:ilvl="7" w:tplc="C6F40434">
+    <w:lvl w:ilvl="7" w:tplc="02AA8114">
       <w:numFmt w:val="decimal"/>
       <w:lvlText w:val=""/>
       <w:lvlJc w:val="left"/>
     </w:lvl>
-    <w:lvl w:ilvl="8" w:tplc="B5504610">
+    <w:lvl w:ilvl="8" w:tplc="4F062C82">
       <w:numFmt w:val="decimal"/>
       <w:lvlText w:val=""/>
       <w:lvlJc w:val="left"/>
     </w:lvl>
   </w:abstractNum>
-  <w:abstractNum w:abstractNumId="1" w15:restartNumberingAfterBreak="0">
-    <w:nsid w:val="4F292BF1"/>
+  <w:abstractNum w:abstractNumId="2" w15:restartNumberingAfterBreak="0">
+    <w:nsid w:val="3E690215"/>
     <w:multiLevelType w:val="hybridMultilevel"/>
-    <w:tmpl w:val="16308606"/>
-    <w:lvl w:ilvl="0" w:tplc="1BBC7B94" w:tentative="1">
+    <w:tmpl w:val="400434BC"/>
+    <w:lvl w:ilvl="0" w:tplc="66401C84" w:tentative="1">
       <w:start w:val="1"/>
       <w:numFmt w:val="bullet"/>
       <w:lvlText w:val="●"/>
@@ -9122,7 +9689,7 @@
         <w:ind w:left="720" w:hanging="360"/>
       </w:pPr>
     </w:lvl>
-    <w:lvl w:ilvl="1" w:tplc="49DE3388" w:tentative="1">
+    <w:lvl w:ilvl="1" w:tplc="6E402738" w:tentative="1">
       <w:start w:val="1"/>
       <w:numFmt w:val="bullet"/>
       <w:lvlText w:val="○"/>
@@ -9131,7 +9698,7 @@
         <w:ind w:left="1440" w:hanging="360"/>
       </w:pPr>
     </w:lvl>
-    <w:lvl w:ilvl="2" w:tplc="79DEBF32" w:tentative="1">
+    <w:lvl w:ilvl="2" w:tplc="EDF46A16" w:tentative="1">
       <w:start w:val="1"/>
       <w:numFmt w:val="bullet"/>
       <w:lvlText w:val="■"/>
@@ -9140,7 +9707,7 @@
         <w:ind w:left="2160" w:hanging="360"/>
       </w:pPr>
     </w:lvl>
-    <w:lvl w:ilvl="3" w:tplc="8D20A934" w:tentative="1">
+    <w:lvl w:ilvl="3" w:tplc="6AE412EC" w:tentative="1">
       <w:start w:val="1"/>
       <w:numFmt w:val="bullet"/>
       <w:lvlText w:val="●"/>
@@ -9149,7 +9716,7 @@
         <w:ind w:left="2880" w:hanging="360"/>
       </w:pPr>
     </w:lvl>
-    <w:lvl w:ilvl="4" w:tplc="B3A43F40" w:tentative="1">
+    <w:lvl w:ilvl="4" w:tplc="4EB04066" w:tentative="1">
       <w:start w:val="1"/>
       <w:numFmt w:val="bullet"/>
       <w:lvlText w:val="○"/>
@@ -9158,7 +9725,7 @@
         <w:ind w:left="3600" w:hanging="360"/>
       </w:pPr>
     </w:lvl>
-    <w:lvl w:ilvl="5" w:tplc="D37CE04A" w:tentative="1">
+    <w:lvl w:ilvl="5" w:tplc="EA9ABC48" w:tentative="1">
       <w:start w:val="1"/>
       <w:numFmt w:val="bullet"/>
       <w:lvlText w:val="■"/>
@@ -9167,7 +9734,7 @@
         <w:ind w:left="4320" w:hanging="360"/>
       </w:pPr>
     </w:lvl>
-    <w:lvl w:ilvl="6" w:tplc="002A8404" w:tentative="1">
+    <w:lvl w:ilvl="6" w:tplc="9EF6C48A" w:tentative="1">
       <w:start w:val="1"/>
       <w:numFmt w:val="bullet"/>
       <w:lvlText w:val="●"/>
@@ -9176,7 +9743,7 @@
         <w:ind w:left="5040" w:hanging="360"/>
       </w:pPr>
     </w:lvl>
-    <w:lvl w:ilvl="7" w:tplc="2D847508" w:tentative="1">
+    <w:lvl w:ilvl="7" w:tplc="8E307042" w:tentative="1">
       <w:start w:val="1"/>
       <w:numFmt w:val="bullet"/>
       <w:lvlText w:val="●"/>
@@ -9185,7 +9752,7 @@
         <w:ind w:left="5760" w:hanging="360"/>
       </w:pPr>
     </w:lvl>
-    <w:lvl w:ilvl="8" w:tplc="324CDDFE" w:tentative="1">
+    <w:lvl w:ilvl="8" w:tplc="00284848" w:tentative="1">
       <w:start w:val="1"/>
       <w:numFmt w:val="bullet"/>
       <w:lvlText w:val="●"/>
@@ -9195,76 +9762,14 @@
       </w:pPr>
     </w:lvl>
   </w:abstractNum>
-  <w:abstractNum w:abstractNumId="2" w15:restartNumberingAfterBreak="0">
-    <w:nsid w:val="6E807409"/>
-    <w:multiLevelType w:val="hybridMultilevel"/>
-    <w:tmpl w:val="87DEB9BE"/>
-    <w:lvl w:ilvl="0" w:tplc="66FC3B10">
-      <w:start w:val="1"/>
-      <w:numFmt w:val="bullet"/>
-      <w:lvlText w:val="•"/>
-      <w:lvlJc w:val="left"/>
-      <w:pPr>
-        <w:ind w:left="540" w:hanging="300"/>
-      </w:pPr>
-    </w:lvl>
-    <w:lvl w:ilvl="1" w:tplc="63E011D2" w:tentative="1">
-      <w:start w:val="1"/>
-      <w:numFmt w:val="bullet"/>
-      <w:lvlText w:val="–"/>
-      <w:lvlJc w:val="left"/>
-      <w:pPr>
-        <w:ind w:left="940" w:hanging="300"/>
-      </w:pPr>
-    </w:lvl>
-    <w:lvl w:ilvl="2" w:tplc="116CB71A" w:tentative="1">
-      <w:start w:val="1"/>
-      <w:numFmt w:val="bullet"/>
-      <w:lvlText w:val="◦"/>
-      <w:lvlJc w:val="left"/>
-      <w:pPr>
-        <w:ind w:left="1340" w:hanging="300"/>
-      </w:pPr>
-    </w:lvl>
-    <w:lvl w:ilvl="3" w:tplc="0408F914">
-      <w:numFmt w:val="decimal"/>
-      <w:lvlText w:val=""/>
-      <w:lvlJc w:val="left"/>
-    </w:lvl>
-    <w:lvl w:ilvl="4" w:tplc="0AE08B48">
-      <w:numFmt w:val="decimal"/>
-      <w:lvlText w:val=""/>
-      <w:lvlJc w:val="left"/>
-    </w:lvl>
-    <w:lvl w:ilvl="5" w:tplc="C0424E98">
-      <w:numFmt w:val="decimal"/>
-      <w:lvlText w:val=""/>
-      <w:lvlJc w:val="left"/>
-    </w:lvl>
-    <w:lvl w:ilvl="6" w:tplc="A69C1DEE">
-      <w:numFmt w:val="decimal"/>
-      <w:lvlText w:val=""/>
-      <w:lvlJc w:val="left"/>
-    </w:lvl>
-    <w:lvl w:ilvl="7" w:tplc="98D00676">
-      <w:numFmt w:val="decimal"/>
-      <w:lvlText w:val=""/>
-      <w:lvlJc w:val="left"/>
-    </w:lvl>
-    <w:lvl w:ilvl="8" w:tplc="23E6B2FE">
-      <w:numFmt w:val="decimal"/>
-      <w:lvlText w:val=""/>
-      <w:lvlJc w:val="left"/>
-    </w:lvl>
-  </w:abstractNum>
   <w:num w:numId="1">
-    <w:abstractNumId w:val="1"/>
+    <w:abstractNumId w:val="2"/>
     <w:lvlOverride w:ilvl="0">
       <w:startOverride w:val="1"/>
     </w:lvlOverride>
   </w:num>
   <w:num w:numId="2">
-    <w:abstractNumId w:val="2"/>
+    <w:abstractNumId w:val="0"/>
     <w:lvlOverride w:ilvl="0">
       <w:startOverride w:val="1"/>
     </w:lvlOverride>
@@ -9893,7 +10398,7 @@
     <w:autoRedefine/>
     <w:uiPriority w:val="39"/>
     <w:unhideWhenUsed/>
-    <w:rsid w:val="004E464B"/>
+    <w:rsid w:val="00E16ED9"/>
     <w:pPr>
       <w:spacing w:after="100"/>
     </w:pPr>

--- a/documentation/04 Website/Website Server (BFF).docx
+++ b/documentation/04 Website/Website Server (BFF).docx
@@ -80,7 +80,7 @@
           <w:left w:w="10" w:type="dxa"/>
           <w:right w:w="10" w:type="dxa"/>
         </w:tblCellMar>
-        <w:tblLook w:val="04A0" w:firstRow="1" w:lastRow="0" w:firstColumn="1" w:lastColumn="0" w:noHBand="0" w:noVBand="1"/>
+        <w:tblLook w:val="0000" w:firstRow="0" w:lastRow="0" w:firstColumn="0" w:lastColumn="0" w:noHBand="0" w:noVBand="0"/>
       </w:tblPr>
       <w:tblGrid>
         <w:gridCol w:w="2600"/>
@@ -461,7 +461,7 @@
           <w:left w:w="10" w:type="dxa"/>
           <w:right w:w="10" w:type="dxa"/>
         </w:tblCellMar>
-        <w:tblLook w:val="04A0" w:firstRow="1" w:lastRow="0" w:firstColumn="1" w:lastColumn="0" w:noHBand="0" w:noVBand="1"/>
+        <w:tblLook w:val="0000" w:firstRow="0" w:lastRow="0" w:firstColumn="0" w:lastColumn="0" w:noHBand="0" w:noVBand="0"/>
       </w:tblPr>
       <w:tblGrid>
         <w:gridCol w:w="1300"/>
@@ -1237,7 +1237,14 @@
                 <w:sz w:val="19"/>
                 <w:szCs w:val="19"/>
               </w:rPr>
-              <w:t>Route to save a signed-in customer's colour theme (PUT /auth/me/theme).</w:t>
+              <w:t>Route to</w:t>
+            </w:r>
+            <w:r>
+              <w:rPr>
+                <w:sz w:val="19"/>
+                <w:szCs w:val="19"/>
+              </w:rPr>
+              <w:t xml:space="preserve"> save a signed-in customer's colour theme (PUT /auth/me/theme).</w:t>
             </w:r>
           </w:p>
         </w:tc>
@@ -1373,14 +1380,82 @@
                 <w:sz w:val="19"/>
                 <w:szCs w:val="19"/>
               </w:rPr>
-              <w:t>Routes for My profile: PUT /auth/me/profile, POST /auth/me/password, POST and</w:t>
-            </w:r>
-            <w:r>
-              <w:rPr>
-                <w:sz w:val="19"/>
-                <w:szCs w:val="19"/>
-              </w:rPr>
-              <w:t xml:space="preserve"> DELETE /auth/me/photo (the photo as the request body, a square JPEG the browser made; saved in media/profiles).</w:t>
+              <w:t>Routes for My profile: PUT /auth/me/profile, POST /auth/me/password, POST and DELETE /auth/me/photo (the photo as the request body, a square JPEG the browser made; saved in media/profiles).</w:t>
+            </w:r>
+          </w:p>
+        </w:tc>
+      </w:tr>
+      <w:tr>
+        <w:tblPrEx>
+          <w:tblCellMar>
+            <w:top w:w="0" w:type="dxa"/>
+            <w:bottom w:w="0" w:type="dxa"/>
+          </w:tblCellMar>
+        </w:tblPrEx>
+        <w:tc>
+          <w:tcPr>
+            <w:tcW w:w="1300" w:type="dxa"/>
+            <w:tcMar>
+              <w:top w:w="50" w:type="dxa"/>
+              <w:left w:w="90" w:type="dxa"/>
+              <w:bottom w:w="50" w:type="dxa"/>
+              <w:right w:w="90" w:type="dxa"/>
+            </w:tcMar>
+          </w:tcPr>
+          <w:p>
+            <w:r>
+              <w:rPr>
+                <w:sz w:val="19"/>
+                <w:szCs w:val="19"/>
+              </w:rPr>
+              <w:t>1.1</w:t>
+            </w:r>
+          </w:p>
+        </w:tc>
+        <w:tc>
+          <w:tcPr>
+            <w:tcW w:w="1900" w:type="dxa"/>
+            <w:tcMar>
+              <w:top w:w="50" w:type="dxa"/>
+              <w:left w:w="90" w:type="dxa"/>
+              <w:bottom w:w="50" w:type="dxa"/>
+              <w:right w:w="90" w:type="dxa"/>
+            </w:tcMar>
+          </w:tcPr>
+          <w:p>
+            <w:r>
+              <w:rPr>
+                <w:sz w:val="19"/>
+                <w:szCs w:val="19"/>
+              </w:rPr>
+              <w:t>24 October 2026</w:t>
+            </w:r>
+          </w:p>
+        </w:tc>
+        <w:tc>
+          <w:tcPr>
+            <w:tcW w:w="6438" w:type="dxa"/>
+            <w:tcMar>
+              <w:top w:w="50" w:type="dxa"/>
+              <w:left w:w="90" w:type="dxa"/>
+              <w:bottom w:w="50" w:type="dxa"/>
+              <w:right w:w="90" w:type="dxa"/>
+            </w:tcMar>
+          </w:tcPr>
+          <w:p>
+            <w:r>
+              <w:rPr>
+                <w:sz w:val="19"/>
+                <w:szCs w:val="19"/>
+              </w:rPr>
+              <w:t>Named: app/core/profile_photos.py saves a pro</w:t>
+            </w:r>
+            <w:r>
+              <w:rPr>
+                <w:sz w:val="19"/>
+                <w:szCs w:val="19"/>
+              </w:rPr>
+              <w:t>file photo (squared, at most 1 MB) as media/profiles/u&lt;id&gt;-&lt;random&gt;.jpg and deletes the old one.</w:t>
             </w:r>
           </w:p>
         </w:tc>
@@ -1411,23 +1486,13 @@
           <w:sz w:val="28"/>
           <w:szCs w:val="28"/>
         </w:rPr>
-        <w:t>Co</w:t>
-      </w:r>
-      <w:r>
-        <w:rPr>
-          <w:b/>
-          <w:bCs/>
-          <w:color w:val="1F4D3A"/>
-          <w:sz w:val="28"/>
-          <w:szCs w:val="28"/>
-        </w:rPr>
-        <w:t>ntents</w:t>
+        <w:t>Contents</w:t>
       </w:r>
     </w:p>
     <w:sdt>
       <w:sdtPr>
         <w:alias w:val="Contents"/>
-        <w:id w:val="1196045214"/>
+        <w:id w:val="-1605111491"/>
       </w:sdtPr>
       <w:sdtEndPr/>
       <w:sdtContent>
@@ -1449,12 +1514,15 @@
             <w:fldChar w:fldCharType="begin"/>
           </w:r>
           <w:r>
-            <w:instrText>TOC \h \o "1-2"</w:instrText>
+            <w:instrText>TOC \h \o</w:instrText>
+          </w:r>
+          <w:r>
+            <w:instrText xml:space="preserve"> "1-2"</w:instrText>
           </w:r>
           <w:r>
             <w:fldChar w:fldCharType="separate"/>
           </w:r>
-          <w:hyperlink w:anchor="_Toc243693209" w:history="1">
+          <w:hyperlink w:anchor="_Toc243725341" w:history="1">
             <w:r>
               <w:rPr>
                 <w:rStyle w:val="Hyperlink"/>
@@ -1478,7 +1546,7 @@
               <w:rPr>
                 <w:noProof/>
               </w:rPr>
-              <w:instrText xml:space="preserve"> PAGEREF _Toc243693209 \h </w:instrText>
+              <w:instrText xml:space="preserve"> PAGEREF _Toc243725341 \h </w:instrText>
             </w:r>
             <w:r>
               <w:rPr>
@@ -1519,7 +1587,7 @@
               <w:szCs w:val="22"/>
             </w:rPr>
           </w:pPr>
-          <w:hyperlink w:anchor="_Toc243693210" w:history="1">
+          <w:hyperlink w:anchor="_Toc243725342" w:history="1">
             <w:r>
               <w:rPr>
                 <w:rStyle w:val="Hyperlink"/>
@@ -1543,7 +1611,7 @@
               <w:rPr>
                 <w:noProof/>
               </w:rPr>
-              <w:instrText xml:space="preserve"> PAGEREF _Toc243693210 \h </w:instrText>
+              <w:instrText xml:space="preserve"> PAGEREF _Toc243725342 \h </w:instrText>
             </w:r>
             <w:r>
               <w:rPr>
@@ -1584,7 +1652,7 @@
               <w:szCs w:val="22"/>
             </w:rPr>
           </w:pPr>
-          <w:hyperlink w:anchor="_Toc243693211" w:history="1">
+          <w:hyperlink w:anchor="_Toc243725343" w:history="1">
             <w:r>
               <w:rPr>
                 <w:rStyle w:val="Hyperlink"/>
@@ -1608,7 +1676,7 @@
               <w:rPr>
                 <w:noProof/>
               </w:rPr>
-              <w:instrText xml:space="preserve"> PAGEREF _Toc243693211 \h </w:instrText>
+              <w:instrText xml:space="preserve"> PAGEREF _Toc243725343 \h </w:instrText>
             </w:r>
             <w:r>
               <w:rPr>
@@ -1649,7 +1717,7 @@
               <w:szCs w:val="22"/>
             </w:rPr>
           </w:pPr>
-          <w:hyperlink w:anchor="_Toc243693212" w:history="1">
+          <w:hyperlink w:anchor="_Toc243725344" w:history="1">
             <w:r>
               <w:rPr>
                 <w:rStyle w:val="Hyperlink"/>
@@ -1673,7 +1741,7 @@
               <w:rPr>
                 <w:noProof/>
               </w:rPr>
-              <w:instrText xml:space="preserve"> PAGEREF _Toc243693212 \h </w:instrText>
+              <w:instrText xml:space="preserve"> PAGEREF _Toc243725344 \h </w:instrText>
             </w:r>
             <w:r>
               <w:rPr>
@@ -1714,7 +1782,7 @@
               <w:szCs w:val="22"/>
             </w:rPr>
           </w:pPr>
-          <w:hyperlink w:anchor="_Toc243693213" w:history="1">
+          <w:hyperlink w:anchor="_Toc243725345" w:history="1">
             <w:r>
               <w:rPr>
                 <w:rStyle w:val="Hyperlink"/>
@@ -1738,7 +1806,7 @@
               <w:rPr>
                 <w:noProof/>
               </w:rPr>
-              <w:instrText xml:space="preserve"> PAGEREF _Toc243693213 \h </w:instrText>
+              <w:instrText xml:space="preserve"> PAGEREF _Toc243725345 \h </w:instrText>
             </w:r>
             <w:r>
               <w:rPr>
@@ -1779,7 +1847,7 @@
               <w:szCs w:val="22"/>
             </w:rPr>
           </w:pPr>
-          <w:hyperlink w:anchor="_Toc243693214" w:history="1">
+          <w:hyperlink w:anchor="_Toc243725346" w:history="1">
             <w:r>
               <w:rPr>
                 <w:rStyle w:val="Hyperlink"/>
@@ -1803,7 +1871,7 @@
               <w:rPr>
                 <w:noProof/>
               </w:rPr>
-              <w:instrText xml:space="preserve"> PAGEREF _Toc243693214 \h </w:instrText>
+              <w:instrText xml:space="preserve"> PAGEREF _Toc243725346 \h </w:instrText>
             </w:r>
             <w:r>
               <w:rPr>
@@ -1844,7 +1912,7 @@
               <w:szCs w:val="22"/>
             </w:rPr>
           </w:pPr>
-          <w:hyperlink w:anchor="_Toc243693215" w:history="1">
+          <w:hyperlink w:anchor="_Toc243725347" w:history="1">
             <w:r>
               <w:rPr>
                 <w:rStyle w:val="Hyperlink"/>
@@ -1868,7 +1936,7 @@
               <w:rPr>
                 <w:noProof/>
               </w:rPr>
-              <w:instrText xml:space="preserve"> PAGEREF _Toc243693215 \h </w:instrText>
+              <w:instrText xml:space="preserve"> PAGEREF _Toc243725347 \h </w:instrText>
             </w:r>
             <w:r>
               <w:rPr>
@@ -1909,7 +1977,7 @@
               <w:szCs w:val="22"/>
             </w:rPr>
           </w:pPr>
-          <w:hyperlink w:anchor="_Toc243693216" w:history="1">
+          <w:hyperlink w:anchor="_Toc243725348" w:history="1">
             <w:r>
               <w:rPr>
                 <w:rStyle w:val="Hyperlink"/>
@@ -1933,7 +2001,7 @@
               <w:rPr>
                 <w:noProof/>
               </w:rPr>
-              <w:instrText xml:space="preserve"> PAGEREF _Toc243693216 \h </w:instrText>
+              <w:instrText xml:space="preserve"> PAGEREF _Toc243725348 \h </w:instrText>
             </w:r>
             <w:r>
               <w:rPr>
@@ -1974,7 +2042,7 @@
               <w:szCs w:val="22"/>
             </w:rPr>
           </w:pPr>
-          <w:hyperlink w:anchor="_Toc243693217" w:history="1">
+          <w:hyperlink w:anchor="_Toc243725349" w:history="1">
             <w:r>
               <w:rPr>
                 <w:rStyle w:val="Hyperlink"/>
@@ -1998,7 +2066,7 @@
               <w:rPr>
                 <w:noProof/>
               </w:rPr>
-              <w:instrText xml:space="preserve"> PAGEREF _Toc243693217 \h </w:instrText>
+              <w:instrText xml:space="preserve"> PAGEREF _Toc243725349 \h </w:instrText>
             </w:r>
             <w:r>
               <w:rPr>
@@ -2039,7 +2107,7 @@
               <w:szCs w:val="22"/>
             </w:rPr>
           </w:pPr>
-          <w:hyperlink w:anchor="_Toc243693218" w:history="1">
+          <w:hyperlink w:anchor="_Toc243725350" w:history="1">
             <w:r>
               <w:rPr>
                 <w:rStyle w:val="Hyperlink"/>
@@ -2063,7 +2131,7 @@
               <w:rPr>
                 <w:noProof/>
               </w:rPr>
-              <w:instrText xml:space="preserve"> PAGEREF _Toc243693218 \h </w:instrText>
+              <w:instrText xml:space="preserve"> PAGEREF _Toc243725350 \h </w:instrText>
             </w:r>
             <w:r>
               <w:rPr>
@@ -2104,7 +2172,7 @@
               <w:szCs w:val="22"/>
             </w:rPr>
           </w:pPr>
-          <w:hyperlink w:anchor="_Toc243693219" w:history="1">
+          <w:hyperlink w:anchor="_Toc243725351" w:history="1">
             <w:r>
               <w:rPr>
                 <w:rStyle w:val="Hyperlink"/>
@@ -2128,7 +2196,7 @@
               <w:rPr>
                 <w:noProof/>
               </w:rPr>
-              <w:instrText xml:space="preserve"> PAGEREF _Toc243693219 \h </w:instrText>
+              <w:instrText xml:space="preserve"> PAGEREF _Toc243725351 \h </w:instrText>
             </w:r>
             <w:r>
               <w:rPr>
@@ -2171,7 +2239,7 @@
       <w:pPr>
         <w:pStyle w:val="Heading1"/>
       </w:pPr>
-      <w:bookmarkStart w:id="1" w:name="_Toc243693209"/>
+      <w:bookmarkStart w:id="1" w:name="_Toc243725341"/>
       <w:r>
         <w:lastRenderedPageBreak/>
         <w:t>1  Introduction</w:t>
@@ -2274,7 +2342,7 @@
       <w:pPr>
         <w:pStyle w:val="Heading1"/>
       </w:pPr>
-      <w:bookmarkStart w:id="2" w:name="_Toc243693210"/>
+      <w:bookmarkStart w:id="2" w:name="_Toc243725342"/>
       <w:r>
         <w:lastRenderedPageBreak/>
         <w:t>2  Facts at a glance</w:t>
@@ -2297,7 +2365,7 @@
           <w:left w:w="10" w:type="dxa"/>
           <w:right w:w="10" w:type="dxa"/>
         </w:tblCellMar>
-        <w:tblLook w:val="04A0" w:firstRow="1" w:lastRow="0" w:firstColumn="1" w:lastColumn="0" w:noHBand="0" w:noVBand="1"/>
+        <w:tblLook w:val="0000" w:firstRow="0" w:lastRow="0" w:firstColumn="0" w:lastColumn="0" w:noHBand="0" w:noVBand="0"/>
       </w:tblPr>
       <w:tblGrid>
         <w:gridCol w:w="2551"/>
@@ -2812,7 +2880,7 @@
       <w:pPr>
         <w:pStyle w:val="Heading1"/>
       </w:pPr>
-      <w:bookmarkStart w:id="3" w:name="_Toc243693211"/>
+      <w:bookmarkStart w:id="3" w:name="_Toc243725343"/>
       <w:r>
         <w:lastRenderedPageBreak/>
         <w:t>3  What it adds on top of the backend</w:t>
@@ -3141,7 +3209,7 @@
       <w:pPr>
         <w:pStyle w:val="Heading1"/>
       </w:pPr>
-      <w:bookmarkStart w:id="4" w:name="_Toc243693212"/>
+      <w:bookmarkStart w:id="4" w:name="_Toc243725344"/>
       <w:r>
         <w:lastRenderedPageBreak/>
         <w:t>4  Routes</w:t>
@@ -3153,10 +3221,7 @@
         <w:spacing w:after="120" w:line="276" w:lineRule="auto"/>
       </w:pPr>
       <w:r>
-        <w:t>Paths as</w:t>
-      </w:r>
-      <w:r>
-        <w:t xml:space="preserve"> seen by this server. The website calls them with the </w:t>
+        <w:t xml:space="preserve">Paths as seen by this server. The website calls them with the </w:t>
       </w:r>
       <w:r>
         <w:rPr>
@@ -3201,10 +3266,10 @@
         <w:t xml:space="preserve">Note: </w:t>
       </w:r>
       <w:r>
-        <w:t>Since 9 October 2026 the automatic API description pages (/docs, /redoc, /openapi.json) are off: this server faces the internet and those pages listed ever</w:t>
-      </w:r>
-      <w:r>
-        <w:t>y route. The product routes leave retired products out.</w:t>
+        <w:t>Since 9 October 2026 the automatic API description pages (/docs, /redoc, /openapi.json) are off: this server faces the internet and those pages lis</w:t>
+      </w:r>
+      <w:r>
+        <w:t>ted every route. The product routes leave retired products out.</w:t>
       </w:r>
     </w:p>
     <w:tbl>
@@ -3223,7 +3288,7 @@
           <w:left w:w="10" w:type="dxa"/>
           <w:right w:w="10" w:type="dxa"/>
         </w:tblCellMar>
-        <w:tblLook w:val="04A0" w:firstRow="1" w:lastRow="0" w:firstColumn="1" w:lastColumn="0" w:noHBand="0" w:noVBand="1"/>
+        <w:tblLook w:val="0000" w:firstRow="0" w:lastRow="0" w:firstColumn="0" w:lastColumn="0" w:noHBand="0" w:noVBand="0"/>
       </w:tblPr>
       <w:tblGrid>
         <w:gridCol w:w="928"/>
@@ -6947,7 +7012,7 @@
       <w:pPr>
         <w:pStyle w:val="Heading1"/>
       </w:pPr>
-      <w:bookmarkStart w:id="5" w:name="_Toc243693213"/>
+      <w:bookmarkStart w:id="5" w:name="_Toc243725345"/>
       <w:r>
         <w:lastRenderedPageBreak/>
         <w:t>5  Source files</w:t>
@@ -6970,7 +7035,7 @@
           <w:left w:w="10" w:type="dxa"/>
           <w:right w:w="10" w:type="dxa"/>
         </w:tblCellMar>
-        <w:tblLook w:val="04A0" w:firstRow="1" w:lastRow="0" w:firstColumn="1" w:lastColumn="0" w:noHBand="0" w:noVBand="1"/>
+        <w:tblLook w:val="0000" w:firstRow="0" w:lastRow="0" w:firstColumn="0" w:lastColumn="0" w:noHBand="0" w:noVBand="0"/>
       </w:tblPr>
       <w:tblGrid>
         <w:gridCol w:w="3125"/>
@@ -7417,7 +7482,7 @@
       <w:pPr>
         <w:pStyle w:val="Heading1"/>
       </w:pPr>
-      <w:bookmarkStart w:id="6" w:name="_Toc243693214"/>
+      <w:bookmarkStart w:id="6" w:name="_Toc243725346"/>
       <w:r>
         <w:lastRenderedPageBreak/>
         <w:t>6  Send us an email</w:t>
@@ -7683,7 +7748,7 @@
       <w:pPr>
         <w:pStyle w:val="Heading1"/>
       </w:pPr>
-      <w:bookmarkStart w:id="7" w:name="_Toc243693215"/>
+      <w:bookmarkStart w:id="7" w:name="_Toc243725347"/>
       <w:r>
         <w:lastRenderedPageBreak/>
         <w:t>7  Phone codes</w:t>
@@ -7695,10 +7760,7 @@
         <w:spacing w:after="120" w:line="276" w:lineRule="auto"/>
       </w:pPr>
       <w:r>
-        <w:t>Since 17 O</w:t>
-      </w:r>
-      <w:r>
-        <w:t xml:space="preserve">ctober 2026: </w:t>
+        <w:t xml:space="preserve">Since 17 October 2026: </w:t>
       </w:r>
       <w:r>
         <w:rPr>
@@ -7794,7 +7856,10 @@
         <w:t>/auth/register</w:t>
       </w:r>
       <w:r>
-        <w:t xml:space="preserve"> and </w:t>
+        <w:t xml:space="preserve"> and</w:t>
+      </w:r>
+      <w:r>
+        <w:t xml:space="preserve"> </w:t>
       </w:r>
       <w:r>
         <w:rPr>
@@ -7803,16 +7868,7 @@
           <w:sz w:val="19"/>
           <w:szCs w:val="19"/>
         </w:rPr>
-        <w:t>/auth/goo</w:t>
-      </w:r>
-      <w:r>
-        <w:rPr>
-          <w:rFonts w:ascii="Consolas" w:eastAsia="Consolas" w:hAnsi="Consolas" w:cs="Consolas"/>
-          <w:color w:val="3B3F3D"/>
-          <w:sz w:val="19"/>
-          <w:szCs w:val="19"/>
-        </w:rPr>
-        <w:t>gle</w:t>
+        <w:t>/auth/google</w:t>
       </w:r>
       <w:r>
         <w:t xml:space="preserve"> carry </w:t>
@@ -7863,7 +7919,7 @@
       <w:pPr>
         <w:pStyle w:val="Heading1"/>
       </w:pPr>
-      <w:bookmarkStart w:id="8" w:name="_Toc243693216"/>
+      <w:bookmarkStart w:id="8" w:name="_Toc243725348"/>
       <w:r>
         <w:lastRenderedPageBreak/>
         <w:t>8  Errors</w:t>
@@ -7884,16 +7940,22 @@
           <w:sz w:val="19"/>
           <w:szCs w:val="19"/>
         </w:rPr>
-        <w:t>app/core/backend_client.py</w:t>
-      </w:r>
-      <w:r>
-        <w:t xml:space="preserve"> </w:t>
-      </w:r>
-      <w:r>
-        <w:t>never passes on technical details. A backend that can't be reached becomes 503 "We can't reach our server right now ...", a slow one 504, and any backend 500 becomes "Something went wrong on our side ..." - the real error goes to this server's log. A reaso</w:t>
-      </w:r>
-      <w:r>
-        <w:t xml:space="preserve">n the backend wrote for people (any 4xx, or a deliberate 503 such as "Text messages are not set up yet.") passes through; a 4xx without one gets a plain sentence for its status. </w:t>
+        <w:t>app/core/backend_</w:t>
+      </w:r>
+      <w:r>
+        <w:rPr>
+          <w:rFonts w:ascii="Consolas" w:eastAsia="Consolas" w:hAnsi="Consolas" w:cs="Consolas"/>
+          <w:color w:val="3B3F3D"/>
+          <w:sz w:val="19"/>
+          <w:szCs w:val="19"/>
+        </w:rPr>
+        <w:t>client.py</w:t>
+      </w:r>
+      <w:r>
+        <w:t xml:space="preserve"> never passes on technical details. A backend that can't be reached becomes 503 "We can't reach our server right now ...", a slow one 504, and any backend 500 becomes "Something went wrong on our side ..." - the real error goes to this server's lo</w:t>
+      </w:r>
+      <w:r>
+        <w:t xml:space="preserve">g. A reason the backend wrote for people (any 4xx, or a deliberate 503 such as "Text messages are not set up yet.") passes through; a 4xx without one gets a plain sentence for its status. </w:t>
       </w:r>
       <w:r>
         <w:rPr>
@@ -7917,7 +7979,7 @@
       <w:pPr>
         <w:pStyle w:val="Heading1"/>
       </w:pPr>
-      <w:bookmarkStart w:id="9" w:name="_Toc243693217"/>
+      <w:bookmarkStart w:id="9" w:name="_Toc243725349"/>
       <w:r>
         <w:lastRenderedPageBreak/>
         <w:t>9  Configuration</w:t>
@@ -7972,7 +8034,7 @@
           <w:left w:w="10" w:type="dxa"/>
           <w:right w:w="10" w:type="dxa"/>
         </w:tblCellMar>
-        <w:tblLook w:val="04A0" w:firstRow="1" w:lastRow="0" w:firstColumn="1" w:lastColumn="0" w:noHBand="0" w:noVBand="1"/>
+        <w:tblLook w:val="0000" w:firstRow="0" w:lastRow="0" w:firstColumn="0" w:lastColumn="0" w:noHBand="0" w:noVBand="0"/>
       </w:tblPr>
       <w:tblGrid>
         <w:gridCol w:w="2536"/>
@@ -8067,7 +8129,17 @@
                 <w:sz w:val="19"/>
                 <w:szCs w:val="19"/>
               </w:rPr>
-              <w:t>Purpose</w:t>
+              <w:t>Purpo</w:t>
+            </w:r>
+            <w:r>
+              <w:rPr>
+                <w:b/>
+                <w:bCs/>
+                <w:color w:val="FFFFFF"/>
+                <w:sz w:val="19"/>
+                <w:szCs w:val="19"/>
+              </w:rPr>
+              <w:t>se</w:t>
             </w:r>
           </w:p>
         </w:tc>
@@ -9129,7 +9201,7 @@
       <w:pPr>
         <w:pStyle w:val="Heading1"/>
       </w:pPr>
-      <w:bookmarkStart w:id="10" w:name="_Toc243693218"/>
+      <w:bookmarkStart w:id="10" w:name="_Toc243725350"/>
       <w:r>
         <w:lastRenderedPageBreak/>
         <w:t>10  Running and checking</w:t>
@@ -9290,7 +9362,7 @@
       <w:pPr>
         <w:pStyle w:val="Heading1"/>
       </w:pPr>
-      <w:bookmarkStart w:id="11" w:name="_Toc243693219"/>
+      <w:bookmarkStart w:id="11" w:name="_Toc243725351"/>
       <w:r>
         <w:lastRenderedPageBreak/>
         <w:t>11  Known limitations</w:t>
@@ -9553,72 +9625,10 @@
 <file path=word/numbering.xml><?xml version="1.0" encoding="utf-8"?>
 <w:numbering xmlns:wpc="http://schemas.microsoft.com/office/word/2010/wordprocessingCanvas" xmlns:cx="http://schemas.microsoft.com/office/drawing/2014/chartex" xmlns:cx1="http://schemas.microsoft.com/office/drawing/2015/9/8/chartex" xmlns:mc="http://schemas.openxmlformats.org/markup-compatibility/2006" xmlns:o="urn:schemas-microsoft-com:office:office" xmlns:r="http://schemas.openxmlformats.org/officeDocument/2006/relationships" xmlns:m="http://schemas.openxmlformats.org/officeDocument/2006/math" xmlns:v="urn:schemas-microsoft-com:vml" xmlns:wp14="http://schemas.microsoft.com/office/word/2010/wordprocessingDrawing" xmlns:wp="http://schemas.openxmlformats.org/drawingml/2006/wordprocessingDrawing" xmlns:w10="urn:schemas-microsoft-com:office:word" xmlns:w="http://schemas.openxmlformats.org/wordprocessingml/2006/main" xmlns:w14="http://schemas.microsoft.com/office/word/2010/wordml" xmlns:w15="http://schemas.microsoft.com/office/word/2012/wordml" xmlns:w16se="http://schemas.microsoft.com/office/word/2015/wordml/symex" xmlns:wpg="http://schemas.microsoft.com/office/word/2010/wordprocessingGroup" xmlns:wpi="http://schemas.microsoft.com/office/word/2010/wordprocessingInk" xmlns:wne="http://schemas.microsoft.com/office/word/2006/wordml" xmlns:wps="http://schemas.microsoft.com/office/word/2010/wordprocessingShape" mc:Ignorable="w14 w15 w16se wp14">
   <w:abstractNum w:abstractNumId="0" w15:restartNumberingAfterBreak="0">
-    <w:nsid w:val="20D657D6"/>
+    <w:nsid w:val="4C565728"/>
     <w:multiLevelType w:val="hybridMultilevel"/>
-    <w:tmpl w:val="C99E3890"/>
-    <w:lvl w:ilvl="0" w:tplc="3EB05D62">
-      <w:start w:val="1"/>
-      <w:numFmt w:val="bullet"/>
-      <w:lvlText w:val="•"/>
-      <w:lvlJc w:val="left"/>
-      <w:pPr>
-        <w:ind w:left="540" w:hanging="300"/>
-      </w:pPr>
-    </w:lvl>
-    <w:lvl w:ilvl="1" w:tplc="E9727248" w:tentative="1">
-      <w:start w:val="1"/>
-      <w:numFmt w:val="bullet"/>
-      <w:lvlText w:val="–"/>
-      <w:lvlJc w:val="left"/>
-      <w:pPr>
-        <w:ind w:left="940" w:hanging="300"/>
-      </w:pPr>
-    </w:lvl>
-    <w:lvl w:ilvl="2" w:tplc="9ECC7CBE" w:tentative="1">
-      <w:start w:val="1"/>
-      <w:numFmt w:val="bullet"/>
-      <w:lvlText w:val="◦"/>
-      <w:lvlJc w:val="left"/>
-      <w:pPr>
-        <w:ind w:left="1340" w:hanging="300"/>
-      </w:pPr>
-    </w:lvl>
-    <w:lvl w:ilvl="3" w:tplc="09F8B914">
-      <w:numFmt w:val="decimal"/>
-      <w:lvlText w:val=""/>
-      <w:lvlJc w:val="left"/>
-    </w:lvl>
-    <w:lvl w:ilvl="4" w:tplc="EA8A2ED8">
-      <w:numFmt w:val="decimal"/>
-      <w:lvlText w:val=""/>
-      <w:lvlJc w:val="left"/>
-    </w:lvl>
-    <w:lvl w:ilvl="5" w:tplc="619AEC4A">
-      <w:numFmt w:val="decimal"/>
-      <w:lvlText w:val=""/>
-      <w:lvlJc w:val="left"/>
-    </w:lvl>
-    <w:lvl w:ilvl="6" w:tplc="83D03626">
-      <w:numFmt w:val="decimal"/>
-      <w:lvlText w:val=""/>
-      <w:lvlJc w:val="left"/>
-    </w:lvl>
-    <w:lvl w:ilvl="7" w:tplc="A32EA7D2">
-      <w:numFmt w:val="decimal"/>
-      <w:lvlText w:val=""/>
-      <w:lvlJc w:val="left"/>
-    </w:lvl>
-    <w:lvl w:ilvl="8" w:tplc="92D0D25A">
-      <w:numFmt w:val="decimal"/>
-      <w:lvlText w:val=""/>
-      <w:lvlJc w:val="left"/>
-    </w:lvl>
-  </w:abstractNum>
-  <w:abstractNum w:abstractNumId="1" w15:restartNumberingAfterBreak="0">
-    <w:nsid w:val="32A64CD9"/>
-    <w:multiLevelType w:val="hybridMultilevel"/>
-    <w:tmpl w:val="B4F497F6"/>
-    <w:lvl w:ilvl="0" w:tplc="2ABCD1DA" w:tentative="1">
+    <w:tmpl w:val="E9A4FDB8"/>
+    <w:lvl w:ilvl="0" w:tplc="1D826618" w:tentative="1">
       <w:start w:val="1"/>
       <w:numFmt w:val="decimal"/>
       <w:lvlText w:val="%1."/>
@@ -9627,7 +9637,7 @@
         <w:ind w:left="540" w:hanging="300"/>
       </w:pPr>
     </w:lvl>
-    <w:lvl w:ilvl="1" w:tplc="4BEAA858" w:tentative="1">
+    <w:lvl w:ilvl="1" w:tplc="0CC66506" w:tentative="1">
       <w:start w:val="1"/>
       <w:numFmt w:val="lowerLetter"/>
       <w:lvlText w:val="%2."/>
@@ -9636,7 +9646,7 @@
         <w:ind w:left="940" w:hanging="300"/>
       </w:pPr>
     </w:lvl>
-    <w:lvl w:ilvl="2" w:tplc="A2ECD658" w:tentative="1">
+    <w:lvl w:ilvl="2" w:tplc="2972717C" w:tentative="1">
       <w:start w:val="1"/>
       <w:numFmt w:val="lowerRoman"/>
       <w:lvlText w:val="%3."/>
@@ -9645,42 +9655,42 @@
         <w:ind w:left="1340" w:hanging="300"/>
       </w:pPr>
     </w:lvl>
-    <w:lvl w:ilvl="3" w:tplc="AC8272B2">
+    <w:lvl w:ilvl="3" w:tplc="21C2986A">
       <w:numFmt w:val="decimal"/>
       <w:lvlText w:val=""/>
       <w:lvlJc w:val="left"/>
     </w:lvl>
-    <w:lvl w:ilvl="4" w:tplc="917A9B04">
+    <w:lvl w:ilvl="4" w:tplc="C73E3C12">
       <w:numFmt w:val="decimal"/>
       <w:lvlText w:val=""/>
       <w:lvlJc w:val="left"/>
     </w:lvl>
-    <w:lvl w:ilvl="5" w:tplc="72D6F308">
+    <w:lvl w:ilvl="5" w:tplc="EBD4B018">
       <w:numFmt w:val="decimal"/>
       <w:lvlText w:val=""/>
       <w:lvlJc w:val="left"/>
     </w:lvl>
-    <w:lvl w:ilvl="6" w:tplc="FB7C56F8">
+    <w:lvl w:ilvl="6" w:tplc="01C8A11C">
       <w:numFmt w:val="decimal"/>
       <w:lvlText w:val=""/>
       <w:lvlJc w:val="left"/>
     </w:lvl>
-    <w:lvl w:ilvl="7" w:tplc="02AA8114">
+    <w:lvl w:ilvl="7" w:tplc="28861270">
       <w:numFmt w:val="decimal"/>
       <w:lvlText w:val=""/>
       <w:lvlJc w:val="left"/>
     </w:lvl>
-    <w:lvl w:ilvl="8" w:tplc="4F062C82">
+    <w:lvl w:ilvl="8" w:tplc="CA9A09D4">
       <w:numFmt w:val="decimal"/>
       <w:lvlText w:val=""/>
       <w:lvlJc w:val="left"/>
     </w:lvl>
   </w:abstractNum>
-  <w:abstractNum w:abstractNumId="2" w15:restartNumberingAfterBreak="0">
-    <w:nsid w:val="3E690215"/>
+  <w:abstractNum w:abstractNumId="1" w15:restartNumberingAfterBreak="0">
+    <w:nsid w:val="5D9A32C4"/>
     <w:multiLevelType w:val="hybridMultilevel"/>
-    <w:tmpl w:val="400434BC"/>
-    <w:lvl w:ilvl="0" w:tplc="66401C84" w:tentative="1">
+    <w:tmpl w:val="9EB2C18C"/>
+    <w:lvl w:ilvl="0" w:tplc="8E6EBD0C" w:tentative="1">
       <w:start w:val="1"/>
       <w:numFmt w:val="bullet"/>
       <w:lvlText w:val="●"/>
@@ -9689,7 +9699,7 @@
         <w:ind w:left="720" w:hanging="360"/>
       </w:pPr>
     </w:lvl>
-    <w:lvl w:ilvl="1" w:tplc="6E402738" w:tentative="1">
+    <w:lvl w:ilvl="1" w:tplc="F3C809FA" w:tentative="1">
       <w:start w:val="1"/>
       <w:numFmt w:val="bullet"/>
       <w:lvlText w:val="○"/>
@@ -9698,7 +9708,7 @@
         <w:ind w:left="1440" w:hanging="360"/>
       </w:pPr>
     </w:lvl>
-    <w:lvl w:ilvl="2" w:tplc="EDF46A16" w:tentative="1">
+    <w:lvl w:ilvl="2" w:tplc="0DEC585A" w:tentative="1">
       <w:start w:val="1"/>
       <w:numFmt w:val="bullet"/>
       <w:lvlText w:val="■"/>
@@ -9707,7 +9717,7 @@
         <w:ind w:left="2160" w:hanging="360"/>
       </w:pPr>
     </w:lvl>
-    <w:lvl w:ilvl="3" w:tplc="6AE412EC" w:tentative="1">
+    <w:lvl w:ilvl="3" w:tplc="DBA020D4" w:tentative="1">
       <w:start w:val="1"/>
       <w:numFmt w:val="bullet"/>
       <w:lvlText w:val="●"/>
@@ -9716,7 +9726,7 @@
         <w:ind w:left="2880" w:hanging="360"/>
       </w:pPr>
     </w:lvl>
-    <w:lvl w:ilvl="4" w:tplc="4EB04066" w:tentative="1">
+    <w:lvl w:ilvl="4" w:tplc="E3B8C5DC" w:tentative="1">
       <w:start w:val="1"/>
       <w:numFmt w:val="bullet"/>
       <w:lvlText w:val="○"/>
@@ -9725,7 +9735,7 @@
         <w:ind w:left="3600" w:hanging="360"/>
       </w:pPr>
     </w:lvl>
-    <w:lvl w:ilvl="5" w:tplc="EA9ABC48" w:tentative="1">
+    <w:lvl w:ilvl="5" w:tplc="2C6813FE" w:tentative="1">
       <w:start w:val="1"/>
       <w:numFmt w:val="bullet"/>
       <w:lvlText w:val="■"/>
@@ -9734,7 +9744,7 @@
         <w:ind w:left="4320" w:hanging="360"/>
       </w:pPr>
     </w:lvl>
-    <w:lvl w:ilvl="6" w:tplc="9EF6C48A" w:tentative="1">
+    <w:lvl w:ilvl="6" w:tplc="3FCE5238" w:tentative="1">
       <w:start w:val="1"/>
       <w:numFmt w:val="bullet"/>
       <w:lvlText w:val="●"/>
@@ -9743,7 +9753,7 @@
         <w:ind w:left="5040" w:hanging="360"/>
       </w:pPr>
     </w:lvl>
-    <w:lvl w:ilvl="7" w:tplc="8E307042" w:tentative="1">
+    <w:lvl w:ilvl="7" w:tplc="9AD4464E" w:tentative="1">
       <w:start w:val="1"/>
       <w:numFmt w:val="bullet"/>
       <w:lvlText w:val="●"/>
@@ -9752,7 +9762,7 @@
         <w:ind w:left="5760" w:hanging="360"/>
       </w:pPr>
     </w:lvl>
-    <w:lvl w:ilvl="8" w:tplc="00284848" w:tentative="1">
+    <w:lvl w:ilvl="8" w:tplc="77323B78" w:tentative="1">
       <w:start w:val="1"/>
       <w:numFmt w:val="bullet"/>
       <w:lvlText w:val="●"/>
@@ -9762,14 +9772,76 @@
       </w:pPr>
     </w:lvl>
   </w:abstractNum>
+  <w:abstractNum w:abstractNumId="2" w15:restartNumberingAfterBreak="0">
+    <w:nsid w:val="7E332E7D"/>
+    <w:multiLevelType w:val="hybridMultilevel"/>
+    <w:tmpl w:val="68A4E5C4"/>
+    <w:lvl w:ilvl="0" w:tplc="1FAECCBA">
+      <w:start w:val="1"/>
+      <w:numFmt w:val="bullet"/>
+      <w:lvlText w:val="•"/>
+      <w:lvlJc w:val="left"/>
+      <w:pPr>
+        <w:ind w:left="540" w:hanging="300"/>
+      </w:pPr>
+    </w:lvl>
+    <w:lvl w:ilvl="1" w:tplc="80826B7A" w:tentative="1">
+      <w:start w:val="1"/>
+      <w:numFmt w:val="bullet"/>
+      <w:lvlText w:val="–"/>
+      <w:lvlJc w:val="left"/>
+      <w:pPr>
+        <w:ind w:left="940" w:hanging="300"/>
+      </w:pPr>
+    </w:lvl>
+    <w:lvl w:ilvl="2" w:tplc="9020BC48" w:tentative="1">
+      <w:start w:val="1"/>
+      <w:numFmt w:val="bullet"/>
+      <w:lvlText w:val="◦"/>
+      <w:lvlJc w:val="left"/>
+      <w:pPr>
+        <w:ind w:left="1340" w:hanging="300"/>
+      </w:pPr>
+    </w:lvl>
+    <w:lvl w:ilvl="3" w:tplc="C9649350">
+      <w:numFmt w:val="decimal"/>
+      <w:lvlText w:val=""/>
+      <w:lvlJc w:val="left"/>
+    </w:lvl>
+    <w:lvl w:ilvl="4" w:tplc="F2AE8EA8">
+      <w:numFmt w:val="decimal"/>
+      <w:lvlText w:val=""/>
+      <w:lvlJc w:val="left"/>
+    </w:lvl>
+    <w:lvl w:ilvl="5" w:tplc="2B76C886">
+      <w:numFmt w:val="decimal"/>
+      <w:lvlText w:val=""/>
+      <w:lvlJc w:val="left"/>
+    </w:lvl>
+    <w:lvl w:ilvl="6" w:tplc="62B0987C">
+      <w:numFmt w:val="decimal"/>
+      <w:lvlText w:val=""/>
+      <w:lvlJc w:val="left"/>
+    </w:lvl>
+    <w:lvl w:ilvl="7" w:tplc="58063A6C">
+      <w:numFmt w:val="decimal"/>
+      <w:lvlText w:val=""/>
+      <w:lvlJc w:val="left"/>
+    </w:lvl>
+    <w:lvl w:ilvl="8" w:tplc="8DB60F62">
+      <w:numFmt w:val="decimal"/>
+      <w:lvlText w:val=""/>
+      <w:lvlJc w:val="left"/>
+    </w:lvl>
+  </w:abstractNum>
   <w:num w:numId="1">
-    <w:abstractNumId w:val="2"/>
+    <w:abstractNumId w:val="1"/>
     <w:lvlOverride w:ilvl="0">
       <w:startOverride w:val="1"/>
     </w:lvlOverride>
   </w:num>
   <w:num w:numId="2">
-    <w:abstractNumId w:val="0"/>
+    <w:abstractNumId w:val="2"/>
     <w:lvlOverride w:ilvl="0">
       <w:startOverride w:val="1"/>
     </w:lvlOverride>
@@ -10398,7 +10470,7 @@
     <w:autoRedefine/>
     <w:uiPriority w:val="39"/>
     <w:unhideWhenUsed/>
-    <w:rsid w:val="00E16ED9"/>
+    <w:rsid w:val="00BC716D"/>
     <w:pPr>
       <w:spacing w:after="100"/>
     </w:pPr>

--- a/documentation/04 Website/Website Server (BFF).docx
+++ b/documentation/04 Website/Website Server (BFF).docx
@@ -289,7 +289,7 @@
                 <w:sz w:val="20"/>
                 <w:szCs w:val="20"/>
               </w:rPr>
-              <w:t>24 October 2026</w:t>
+              <w:t>26 October 2026</w:t>
             </w:r>
           </w:p>
         </w:tc>
@@ -1460,6 +1460,74 @@
           </w:p>
         </w:tc>
       </w:tr>
+      <w:tr>
+        <w:tblPrEx>
+          <w:tblCellMar>
+            <w:top w:w="0" w:type="dxa"/>
+            <w:bottom w:w="0" w:type="dxa"/>
+          </w:tblCellMar>
+        </w:tblPrEx>
+        <w:tc>
+          <w:tcPr>
+            <w:tcW w:w="1300" w:type="dxa"/>
+            <w:tcMar>
+              <w:top w:w="50" w:type="dxa"/>
+              <w:left w:w="90" w:type="dxa"/>
+              <w:bottom w:w="50" w:type="dxa"/>
+              <w:right w:w="90" w:type="dxa"/>
+            </w:tcMar>
+          </w:tcPr>
+          <w:p>
+            <w:r>
+              <w:rPr>
+                <w:sz w:val="19"/>
+                <w:szCs w:val="19"/>
+              </w:rPr>
+              <w:t>1.1</w:t>
+            </w:r>
+          </w:p>
+        </w:tc>
+        <w:tc>
+          <w:tcPr>
+            <w:tcW w:w="1900" w:type="dxa"/>
+            <w:tcMar>
+              <w:top w:w="50" w:type="dxa"/>
+              <w:left w:w="90" w:type="dxa"/>
+              <w:bottom w:w="50" w:type="dxa"/>
+              <w:right w:w="90" w:type="dxa"/>
+            </w:tcMar>
+          </w:tcPr>
+          <w:p>
+            <w:r>
+              <w:rPr>
+                <w:sz w:val="19"/>
+                <w:szCs w:val="19"/>
+              </w:rPr>
+              <w:t>26 October 2026</w:t>
+            </w:r>
+          </w:p>
+        </w:tc>
+        <w:tc>
+          <w:tcPr>
+            <w:tcW w:w="6438" w:type="dxa"/>
+            <w:tcMar>
+              <w:top w:w="50" w:type="dxa"/>
+              <w:left w:w="90" w:type="dxa"/>
+              <w:bottom w:w="50" w:type="dxa"/>
+              <w:right w:w="90" w:type="dxa"/>
+            </w:tcMar>
+          </w:tcPr>
+          <w:p>
+            <w:r>
+              <w:rPr>
+                <w:sz w:val="19"/>
+                <w:szCs w:val="19"/>
+              </w:rPr>
+              <w:t>GET /help/notices: the website's Updates. Retired campaigns never reach this server.</w:t>
+            </w:r>
+          </w:p>
+        </w:tc>
+      </w:tr>
     </w:tbl>
     <w:p>
       <w:pPr>
@@ -1471,7 +1539,15 @@
           <w:sz w:val="20"/>
           <w:szCs w:val="20"/>
         </w:rPr>
-        <w:t>Keep this document up to date: when a feature, setting or server changes, edit the matching section here and add a line to the table above.</w:t>
+        <w:t>Keep this document up to date: when a feature, setti</w:t>
+      </w:r>
+      <w:r>
+        <w:rPr>
+          <w:color w:val="5F6B66"/>
+          <w:sz w:val="20"/>
+          <w:szCs w:val="20"/>
+        </w:rPr>
+        <w:t>ng or server changes, edit the matching section here and add a line to the table above.</w:t>
       </w:r>
     </w:p>
     <w:p>
@@ -1492,7 +1568,7 @@
     <w:sdt>
       <w:sdtPr>
         <w:alias w:val="Contents"/>
-        <w:id w:val="-1605111491"/>
+        <w:id w:val="1030140503"/>
       </w:sdtPr>
       <w:sdtEndPr/>
       <w:sdtContent>
@@ -1514,15 +1590,12 @@
             <w:fldChar w:fldCharType="begin"/>
           </w:r>
           <w:r>
-            <w:instrText>TOC \h \o</w:instrText>
-          </w:r>
-          <w:r>
-            <w:instrText xml:space="preserve"> "1-2"</w:instrText>
+            <w:instrText>TOC \h \o "1-2"</w:instrText>
           </w:r>
           <w:r>
             <w:fldChar w:fldCharType="separate"/>
           </w:r>
-          <w:hyperlink w:anchor="_Toc243725341" w:history="1">
+          <w:hyperlink w:anchor="_Toc243926745" w:history="1">
             <w:r>
               <w:rPr>
                 <w:rStyle w:val="Hyperlink"/>
@@ -1546,7 +1619,7 @@
               <w:rPr>
                 <w:noProof/>
               </w:rPr>
-              <w:instrText xml:space="preserve"> PAGEREF _Toc243725341 \h </w:instrText>
+              <w:instrText xml:space="preserve"> PAGEREF _Toc243926745 \h </w:instrText>
             </w:r>
             <w:r>
               <w:rPr>
@@ -1587,7 +1660,7 @@
               <w:szCs w:val="22"/>
             </w:rPr>
           </w:pPr>
-          <w:hyperlink w:anchor="_Toc243725342" w:history="1">
+          <w:hyperlink w:anchor="_Toc243926746" w:history="1">
             <w:r>
               <w:rPr>
                 <w:rStyle w:val="Hyperlink"/>
@@ -1611,7 +1684,7 @@
               <w:rPr>
                 <w:noProof/>
               </w:rPr>
-              <w:instrText xml:space="preserve"> PAGEREF _Toc243725342 \h </w:instrText>
+              <w:instrText xml:space="preserve"> PAGEREF _Toc243926746 \h </w:instrText>
             </w:r>
             <w:r>
               <w:rPr>
@@ -1652,7 +1725,7 @@
               <w:szCs w:val="22"/>
             </w:rPr>
           </w:pPr>
-          <w:hyperlink w:anchor="_Toc243725343" w:history="1">
+          <w:hyperlink w:anchor="_Toc243926747" w:history="1">
             <w:r>
               <w:rPr>
                 <w:rStyle w:val="Hyperlink"/>
@@ -1676,7 +1749,7 @@
               <w:rPr>
                 <w:noProof/>
               </w:rPr>
-              <w:instrText xml:space="preserve"> PAGEREF _Toc243725343 \h </w:instrText>
+              <w:instrText xml:space="preserve"> PAGEREF _Toc243926747 \h </w:instrText>
             </w:r>
             <w:r>
               <w:rPr>
@@ -1717,7 +1790,7 @@
               <w:szCs w:val="22"/>
             </w:rPr>
           </w:pPr>
-          <w:hyperlink w:anchor="_Toc243725344" w:history="1">
+          <w:hyperlink w:anchor="_Toc243926748" w:history="1">
             <w:r>
               <w:rPr>
                 <w:rStyle w:val="Hyperlink"/>
@@ -1741,7 +1814,7 @@
               <w:rPr>
                 <w:noProof/>
               </w:rPr>
-              <w:instrText xml:space="preserve"> PAGEREF _Toc243725344 \h </w:instrText>
+              <w:instrText xml:space="preserve"> PAGEREF _Toc243926748 \h </w:instrText>
             </w:r>
             <w:r>
               <w:rPr>
@@ -1782,7 +1855,7 @@
               <w:szCs w:val="22"/>
             </w:rPr>
           </w:pPr>
-          <w:hyperlink w:anchor="_Toc243725345" w:history="1">
+          <w:hyperlink w:anchor="_Toc243926749" w:history="1">
             <w:r>
               <w:rPr>
                 <w:rStyle w:val="Hyperlink"/>
@@ -1806,7 +1879,7 @@
               <w:rPr>
                 <w:noProof/>
               </w:rPr>
-              <w:instrText xml:space="preserve"> PAGEREF _Toc243725345 \h </w:instrText>
+              <w:instrText xml:space="preserve"> PAGEREF _Toc243926749 \h </w:instrText>
             </w:r>
             <w:r>
               <w:rPr>
@@ -1847,7 +1920,7 @@
               <w:szCs w:val="22"/>
             </w:rPr>
           </w:pPr>
-          <w:hyperlink w:anchor="_Toc243725346" w:history="1">
+          <w:hyperlink w:anchor="_Toc243926750" w:history="1">
             <w:r>
               <w:rPr>
                 <w:rStyle w:val="Hyperlink"/>
@@ -1871,7 +1944,7 @@
               <w:rPr>
                 <w:noProof/>
               </w:rPr>
-              <w:instrText xml:space="preserve"> PAGEREF _Toc243725346 \h </w:instrText>
+              <w:instrText xml:space="preserve"> PAGEREF _Toc243926750 \h </w:instrText>
             </w:r>
             <w:r>
               <w:rPr>
@@ -1912,7 +1985,7 @@
               <w:szCs w:val="22"/>
             </w:rPr>
           </w:pPr>
-          <w:hyperlink w:anchor="_Toc243725347" w:history="1">
+          <w:hyperlink w:anchor="_Toc243926751" w:history="1">
             <w:r>
               <w:rPr>
                 <w:rStyle w:val="Hyperlink"/>
@@ -1936,7 +2009,7 @@
               <w:rPr>
                 <w:noProof/>
               </w:rPr>
-              <w:instrText xml:space="preserve"> PAGEREF _Toc243725347 \h </w:instrText>
+              <w:instrText xml:space="preserve"> PAGEREF _Toc243926751 \h </w:instrText>
             </w:r>
             <w:r>
               <w:rPr>
@@ -1977,7 +2050,7 @@
               <w:szCs w:val="22"/>
             </w:rPr>
           </w:pPr>
-          <w:hyperlink w:anchor="_Toc243725348" w:history="1">
+          <w:hyperlink w:anchor="_Toc243926752" w:history="1">
             <w:r>
               <w:rPr>
                 <w:rStyle w:val="Hyperlink"/>
@@ -2001,7 +2074,7 @@
               <w:rPr>
                 <w:noProof/>
               </w:rPr>
-              <w:instrText xml:space="preserve"> PAGEREF _Toc243725348 \h </w:instrText>
+              <w:instrText xml:space="preserve"> PAGEREF _Toc243926752 \h </w:instrText>
             </w:r>
             <w:r>
               <w:rPr>
@@ -2042,7 +2115,7 @@
               <w:szCs w:val="22"/>
             </w:rPr>
           </w:pPr>
-          <w:hyperlink w:anchor="_Toc243725349" w:history="1">
+          <w:hyperlink w:anchor="_Toc243926753" w:history="1">
             <w:r>
               <w:rPr>
                 <w:rStyle w:val="Hyperlink"/>
@@ -2066,7 +2139,7 @@
               <w:rPr>
                 <w:noProof/>
               </w:rPr>
-              <w:instrText xml:space="preserve"> PAGEREF _Toc243725349 \h </w:instrText>
+              <w:instrText xml:space="preserve"> PAGEREF _Toc243926753 \h </w:instrText>
             </w:r>
             <w:r>
               <w:rPr>
@@ -2107,7 +2180,7 @@
               <w:szCs w:val="22"/>
             </w:rPr>
           </w:pPr>
-          <w:hyperlink w:anchor="_Toc243725350" w:history="1">
+          <w:hyperlink w:anchor="_Toc243926754" w:history="1">
             <w:r>
               <w:rPr>
                 <w:rStyle w:val="Hyperlink"/>
@@ -2131,7 +2204,7 @@
               <w:rPr>
                 <w:noProof/>
               </w:rPr>
-              <w:instrText xml:space="preserve"> PAGEREF _Toc243725350 \h </w:instrText>
+              <w:instrText xml:space="preserve"> PAGEREF _Toc243926754 \h </w:instrText>
             </w:r>
             <w:r>
               <w:rPr>
@@ -2172,7 +2245,7 @@
               <w:szCs w:val="22"/>
             </w:rPr>
           </w:pPr>
-          <w:hyperlink w:anchor="_Toc243725351" w:history="1">
+          <w:hyperlink w:anchor="_Toc243926755" w:history="1">
             <w:r>
               <w:rPr>
                 <w:rStyle w:val="Hyperlink"/>
@@ -2196,7 +2269,7 @@
               <w:rPr>
                 <w:noProof/>
               </w:rPr>
-              <w:instrText xml:space="preserve"> PAGEREF _Toc243725351 \h </w:instrText>
+              <w:instrText xml:space="preserve"> PAGEREF _Toc243926755 \h </w:instrText>
             </w:r>
             <w:r>
               <w:rPr>
@@ -2239,7 +2312,7 @@
       <w:pPr>
         <w:pStyle w:val="Heading1"/>
       </w:pPr>
-      <w:bookmarkStart w:id="1" w:name="_Toc243725341"/>
+      <w:bookmarkStart w:id="1" w:name="_Toc243926745"/>
       <w:r>
         <w:lastRenderedPageBreak/>
         <w:t>1  Introduction</w:t>
@@ -2263,7 +2336,10 @@
         <w:t>/svc</w:t>
       </w:r>
       <w:r>
-        <w:t xml:space="preserve"> prefix, and this server calls the backend on the same computer. It also serves product and campaign photos and videos from the shared media folder.</w:t>
+        <w:t xml:space="preserve"> prefix, and this server calls the</w:t>
+      </w:r>
+      <w:r>
+        <w:t xml:space="preserve"> backend on the same computer. It also serves product and campaign photos and videos from the shared media folder.</w:t>
       </w:r>
     </w:p>
     <w:p>
@@ -2342,7 +2418,7 @@
       <w:pPr>
         <w:pStyle w:val="Heading1"/>
       </w:pPr>
-      <w:bookmarkStart w:id="2" w:name="_Toc243725342"/>
+      <w:bookmarkStart w:id="2" w:name="_Toc243926746"/>
       <w:r>
         <w:lastRenderedPageBreak/>
         <w:t>2  Facts at a glance</w:t>
@@ -2491,14 +2567,7 @@
                 <w:sz w:val="19"/>
                 <w:szCs w:val="19"/>
               </w:rPr>
-              <w:t>/root/fath</w:t>
-            </w:r>
-            <w:r>
-              <w:rPr>
-                <w:sz w:val="19"/>
-                <w:szCs w:val="19"/>
-              </w:rPr>
-              <w:t>ersProject/frontend/app (virtual environment in /root/fathersProject/frontend/venv)</w:t>
+              <w:t>/root/fathersProject/frontend/app (virtual environment in /root/fathersProject/frontend/venv)</w:t>
             </w:r>
           </w:p>
         </w:tc>
@@ -2880,7 +2949,7 @@
       <w:pPr>
         <w:pStyle w:val="Heading1"/>
       </w:pPr>
-      <w:bookmarkStart w:id="3" w:name="_Toc243725343"/>
+      <w:bookmarkStart w:id="3" w:name="_Toc243926747"/>
       <w:r>
         <w:lastRenderedPageBreak/>
         <w:t>3  What it adds on top of the backend</w:t>
@@ -2984,10 +3053,7 @@
         <w:t>core/backend_client.py</w:t>
       </w:r>
       <w:r>
-        <w:t xml:space="preserve"> rewrit</w:t>
-      </w:r>
-      <w:r>
-        <w:t xml:space="preserve">es them to </w:t>
+        <w:t xml:space="preserve"> rewrites them to </w:t>
       </w:r>
       <w:r>
         <w:rPr>
@@ -3019,7 +3085,10 @@
         <w:t>Clean error messages</w:t>
       </w:r>
       <w:r>
-        <w:t xml:space="preserve"> - backend errors are reduced to their message (for example "Not enough stock: ..."); a backend that cannot be reached becomes HTTP 503 "Backend unavailable".</w:t>
+        <w:t xml:space="preserve"> - backend errors are reduced to their message (for example "Not enough stock: ..."); a backend that cannot be reached bec</w:t>
+      </w:r>
+      <w:r>
+        <w:t>omes HTTP 503 "Backend unavailable".</w:t>
       </w:r>
     </w:p>
     <w:p>
@@ -3059,10 +3128,10 @@
         <w:t>Sign-in boundary</w:t>
       </w:r>
       <w:r>
-        <w:t xml:space="preserve"> - checkout, ord</w:t>
-      </w:r>
-      <w:r>
-        <w:t>er and review routes refuse requests without a token; the backend derives the customer from the token, never from the request body.</w:t>
+        <w:t xml:space="preserve"> - checkout, order and review routes refuse requests without a token; the backend derives the customer from the token, never from the requ</w:t>
+      </w:r>
+      <w:r>
+        <w:t>est body.</w:t>
       </w:r>
     </w:p>
     <w:p>
@@ -3094,10 +3163,7 @@
         <w:t>routers/help.py</w:t>
       </w:r>
       <w:r>
-        <w:t xml:space="preserve"> answers simple product and delivery questions from the catalogue and the customer's latest</w:t>
-      </w:r>
-      <w:r>
-        <w:t xml:space="preserve"> order when the AI assistant cannot be reached.</w:t>
+        <w:t xml:space="preserve"> answers simple product and delivery questions from the catalogue and the customer's latest order when the AI assistant cannot be reached.</w:t>
       </w:r>
     </w:p>
     <w:p>
@@ -3129,13 +3195,41 @@
         <w:t>routers/marketing.py</w:t>
       </w:r>
       <w:r>
-        <w:t xml:space="preserve"> passes on only campaigns that are running: status Active, today (Kenya time) within their start and end dates, and at least one linked product that is not in the bin.</w:t>
-      </w:r>
-      <w:r>
-        <w:t xml:space="preserve"> Each one carries its id, name, media, media type, end date and its products by name; staff-only fields (status, channel, start date) and every other campaign stay on the server. The website builds the Featured page, the Products banner and tags, and the p</w:t>
-      </w:r>
-      <w:r>
-        <w:t>roduct-page card from this one list.</w:t>
+        <w:t xml:space="preserve"> passes on only campaigns that ar</w:t>
+      </w:r>
+      <w:r>
+        <w:t xml:space="preserve">e running: status Active, today (Kenya time) within their start and end dates, and at least one linked product that is not in the bin. Each one carries its id, name, media, media type, end date and its products by name; staff-only fields (status, channel, </w:t>
+      </w:r>
+      <w:r>
+        <w:t>start date) and every other campaign stay on the server. The website builds the Featured page, the Products banner and tags, and the product-page card from this one list.</w:t>
+      </w:r>
+    </w:p>
+    <w:p>
+      <w:pPr>
+        <w:pStyle w:val="ListParagraph"/>
+        <w:numPr>
+          <w:ilvl w:val="0"/>
+          <w:numId w:val="2"/>
+        </w:numPr>
+        <w:spacing w:after="60" w:line="264" w:lineRule="auto"/>
+      </w:pPr>
+      <w:r>
+        <w:t>Retired campaigns (since 26 October 2026) are left out by the backend itself: this se</w:t>
+      </w:r>
+      <w:r>
+        <w:t xml:space="preserve">rver asks for the campaign list without </w:t>
+      </w:r>
+      <w:r>
+        <w:rPr>
+          <w:rFonts w:ascii="Consolas" w:eastAsia="Consolas" w:hAnsi="Consolas" w:cs="Consolas"/>
+          <w:color w:val="3B3F3D"/>
+          <w:sz w:val="19"/>
+          <w:szCs w:val="19"/>
+        </w:rPr>
+        <w:t>includeRetired</w:t>
+      </w:r>
+      <w:r>
+        <w:t>.</w:t>
       </w:r>
     </w:p>
     <w:p>
@@ -3209,7 +3303,7 @@
       <w:pPr>
         <w:pStyle w:val="Heading1"/>
       </w:pPr>
-      <w:bookmarkStart w:id="4" w:name="_Toc243725344"/>
+      <w:bookmarkStart w:id="4" w:name="_Toc243926748"/>
       <w:r>
         <w:lastRenderedPageBreak/>
         <w:t>4  Routes</w:t>
@@ -3266,10 +3360,10 @@
         <w:t xml:space="preserve">Note: </w:t>
       </w:r>
       <w:r>
-        <w:t>Since 9 October 2026 the automatic API description pages (/docs, /redoc, /openapi.json) are off: this server faces the internet and those pages lis</w:t>
-      </w:r>
-      <w:r>
-        <w:t>ted every route. The product routes leave retired products out.</w:t>
+        <w:t>Since 9 October 2026 the automatic API description pages (/docs, /redoc, /openapi.json) are off: this server faces the internet and thos</w:t>
+      </w:r>
+      <w:r>
+        <w:t>e pages listed every route. The product routes leave retired products out.</w:t>
       </w:r>
     </w:p>
     <w:tbl>
@@ -6700,7 +6794,7 @@
                 <w:sz w:val="19"/>
                 <w:szCs w:val="19"/>
               </w:rPr>
-              <w:t>POST</w:t>
+              <w:t>GET</w:t>
             </w:r>
           </w:p>
         </w:tc>
@@ -6724,7 +6818,7 @@
                 <w:sz w:val="19"/>
                 <w:szCs w:val="19"/>
               </w:rPr>
-              <w:t>/help/email</w:t>
+              <w:t>/help/notices</w:t>
             </w:r>
           </w:p>
         </w:tc>
@@ -6748,7 +6842,7 @@
                 <w:sz w:val="19"/>
                 <w:szCs w:val="19"/>
               </w:rPr>
-              <w:t>Send us an email: checks the form and sends it to the support inbox through Gmail (signed-in customers' name and email from their account)</w:t>
+              <w:t>The notices showing now (the Updates bell in the top bar), newest first</w:t>
             </w:r>
           </w:p>
         </w:tc>
@@ -6772,7 +6866,7 @@
                 <w:sz w:val="19"/>
                 <w:szCs w:val="19"/>
               </w:rPr>
-              <w:t>GET /api/auth/me (signed in only)</w:t>
+              <w:t>GET /api/notices</w:t>
             </w:r>
           </w:p>
         </w:tc>
@@ -6806,7 +6900,7 @@
                 <w:sz w:val="19"/>
                 <w:szCs w:val="19"/>
               </w:rPr>
-              <w:t>GET</w:t>
+              <w:t>POST</w:t>
             </w:r>
           </w:p>
         </w:tc>
@@ -6829,7 +6923,7 @@
                 <w:sz w:val="19"/>
                 <w:szCs w:val="19"/>
               </w:rPr>
-              <w:t>/heavy-orders/contact</w:t>
+              <w:t>/help/email</w:t>
             </w:r>
           </w:p>
         </w:tc>
@@ -6852,7 +6946,7 @@
                 <w:sz w:val="19"/>
                 <w:szCs w:val="19"/>
               </w:rPr>
-              <w:t>Contact for bulk orders (name, email, phone, WhatsApp and its wa.me link; emailForm says whether the Send us an email window can send)</w:t>
+              <w:t>Send us an email: checks the form and sends it to the support inbox through Gmail (signed-in customers' name and email from their account)</w:t>
             </w:r>
           </w:p>
         </w:tc>
@@ -6875,7 +6969,7 @@
                 <w:sz w:val="19"/>
                 <w:szCs w:val="19"/>
               </w:rPr>
-              <w:t>- (from settings)</w:t>
+              <w:t>GET /api/auth/me (signed in only)</w:t>
             </w:r>
           </w:p>
         </w:tc>
@@ -6934,7 +7028,7 @@
                 <w:sz w:val="19"/>
                 <w:szCs w:val="19"/>
               </w:rPr>
-              <w:t>/heavy-orders/showcase</w:t>
+              <w:t>/heavy-orders/contact</w:t>
             </w:r>
           </w:p>
         </w:tc>
@@ -6958,7 +7052,7 @@
                 <w:sz w:val="19"/>
                 <w:szCs w:val="19"/>
               </w:rPr>
-              <w:t>The Bulk Orders slideshow pictures, in order (picture address, caption)</w:t>
+              <w:t>Contact for bulk orders (name, email, phone, WhatsApp and its wa.me link; emailForm says whether the Send us an email window can send)</w:t>
             </w:r>
           </w:p>
         </w:tc>
@@ -6966,6 +7060,109 @@
           <w:tcPr>
             <w:tcW w:w="3021" w:type="dxa"/>
             <w:shd w:val="clear" w:color="auto" w:fill="F4F5F3"/>
+            <w:tcMar>
+              <w:top w:w="50" w:type="dxa"/>
+              <w:left w:w="90" w:type="dxa"/>
+              <w:bottom w:w="50" w:type="dxa"/>
+              <w:right w:w="90" w:type="dxa"/>
+            </w:tcMar>
+          </w:tcPr>
+          <w:p>
+            <w:pPr>
+              <w:spacing w:after="20" w:line="252" w:lineRule="auto"/>
+            </w:pPr>
+            <w:r>
+              <w:rPr>
+                <w:sz w:val="19"/>
+                <w:szCs w:val="19"/>
+              </w:rPr>
+              <w:t>- (from settings)</w:t>
+            </w:r>
+          </w:p>
+        </w:tc>
+      </w:tr>
+      <w:tr>
+        <w:tblPrEx>
+          <w:tblCellMar>
+            <w:top w:w="0" w:type="dxa"/>
+            <w:bottom w:w="0" w:type="dxa"/>
+          </w:tblCellMar>
+        </w:tblPrEx>
+        <w:trPr>
+          <w:cantSplit/>
+        </w:trPr>
+        <w:tc>
+          <w:tcPr>
+            <w:tcW w:w="928" w:type="dxa"/>
+            <w:tcMar>
+              <w:top w:w="50" w:type="dxa"/>
+              <w:left w:w="90" w:type="dxa"/>
+              <w:bottom w:w="50" w:type="dxa"/>
+              <w:right w:w="90" w:type="dxa"/>
+            </w:tcMar>
+          </w:tcPr>
+          <w:p>
+            <w:pPr>
+              <w:spacing w:after="20" w:line="252" w:lineRule="auto"/>
+            </w:pPr>
+            <w:r>
+              <w:rPr>
+                <w:sz w:val="19"/>
+                <w:szCs w:val="19"/>
+              </w:rPr>
+              <w:t>GET</w:t>
+            </w:r>
+          </w:p>
+        </w:tc>
+        <w:tc>
+          <w:tcPr>
+            <w:tcW w:w="2322" w:type="dxa"/>
+            <w:tcMar>
+              <w:top w:w="50" w:type="dxa"/>
+              <w:left w:w="90" w:type="dxa"/>
+              <w:bottom w:w="50" w:type="dxa"/>
+              <w:right w:w="90" w:type="dxa"/>
+            </w:tcMar>
+          </w:tcPr>
+          <w:p>
+            <w:pPr>
+              <w:spacing w:after="20" w:line="252" w:lineRule="auto"/>
+            </w:pPr>
+            <w:r>
+              <w:rPr>
+                <w:sz w:val="19"/>
+                <w:szCs w:val="19"/>
+              </w:rPr>
+              <w:t>/heavy-orders/showcase</w:t>
+            </w:r>
+          </w:p>
+        </w:tc>
+        <w:tc>
+          <w:tcPr>
+            <w:tcW w:w="3367" w:type="dxa"/>
+            <w:tcMar>
+              <w:top w:w="50" w:type="dxa"/>
+              <w:left w:w="90" w:type="dxa"/>
+              <w:bottom w:w="50" w:type="dxa"/>
+              <w:right w:w="90" w:type="dxa"/>
+            </w:tcMar>
+          </w:tcPr>
+          <w:p>
+            <w:pPr>
+              <w:spacing w:after="20" w:line="252" w:lineRule="auto"/>
+            </w:pPr>
+            <w:r>
+              <w:rPr>
+                <w:sz w:val="19"/>
+                <w:szCs w:val="19"/>
+              </w:rPr>
+              <w:t>The Bulk Orders slideshow pictures, in order (picture address, caption)</w:t>
+            </w:r>
+          </w:p>
+        </w:tc>
+        <w:tc>
+          <w:tcPr>
+            <w:tcW w:w="3021" w:type="dxa"/>
             <w:tcMar>
               <w:top w:w="50" w:type="dxa"/>
               <w:left w:w="90" w:type="dxa"/>
@@ -7012,7 +7209,7 @@
       <w:pPr>
         <w:pStyle w:val="Heading1"/>
       </w:pPr>
-      <w:bookmarkStart w:id="5" w:name="_Toc243725345"/>
+      <w:bookmarkStart w:id="5" w:name="_Toc243926749"/>
       <w:r>
         <w:lastRenderedPageBreak/>
         <w:t>5  Source files</w:t>
@@ -7482,7 +7679,7 @@
       <w:pPr>
         <w:pStyle w:val="Heading1"/>
       </w:pPr>
-      <w:bookmarkStart w:id="6" w:name="_Toc243725346"/>
+      <w:bookmarkStart w:id="6" w:name="_Toc243926750"/>
       <w:r>
         <w:lastRenderedPageBreak/>
         <w:t>6  Send us an email</w:t>
@@ -7748,7 +7945,7 @@
       <w:pPr>
         <w:pStyle w:val="Heading1"/>
       </w:pPr>
-      <w:bookmarkStart w:id="7" w:name="_Toc243725347"/>
+      <w:bookmarkStart w:id="7" w:name="_Toc243926751"/>
       <w:r>
         <w:lastRenderedPageBreak/>
         <w:t>7  Phone codes</w:t>
@@ -7919,7 +8116,7 @@
       <w:pPr>
         <w:pStyle w:val="Heading1"/>
       </w:pPr>
-      <w:bookmarkStart w:id="8" w:name="_Toc243725348"/>
+      <w:bookmarkStart w:id="8" w:name="_Toc243926752"/>
       <w:r>
         <w:lastRenderedPageBreak/>
         <w:t>8  Errors</w:t>
@@ -7940,22 +8137,13 @@
           <w:sz w:val="19"/>
           <w:szCs w:val="19"/>
         </w:rPr>
-        <w:t>app/core/backend_</w:t>
-      </w:r>
-      <w:r>
-        <w:rPr>
-          <w:rFonts w:ascii="Consolas" w:eastAsia="Consolas" w:hAnsi="Consolas" w:cs="Consolas"/>
-          <w:color w:val="3B3F3D"/>
-          <w:sz w:val="19"/>
-          <w:szCs w:val="19"/>
-        </w:rPr>
-        <w:t>client.py</w:t>
-      </w:r>
-      <w:r>
-        <w:t xml:space="preserve"> never passes on technical details. A backend that can't be reached becomes 503 "We can't reach our server right now ...", a slow one 504, and any backend 500 becomes "Something went wrong on our side ..." - the real error goes to this server's lo</w:t>
-      </w:r>
-      <w:r>
-        <w:t xml:space="preserve">g. A reason the backend wrote for people (any 4xx, or a deliberate 503 such as "Text messages are not set up yet.") passes through; a 4xx without one gets a plain sentence for its status. </w:t>
+        <w:t>app/core/backend_client.py</w:t>
+      </w:r>
+      <w:r>
+        <w:t xml:space="preserve"> never passes on technical details. A backend that can't be reached becomes 503 "We can't reach our server right now ...", a slow one 504, and any backend 500 becomes "Something went wrong on our side ..." - the real error goes to</w:t>
+      </w:r>
+      <w:r>
+        <w:t xml:space="preserve"> this server's log. A reason the backend wrote for people (any 4xx, or a deliberate 503 such as "Text messages are not set up yet.") passes through; a 4xx without one gets a plain sentence for its status. </w:t>
       </w:r>
       <w:r>
         <w:rPr>
@@ -7967,7 +8155,10 @@
         <w:t>app/main.py</w:t>
       </w:r>
       <w:r>
-        <w:t xml:space="preserve"> answers a request with fields that don't fit with one sentence (422) and anything unexpected with the calm 500, logging the trace.</w:t>
+        <w:t xml:space="preserve"> answers a request with fields that don'</w:t>
+      </w:r>
+      <w:r>
+        <w:t>t fit with one sentence (422) and anything unexpected with the calm 500, logging the trace.</w:t>
       </w:r>
     </w:p>
     <w:p>
@@ -7979,7 +8170,7 @@
       <w:pPr>
         <w:pStyle w:val="Heading1"/>
       </w:pPr>
-      <w:bookmarkStart w:id="9" w:name="_Toc243725349"/>
+      <w:bookmarkStart w:id="9" w:name="_Toc243926753"/>
       <w:r>
         <w:lastRenderedPageBreak/>
         <w:t>9  Configuration</w:t>
@@ -8129,17 +8320,7 @@
                 <w:sz w:val="19"/>
                 <w:szCs w:val="19"/>
               </w:rPr>
-              <w:t>Purpo</w:t>
-            </w:r>
-            <w:r>
-              <w:rPr>
-                <w:b/>
-                <w:bCs/>
-                <w:color w:val="FFFFFF"/>
-                <w:sz w:val="19"/>
-                <w:szCs w:val="19"/>
-              </w:rPr>
-              <w:t>se</w:t>
+              <w:t>Purpose</w:t>
             </w:r>
           </w:p>
         </w:tc>
@@ -9201,7 +9382,7 @@
       <w:pPr>
         <w:pStyle w:val="Heading1"/>
       </w:pPr>
-      <w:bookmarkStart w:id="10" w:name="_Toc243725350"/>
+      <w:bookmarkStart w:id="10" w:name="_Toc243926754"/>
       <w:r>
         <w:lastRenderedPageBreak/>
         <w:t>10  Running and checking</w:t>
@@ -9362,7 +9543,7 @@
       <w:pPr>
         <w:pStyle w:val="Heading1"/>
       </w:pPr>
-      <w:bookmarkStart w:id="11" w:name="_Toc243725351"/>
+      <w:bookmarkStart w:id="11" w:name="_Toc243926755"/>
       <w:r>
         <w:lastRenderedPageBreak/>
         <w:t>11  Known limitations</w:t>
@@ -9625,10 +9806,10 @@
 <file path=word/numbering.xml><?xml version="1.0" encoding="utf-8"?>
 <w:numbering xmlns:wpc="http://schemas.microsoft.com/office/word/2010/wordprocessingCanvas" xmlns:cx="http://schemas.microsoft.com/office/drawing/2014/chartex" xmlns:cx1="http://schemas.microsoft.com/office/drawing/2015/9/8/chartex" xmlns:mc="http://schemas.openxmlformats.org/markup-compatibility/2006" xmlns:o="urn:schemas-microsoft-com:office:office" xmlns:r="http://schemas.openxmlformats.org/officeDocument/2006/relationships" xmlns:m="http://schemas.openxmlformats.org/officeDocument/2006/math" xmlns:v="urn:schemas-microsoft-com:vml" xmlns:wp14="http://schemas.microsoft.com/office/word/2010/wordprocessingDrawing" xmlns:wp="http://schemas.openxmlformats.org/drawingml/2006/wordprocessingDrawing" xmlns:w10="urn:schemas-microsoft-com:office:word" xmlns:w="http://schemas.openxmlformats.org/wordprocessingml/2006/main" xmlns:w14="http://schemas.microsoft.com/office/word/2010/wordml" xmlns:w15="http://schemas.microsoft.com/office/word/2012/wordml" xmlns:w16se="http://schemas.microsoft.com/office/word/2015/wordml/symex" xmlns:wpg="http://schemas.microsoft.com/office/word/2010/wordprocessingGroup" xmlns:wpi="http://schemas.microsoft.com/office/word/2010/wordprocessingInk" xmlns:wne="http://schemas.microsoft.com/office/word/2006/wordml" xmlns:wps="http://schemas.microsoft.com/office/word/2010/wordprocessingShape" mc:Ignorable="w14 w15 w16se wp14">
   <w:abstractNum w:abstractNumId="0" w15:restartNumberingAfterBreak="0">
-    <w:nsid w:val="4C565728"/>
+    <w:nsid w:val="4B26450E"/>
     <w:multiLevelType w:val="hybridMultilevel"/>
-    <w:tmpl w:val="E9A4FDB8"/>
-    <w:lvl w:ilvl="0" w:tplc="1D826618" w:tentative="1">
+    <w:tmpl w:val="E622232E"/>
+    <w:lvl w:ilvl="0" w:tplc="1FFA0678" w:tentative="1">
       <w:start w:val="1"/>
       <w:numFmt w:val="decimal"/>
       <w:lvlText w:val="%1."/>
@@ -9637,7 +9818,7 @@
         <w:ind w:left="540" w:hanging="300"/>
       </w:pPr>
     </w:lvl>
-    <w:lvl w:ilvl="1" w:tplc="0CC66506" w:tentative="1">
+    <w:lvl w:ilvl="1" w:tplc="87C64278" w:tentative="1">
       <w:start w:val="1"/>
       <w:numFmt w:val="lowerLetter"/>
       <w:lvlText w:val="%2."/>
@@ -9646,7 +9827,7 @@
         <w:ind w:left="940" w:hanging="300"/>
       </w:pPr>
     </w:lvl>
-    <w:lvl w:ilvl="2" w:tplc="2972717C" w:tentative="1">
+    <w:lvl w:ilvl="2" w:tplc="7EEC911E" w:tentative="1">
       <w:start w:val="1"/>
       <w:numFmt w:val="lowerRoman"/>
       <w:lvlText w:val="%3."/>
@@ -9655,42 +9836,42 @@
         <w:ind w:left="1340" w:hanging="300"/>
       </w:pPr>
     </w:lvl>
-    <w:lvl w:ilvl="3" w:tplc="21C2986A">
+    <w:lvl w:ilvl="3" w:tplc="D278D6FA">
       <w:numFmt w:val="decimal"/>
       <w:lvlText w:val=""/>
       <w:lvlJc w:val="left"/>
     </w:lvl>
-    <w:lvl w:ilvl="4" w:tplc="C73E3C12">
+    <w:lvl w:ilvl="4" w:tplc="B81474C4">
       <w:numFmt w:val="decimal"/>
       <w:lvlText w:val=""/>
       <w:lvlJc w:val="left"/>
     </w:lvl>
-    <w:lvl w:ilvl="5" w:tplc="EBD4B018">
+    <w:lvl w:ilvl="5" w:tplc="04B04CB4">
       <w:numFmt w:val="decimal"/>
       <w:lvlText w:val=""/>
       <w:lvlJc w:val="left"/>
     </w:lvl>
-    <w:lvl w:ilvl="6" w:tplc="01C8A11C">
+    <w:lvl w:ilvl="6" w:tplc="2098EC5C">
       <w:numFmt w:val="decimal"/>
       <w:lvlText w:val=""/>
       <w:lvlJc w:val="left"/>
     </w:lvl>
-    <w:lvl w:ilvl="7" w:tplc="28861270">
+    <w:lvl w:ilvl="7" w:tplc="311A1E1C">
       <w:numFmt w:val="decimal"/>
       <w:lvlText w:val=""/>
       <w:lvlJc w:val="left"/>
     </w:lvl>
-    <w:lvl w:ilvl="8" w:tplc="CA9A09D4">
+    <w:lvl w:ilvl="8" w:tplc="95845F36">
       <w:numFmt w:val="decimal"/>
       <w:lvlText w:val=""/>
       <w:lvlJc w:val="left"/>
     </w:lvl>
   </w:abstractNum>
   <w:abstractNum w:abstractNumId="1" w15:restartNumberingAfterBreak="0">
-    <w:nsid w:val="5D9A32C4"/>
+    <w:nsid w:val="4DF571BD"/>
     <w:multiLevelType w:val="hybridMultilevel"/>
-    <w:tmpl w:val="9EB2C18C"/>
-    <w:lvl w:ilvl="0" w:tplc="8E6EBD0C" w:tentative="1">
+    <w:tmpl w:val="4F18D370"/>
+    <w:lvl w:ilvl="0" w:tplc="135AA73A" w:tentative="1">
       <w:start w:val="1"/>
       <w:numFmt w:val="bullet"/>
       <w:lvlText w:val="●"/>
@@ -9699,7 +9880,7 @@
         <w:ind w:left="720" w:hanging="360"/>
       </w:pPr>
     </w:lvl>
-    <w:lvl w:ilvl="1" w:tplc="F3C809FA" w:tentative="1">
+    <w:lvl w:ilvl="1" w:tplc="E4D2D074" w:tentative="1">
       <w:start w:val="1"/>
       <w:numFmt w:val="bullet"/>
       <w:lvlText w:val="○"/>
@@ -9708,7 +9889,7 @@
         <w:ind w:left="1440" w:hanging="360"/>
       </w:pPr>
     </w:lvl>
-    <w:lvl w:ilvl="2" w:tplc="0DEC585A" w:tentative="1">
+    <w:lvl w:ilvl="2" w:tplc="95BCD07A" w:tentative="1">
       <w:start w:val="1"/>
       <w:numFmt w:val="bullet"/>
       <w:lvlText w:val="■"/>
@@ -9717,7 +9898,7 @@
         <w:ind w:left="2160" w:hanging="360"/>
       </w:pPr>
     </w:lvl>
-    <w:lvl w:ilvl="3" w:tplc="DBA020D4" w:tentative="1">
+    <w:lvl w:ilvl="3" w:tplc="85ACB7DE" w:tentative="1">
       <w:start w:val="1"/>
       <w:numFmt w:val="bullet"/>
       <w:lvlText w:val="●"/>
@@ -9726,7 +9907,7 @@
         <w:ind w:left="2880" w:hanging="360"/>
       </w:pPr>
     </w:lvl>
-    <w:lvl w:ilvl="4" w:tplc="E3B8C5DC" w:tentative="1">
+    <w:lvl w:ilvl="4" w:tplc="39387816" w:tentative="1">
       <w:start w:val="1"/>
       <w:numFmt w:val="bullet"/>
       <w:lvlText w:val="○"/>
@@ -9735,7 +9916,7 @@
         <w:ind w:left="3600" w:hanging="360"/>
       </w:pPr>
     </w:lvl>
-    <w:lvl w:ilvl="5" w:tplc="2C6813FE" w:tentative="1">
+    <w:lvl w:ilvl="5" w:tplc="670A6430" w:tentative="1">
       <w:start w:val="1"/>
       <w:numFmt w:val="bullet"/>
       <w:lvlText w:val="■"/>
@@ -9744,7 +9925,7 @@
         <w:ind w:left="4320" w:hanging="360"/>
       </w:pPr>
     </w:lvl>
-    <w:lvl w:ilvl="6" w:tplc="3FCE5238" w:tentative="1">
+    <w:lvl w:ilvl="6" w:tplc="E33C38EA" w:tentative="1">
       <w:start w:val="1"/>
       <w:numFmt w:val="bullet"/>
       <w:lvlText w:val="●"/>
@@ -9753,7 +9934,7 @@
         <w:ind w:left="5040" w:hanging="360"/>
       </w:pPr>
     </w:lvl>
-    <w:lvl w:ilvl="7" w:tplc="9AD4464E" w:tentative="1">
+    <w:lvl w:ilvl="7" w:tplc="F63E5C16" w:tentative="1">
       <w:start w:val="1"/>
       <w:numFmt w:val="bullet"/>
       <w:lvlText w:val="●"/>
@@ -9762,7 +9943,7 @@
         <w:ind w:left="5760" w:hanging="360"/>
       </w:pPr>
     </w:lvl>
-    <w:lvl w:ilvl="8" w:tplc="77323B78" w:tentative="1">
+    <w:lvl w:ilvl="8" w:tplc="28C42990" w:tentative="1">
       <w:start w:val="1"/>
       <w:numFmt w:val="bullet"/>
       <w:lvlText w:val="●"/>
@@ -9773,10 +9954,10 @@
     </w:lvl>
   </w:abstractNum>
   <w:abstractNum w:abstractNumId="2" w15:restartNumberingAfterBreak="0">
-    <w:nsid w:val="7E332E7D"/>
+    <w:nsid w:val="6F305CA8"/>
     <w:multiLevelType w:val="hybridMultilevel"/>
-    <w:tmpl w:val="68A4E5C4"/>
-    <w:lvl w:ilvl="0" w:tplc="1FAECCBA">
+    <w:tmpl w:val="C09CAE08"/>
+    <w:lvl w:ilvl="0" w:tplc="1E1ED384">
       <w:start w:val="1"/>
       <w:numFmt w:val="bullet"/>
       <w:lvlText w:val="•"/>
@@ -9785,7 +9966,7 @@
         <w:ind w:left="540" w:hanging="300"/>
       </w:pPr>
     </w:lvl>
-    <w:lvl w:ilvl="1" w:tplc="80826B7A" w:tentative="1">
+    <w:lvl w:ilvl="1" w:tplc="FD181098" w:tentative="1">
       <w:start w:val="1"/>
       <w:numFmt w:val="bullet"/>
       <w:lvlText w:val="–"/>
@@ -9794,7 +9975,7 @@
         <w:ind w:left="940" w:hanging="300"/>
       </w:pPr>
     </w:lvl>
-    <w:lvl w:ilvl="2" w:tplc="9020BC48" w:tentative="1">
+    <w:lvl w:ilvl="2" w:tplc="106A21B6" w:tentative="1">
       <w:start w:val="1"/>
       <w:numFmt w:val="bullet"/>
       <w:lvlText w:val="◦"/>
@@ -9803,32 +9984,32 @@
         <w:ind w:left="1340" w:hanging="300"/>
       </w:pPr>
     </w:lvl>
-    <w:lvl w:ilvl="3" w:tplc="C9649350">
+    <w:lvl w:ilvl="3" w:tplc="9E14F06E">
       <w:numFmt w:val="decimal"/>
       <w:lvlText w:val=""/>
       <w:lvlJc w:val="left"/>
     </w:lvl>
-    <w:lvl w:ilvl="4" w:tplc="F2AE8EA8">
+    <w:lvl w:ilvl="4" w:tplc="3E6280BA">
       <w:numFmt w:val="decimal"/>
       <w:lvlText w:val=""/>
       <w:lvlJc w:val="left"/>
     </w:lvl>
-    <w:lvl w:ilvl="5" w:tplc="2B76C886">
+    <w:lvl w:ilvl="5" w:tplc="C0225B7E">
       <w:numFmt w:val="decimal"/>
       <w:lvlText w:val=""/>
       <w:lvlJc w:val="left"/>
     </w:lvl>
-    <w:lvl w:ilvl="6" w:tplc="62B0987C">
+    <w:lvl w:ilvl="6" w:tplc="5E207A96">
       <w:numFmt w:val="decimal"/>
       <w:lvlText w:val=""/>
       <w:lvlJc w:val="left"/>
     </w:lvl>
-    <w:lvl w:ilvl="7" w:tplc="58063A6C">
+    <w:lvl w:ilvl="7" w:tplc="467C6D42">
       <w:numFmt w:val="decimal"/>
       <w:lvlText w:val=""/>
       <w:lvlJc w:val="left"/>
     </w:lvl>
-    <w:lvl w:ilvl="8" w:tplc="8DB60F62">
+    <w:lvl w:ilvl="8" w:tplc="E6305B22">
       <w:numFmt w:val="decimal"/>
       <w:lvlText w:val=""/>
       <w:lvlJc w:val="left"/>
@@ -10470,7 +10651,7 @@
     <w:autoRedefine/>
     <w:uiPriority w:val="39"/>
     <w:unhideWhenUsed/>
-    <w:rsid w:val="00BC716D"/>
+    <w:rsid w:val="00013D19"/>
     <w:pPr>
       <w:spacing w:after="100"/>
     </w:pPr>
